--- a/estudo/relatorio/analisei e acreentar/melhorias_pap_rela.docx
+++ b/estudo/relatorio/analisei e acreentar/melhorias_pap_rela.docx
@@ -4,28 +4,1035 @@
   <w:body>
     <w:p>
       <w:pPr>
+        <w:pStyle w:val="Ttulo1"/>
+        <w:ind w:left="284" w:hanging="284"/>
+      </w:pPr>
+      <w:bookmarkStart w:id="0" w:name="_Toc232974536"/>
+      <w:r>
+        <w:t>4. Desenvolvimento do Projeto</w:t>
+      </w:r>
+      <w:bookmarkEnd w:id="0"/>
+    </w:p>
+    <w:p>
+      <w:pPr>
+        <w:spacing w:after="0" w:line="360" w:lineRule="auto"/>
+        <w:contextualSpacing/>
+        <w:jc w:val="both"/>
+        <w:rPr>
+          <w:rFonts w:ascii="Arial Narrow" w:hAnsi="Arial Narrow"/>
+        </w:rPr>
+      </w:pPr>
+      <w:r>
+        <w:rPr>
+          <w:rFonts w:ascii="Arial Narrow" w:hAnsi="Arial Narrow"/>
+        </w:rPr>
+        <w:t>Este capítulo descreve o processo de desenvolvimento da Hexomel, desde a organização inicial do trabalho até à implementação das principais funcionalidades do website. A estrutura segue uma lógica cronológica e técnica: primeiro apresenta-se a calendarização, depois a pesquisa realizada, a organização do projeto e, por fim, o desenvolvimento das várias áreas funcionais da plataforma.</w:t>
+      </w:r>
+    </w:p>
+    <w:p>
+      <w:pPr>
+        <w:spacing w:after="0" w:line="360" w:lineRule="auto"/>
+        <w:contextualSpacing/>
+        <w:jc w:val="both"/>
+        <w:rPr>
+          <w:rFonts w:ascii="Arial Narrow" w:hAnsi="Arial Narrow"/>
+        </w:rPr>
+      </w:pPr>
+      <w:r>
+        <w:rPr>
+          <w:rFonts w:ascii="Arial Narrow" w:hAnsi="Arial Narrow"/>
+        </w:rPr>
+        <w:t>A Hexomel foi desenvolvida como uma aplicação web full-stack orientada para o comércio eletrónico de mel português artesanal. O objetivo não foi apenas criar um website visualmente apelativo, mas sim construir uma plataforma funcional, com autenticação, base de dados, perfis de utilizador, carrinho, checkout, dashboards, comunidade, chat privado e mecanismos de administração.</w:t>
+      </w:r>
+    </w:p>
+    <w:p>
+      <w:pPr>
+        <w:spacing w:after="0" w:line="360" w:lineRule="auto"/>
+        <w:contextualSpacing/>
+        <w:jc w:val="both"/>
+        <w:rPr>
+          <w:rFonts w:ascii="Arial Narrow" w:hAnsi="Arial Narrow"/>
+        </w:rPr>
+      </w:pPr>
+      <w:r>
+        <w:rPr>
+          <w:rFonts w:ascii="Arial Narrow" w:hAnsi="Arial Narrow"/>
+        </w:rPr>
+        <w:t>Ao longo do desenvolvimento, o projeto foi registado e acompanhado através do Git. O histórico do repositório mostra uma evolução progressiva entre janeiro e junho de 2026, começando pela estrutura inicial do website e terminando em funcionalidades avançadas como leaderboard educativo, moderação social, chat privado e melhorias de interface. Esta utilização do Git foi importante para guardar versões, recuperar alterações, acompanhar fases de trabalho e manter uma memória técnica do projeto.</w:t>
+      </w:r>
+    </w:p>
+    <w:p>
+      <w:pPr>
+        <w:spacing w:after="0" w:line="360" w:lineRule="auto"/>
+        <w:contextualSpacing/>
+        <w:jc w:val="both"/>
+        <w:rPr>
+          <w:rFonts w:ascii="Arial Narrow" w:hAnsi="Arial Narrow"/>
+        </w:rPr>
+      </w:pPr>
+    </w:p>
+    <w:p>
+      <w:pPr>
+        <w:spacing w:after="0" w:line="360" w:lineRule="auto"/>
+        <w:contextualSpacing/>
+        <w:jc w:val="both"/>
+        <w:rPr>
+          <w:rFonts w:ascii="Arial Narrow" w:hAnsi="Arial Narrow"/>
+        </w:rPr>
+      </w:pPr>
+    </w:p>
+    <w:p>
+      <w:pPr>
         <w:pStyle w:val="Ttulo2"/>
       </w:pPr>
-      <w:bookmarkStart w:id="0" w:name="_Toc231219804"/>
+      <w:bookmarkStart w:id="1" w:name="_Toc232974537"/>
+      <w:r>
+        <w:t>4.1 Calendarização inicial</w:t>
+      </w:r>
+      <w:bookmarkEnd w:id="1"/>
+    </w:p>
+    <w:p>
+      <w:pPr>
+        <w:spacing w:after="0" w:line="360" w:lineRule="auto"/>
+        <w:contextualSpacing/>
+        <w:jc w:val="both"/>
+        <w:rPr>
+          <w:rFonts w:ascii="Arial Narrow" w:hAnsi="Arial Narrow"/>
+        </w:rPr>
+      </w:pPr>
+      <w:r>
+        <w:rPr>
+          <w:rFonts w:ascii="Arial Narrow" w:hAnsi="Arial Narrow"/>
+        </w:rPr>
+        <w:t>A calendarização inicial serviu como orientação para distribuir o trabalho por fases. No entanto, como acontece frequentemente em projetos de software, algumas funcionalidades foram revistas, alargadas ou reconstruídas durante a implementação. A versão final da Hexomel acabou por ficar mais completa do que a ideia inicial, porque o projeto deixou de ser apenas uma loja online e passou a funcionar como uma plataforma com componentes comerciais, educativos e comunitários.</w:t>
+      </w:r>
+    </w:p>
+    <w:p>
+      <w:pPr>
+        <w:spacing w:after="0" w:line="360" w:lineRule="auto"/>
+        <w:contextualSpacing/>
+        <w:jc w:val="both"/>
+        <w:rPr>
+          <w:rFonts w:ascii="Arial Narrow" w:hAnsi="Arial Narrow"/>
+        </w:rPr>
+      </w:pPr>
+    </w:p>
+    <w:p>
+      <w:pPr>
+        <w:spacing w:after="0" w:line="360" w:lineRule="auto"/>
+        <w:contextualSpacing/>
+        <w:jc w:val="both"/>
+        <w:rPr>
+          <w:rFonts w:ascii="Arial Narrow" w:hAnsi="Arial Narrow"/>
+        </w:rPr>
+      </w:pPr>
+    </w:p>
+    <w:p>
+      <w:pPr>
+        <w:spacing w:after="0" w:line="360" w:lineRule="auto"/>
+        <w:contextualSpacing/>
+        <w:jc w:val="both"/>
+        <w:rPr>
+          <w:rFonts w:ascii="Arial Narrow" w:hAnsi="Arial Narrow"/>
+        </w:rPr>
+      </w:pPr>
+    </w:p>
+    <w:p>
+      <w:pPr>
+        <w:spacing w:after="0" w:line="360" w:lineRule="auto"/>
+        <w:contextualSpacing/>
+        <w:jc w:val="both"/>
+        <w:rPr>
+          <w:rFonts w:ascii="Arial Narrow" w:hAnsi="Arial Narrow"/>
+        </w:rPr>
+      </w:pPr>
+    </w:p>
+    <w:p>
+      <w:pPr>
+        <w:spacing w:after="0" w:line="360" w:lineRule="auto"/>
+        <w:contextualSpacing/>
+        <w:jc w:val="both"/>
+        <w:rPr>
+          <w:rFonts w:ascii="Arial Narrow" w:hAnsi="Arial Narrow"/>
+        </w:rPr>
+      </w:pPr>
+    </w:p>
+    <w:p>
+      <w:pPr>
+        <w:spacing w:after="0" w:line="360" w:lineRule="auto"/>
+        <w:contextualSpacing/>
+        <w:jc w:val="both"/>
+        <w:rPr>
+          <w:rFonts w:ascii="Arial Narrow" w:hAnsi="Arial Narrow"/>
+        </w:rPr>
+      </w:pPr>
+    </w:p>
+    <w:p>
+      <w:pPr>
+        <w:spacing w:after="0" w:line="360" w:lineRule="auto"/>
+        <w:contextualSpacing/>
+        <w:jc w:val="both"/>
+        <w:rPr>
+          <w:rFonts w:ascii="Arial Narrow" w:hAnsi="Arial Narrow"/>
+        </w:rPr>
+      </w:pPr>
+    </w:p>
+    <w:tbl>
+      <w:tblPr>
+        <w:tblStyle w:val="TabelacomGrelha"/>
+        <w:tblW w:w="9493" w:type="dxa"/>
+        <w:jc w:val="center"/>
+        <w:tblLayout w:type="fixed"/>
+        <w:tblLook w:val="04A0" w:firstRow="1" w:lastRow="0" w:firstColumn="1" w:lastColumn="0" w:noHBand="0" w:noVBand="1"/>
+      </w:tblPr>
+      <w:tblGrid>
+        <w:gridCol w:w="1400"/>
+        <w:gridCol w:w="3000"/>
+        <w:gridCol w:w="5093"/>
+      </w:tblGrid>
+      <w:tr>
+        <w:trPr>
+          <w:jc w:val="center"/>
+        </w:trPr>
+        <w:tc>
+          <w:tcPr>
+            <w:tcW w:w="1400" w:type="dxa"/>
+            <w:tcBorders>
+              <w:top w:val="single" w:sz="4" w:space="0" w:color="auto"/>
+              <w:left w:val="single" w:sz="4" w:space="0" w:color="auto"/>
+              <w:bottom w:val="single" w:sz="4" w:space="0" w:color="auto"/>
+              <w:right w:val="single" w:sz="4" w:space="0" w:color="auto"/>
+            </w:tcBorders>
+            <w:shd w:val="clear" w:color="auto" w:fill="000000" w:themeFill="text1"/>
+            <w:tcMar>
+              <w:top w:w="80" w:type="dxa"/>
+              <w:left w:w="120" w:type="dxa"/>
+              <w:bottom w:w="80" w:type="dxa"/>
+              <w:right w:w="120" w:type="dxa"/>
+            </w:tcMar>
+            <w:vAlign w:val="center"/>
+          </w:tcPr>
+          <w:p>
+            <w:pPr>
+              <w:spacing w:before="50" w:after="50"/>
+              <w:jc w:val="center"/>
+              <w:rPr>
+                <w:rFonts w:ascii="Arial Narrow" w:eastAsia="Arial Narrow" w:hAnsi="Arial Narrow" w:cs="Arial Narrow"/>
+                <w:b/>
+                <w:bCs/>
+                <w:sz w:val="18"/>
+                <w:szCs w:val="18"/>
+              </w:rPr>
+            </w:pPr>
+            <w:r>
+              <w:rPr>
+                <w:rFonts w:ascii="Arial Narrow" w:eastAsia="Arial Narrow" w:hAnsi="Arial Narrow" w:cs="Arial Narrow"/>
+                <w:b/>
+                <w:bCs/>
+                <w:sz w:val="18"/>
+                <w:szCs w:val="18"/>
+              </w:rPr>
+              <w:t>Período</w:t>
+            </w:r>
+          </w:p>
+        </w:tc>
+        <w:tc>
+          <w:tcPr>
+            <w:tcW w:w="3000" w:type="dxa"/>
+            <w:tcBorders>
+              <w:top w:val="single" w:sz="4" w:space="0" w:color="auto"/>
+              <w:left w:val="single" w:sz="4" w:space="0" w:color="auto"/>
+              <w:bottom w:val="single" w:sz="4" w:space="0" w:color="auto"/>
+              <w:right w:val="single" w:sz="4" w:space="0" w:color="auto"/>
+            </w:tcBorders>
+            <w:shd w:val="clear" w:color="auto" w:fill="000000" w:themeFill="text1"/>
+            <w:tcMar>
+              <w:top w:w="80" w:type="dxa"/>
+              <w:left w:w="120" w:type="dxa"/>
+              <w:bottom w:w="80" w:type="dxa"/>
+              <w:right w:w="120" w:type="dxa"/>
+            </w:tcMar>
+            <w:vAlign w:val="center"/>
+          </w:tcPr>
+          <w:p>
+            <w:pPr>
+              <w:spacing w:before="50" w:after="50"/>
+              <w:jc w:val="center"/>
+              <w:rPr>
+                <w:rFonts w:ascii="Arial Narrow" w:eastAsia="Arial Narrow" w:hAnsi="Arial Narrow" w:cs="Arial Narrow"/>
+                <w:b/>
+                <w:bCs/>
+                <w:sz w:val="18"/>
+                <w:szCs w:val="18"/>
+              </w:rPr>
+            </w:pPr>
+            <w:r>
+              <w:rPr>
+                <w:rFonts w:ascii="Arial Narrow" w:eastAsia="Arial Narrow" w:hAnsi="Arial Narrow" w:cs="Arial Narrow"/>
+                <w:b/>
+                <w:bCs/>
+                <w:sz w:val="18"/>
+                <w:szCs w:val="18"/>
+              </w:rPr>
+              <w:t>Objetivo previsto</w:t>
+            </w:r>
+          </w:p>
+        </w:tc>
+        <w:tc>
+          <w:tcPr>
+            <w:tcW w:w="5093" w:type="dxa"/>
+            <w:tcBorders>
+              <w:top w:val="single" w:sz="4" w:space="0" w:color="auto"/>
+              <w:left w:val="single" w:sz="4" w:space="0" w:color="auto"/>
+              <w:bottom w:val="single" w:sz="4" w:space="0" w:color="auto"/>
+              <w:right w:val="single" w:sz="4" w:space="0" w:color="auto"/>
+            </w:tcBorders>
+            <w:shd w:val="clear" w:color="auto" w:fill="000000" w:themeFill="text1"/>
+            <w:tcMar>
+              <w:top w:w="80" w:type="dxa"/>
+              <w:left w:w="120" w:type="dxa"/>
+              <w:bottom w:w="80" w:type="dxa"/>
+              <w:right w:w="120" w:type="dxa"/>
+            </w:tcMar>
+            <w:vAlign w:val="center"/>
+          </w:tcPr>
+          <w:p>
+            <w:pPr>
+              <w:spacing w:before="50" w:after="50"/>
+              <w:jc w:val="center"/>
+              <w:rPr>
+                <w:rFonts w:ascii="Arial Narrow" w:eastAsia="Arial Narrow" w:hAnsi="Arial Narrow" w:cs="Arial Narrow"/>
+                <w:b/>
+                <w:bCs/>
+                <w:sz w:val="18"/>
+                <w:szCs w:val="18"/>
+              </w:rPr>
+            </w:pPr>
+            <w:r>
+              <w:rPr>
+                <w:rFonts w:ascii="Arial Narrow" w:eastAsia="Arial Narrow" w:hAnsi="Arial Narrow" w:cs="Arial Narrow"/>
+                <w:b/>
+                <w:bCs/>
+                <w:sz w:val="18"/>
+                <w:szCs w:val="18"/>
+              </w:rPr>
+              <w:t>Trabalho realizado</w:t>
+            </w:r>
+          </w:p>
+        </w:tc>
+      </w:tr>
+      <w:tr>
+        <w:trPr>
+          <w:jc w:val="center"/>
+        </w:trPr>
+        <w:tc>
+          <w:tcPr>
+            <w:tcW w:w="1400" w:type="dxa"/>
+            <w:tcBorders>
+              <w:top w:val="single" w:sz="4" w:space="0" w:color="auto"/>
+            </w:tcBorders>
+            <w:tcMar>
+              <w:top w:w="80" w:type="dxa"/>
+              <w:left w:w="120" w:type="dxa"/>
+              <w:bottom w:w="80" w:type="dxa"/>
+              <w:right w:w="120" w:type="dxa"/>
+            </w:tcMar>
+            <w:vAlign w:val="center"/>
+          </w:tcPr>
+          <w:p>
+            <w:r>
+              <w:rPr>
+                <w:rFonts w:ascii="Calibri" w:hAnsi="Calibri"/>
+                <w:sz w:val="20"/>
+              </w:rPr>
+              <w:lastRenderedPageBreak/>
+              <w:t>Janeiro</w:t>
+            </w:r>
+          </w:p>
+        </w:tc>
+        <w:tc>
+          <w:tcPr>
+            <w:tcW w:w="3000" w:type="dxa"/>
+            <w:tcBorders>
+              <w:top w:val="single" w:sz="4" w:space="0" w:color="auto"/>
+            </w:tcBorders>
+            <w:tcMar>
+              <w:top w:w="80" w:type="dxa"/>
+              <w:left w:w="120" w:type="dxa"/>
+              <w:bottom w:w="80" w:type="dxa"/>
+              <w:right w:w="120" w:type="dxa"/>
+            </w:tcMar>
+            <w:vAlign w:val="center"/>
+          </w:tcPr>
+          <w:p>
+            <w:r>
+              <w:rPr>
+                <w:rFonts w:ascii="Calibri" w:hAnsi="Calibri"/>
+                <w:sz w:val="20"/>
+              </w:rPr>
+              <w:t>Criar estrutura inicial do projeto e páginas base</w:t>
+            </w:r>
+          </w:p>
+        </w:tc>
+        <w:tc>
+          <w:tcPr>
+            <w:tcW w:w="5093" w:type="dxa"/>
+            <w:tcBorders>
+              <w:top w:val="single" w:sz="4" w:space="0" w:color="auto"/>
+            </w:tcBorders>
+            <w:tcMar>
+              <w:top w:w="80" w:type="dxa"/>
+              <w:left w:w="120" w:type="dxa"/>
+              <w:bottom w:w="80" w:type="dxa"/>
+              <w:right w:w="120" w:type="dxa"/>
+            </w:tcMar>
+            <w:vAlign w:val="center"/>
+          </w:tcPr>
+          <w:p>
+            <w:r>
+              <w:rPr>
+                <w:rFonts w:ascii="Calibri" w:hAnsi="Calibri"/>
+                <w:sz w:val="20"/>
+              </w:rPr>
+              <w:t>Arranque do repositório, primeiras páginas HTML, login, produtos, favoritos, perfil e início da área de administração.</w:t>
+            </w:r>
+          </w:p>
+        </w:tc>
+      </w:tr>
+      <w:tr>
+        <w:trPr>
+          <w:jc w:val="center"/>
+        </w:trPr>
+        <w:tc>
+          <w:tcPr>
+            <w:tcW w:w="1400" w:type="dxa"/>
+            <w:tcMar>
+              <w:top w:w="80" w:type="dxa"/>
+              <w:left w:w="120" w:type="dxa"/>
+              <w:bottom w:w="80" w:type="dxa"/>
+              <w:right w:w="120" w:type="dxa"/>
+            </w:tcMar>
+            <w:vAlign w:val="center"/>
+          </w:tcPr>
+          <w:p>
+            <w:r>
+              <w:rPr>
+                <w:rFonts w:ascii="Calibri" w:hAnsi="Calibri"/>
+                <w:sz w:val="20"/>
+              </w:rPr>
+              <w:t>Fevereiro</w:t>
+            </w:r>
+          </w:p>
+        </w:tc>
+        <w:tc>
+          <w:tcPr>
+            <w:tcW w:w="3000" w:type="dxa"/>
+            <w:tcMar>
+              <w:top w:w="80" w:type="dxa"/>
+              <w:left w:w="120" w:type="dxa"/>
+              <w:bottom w:w="80" w:type="dxa"/>
+              <w:right w:w="120" w:type="dxa"/>
+            </w:tcMar>
+            <w:vAlign w:val="center"/>
+          </w:tcPr>
+          <w:p>
+            <w:r>
+              <w:rPr>
+                <w:rFonts w:ascii="Calibri" w:hAnsi="Calibri"/>
+                <w:sz w:val="20"/>
+              </w:rPr>
+              <w:t>Ligar o site à base de dados e melhorar o catálogo</w:t>
+            </w:r>
+          </w:p>
+        </w:tc>
+        <w:tc>
+          <w:tcPr>
+            <w:tcW w:w="5093" w:type="dxa"/>
+            <w:tcMar>
+              <w:top w:w="80" w:type="dxa"/>
+              <w:left w:w="120" w:type="dxa"/>
+              <w:bottom w:w="80" w:type="dxa"/>
+              <w:right w:w="120" w:type="dxa"/>
+            </w:tcMar>
+            <w:vAlign w:val="center"/>
+          </w:tcPr>
+          <w:p>
+            <w:r>
+              <w:rPr>
+                <w:rFonts w:ascii="Calibri" w:hAnsi="Calibri"/>
+                <w:sz w:val="20"/>
+              </w:rPr>
+              <w:t>Integração com MySQL, filtros de produtos, estruturação do catálogo, primeiras páginas de administração e resolução de conflitos de versões.</w:t>
+            </w:r>
+          </w:p>
+        </w:tc>
+      </w:tr>
+      <w:tr>
+        <w:trPr>
+          <w:jc w:val="center"/>
+        </w:trPr>
+        <w:tc>
+          <w:tcPr>
+            <w:tcW w:w="1400" w:type="dxa"/>
+            <w:tcMar>
+              <w:top w:w="80" w:type="dxa"/>
+              <w:left w:w="120" w:type="dxa"/>
+              <w:bottom w:w="80" w:type="dxa"/>
+              <w:right w:w="120" w:type="dxa"/>
+            </w:tcMar>
+            <w:vAlign w:val="center"/>
+          </w:tcPr>
+          <w:p>
+            <w:r>
+              <w:rPr>
+                <w:rFonts w:ascii="Calibri" w:hAnsi="Calibri"/>
+                <w:sz w:val="20"/>
+              </w:rPr>
+              <w:t>Março</w:t>
+            </w:r>
+          </w:p>
+        </w:tc>
+        <w:tc>
+          <w:tcPr>
+            <w:tcW w:w="3000" w:type="dxa"/>
+            <w:tcMar>
+              <w:top w:w="80" w:type="dxa"/>
+              <w:left w:w="120" w:type="dxa"/>
+              <w:bottom w:w="80" w:type="dxa"/>
+              <w:right w:w="120" w:type="dxa"/>
+            </w:tcMar>
+            <w:vAlign w:val="center"/>
+          </w:tcPr>
+          <w:p>
+            <w:r>
+              <w:rPr>
+                <w:rFonts w:ascii="Calibri" w:hAnsi="Calibri"/>
+                <w:sz w:val="20"/>
+              </w:rPr>
+              <w:t>Implementar fluxos comerciais principais</w:t>
+            </w:r>
+          </w:p>
+        </w:tc>
+        <w:tc>
+          <w:tcPr>
+            <w:tcW w:w="5093" w:type="dxa"/>
+            <w:tcMar>
+              <w:top w:w="80" w:type="dxa"/>
+              <w:left w:w="120" w:type="dxa"/>
+              <w:bottom w:w="80" w:type="dxa"/>
+              <w:right w:w="120" w:type="dxa"/>
+            </w:tcMar>
+            <w:vAlign w:val="center"/>
+          </w:tcPr>
+          <w:p>
+            <w:r>
+              <w:rPr>
+                <w:rFonts w:ascii="Calibri" w:hAnsi="Calibri"/>
+                <w:sz w:val="20"/>
+              </w:rPr>
+              <w:t>Criação do perfil avançado, histórico de encomendas, checkout multi-step, dashboard de apicultor e evolução da área administrativa.</w:t>
+            </w:r>
+          </w:p>
+        </w:tc>
+      </w:tr>
+      <w:tr>
+        <w:trPr>
+          <w:jc w:val="center"/>
+        </w:trPr>
+        <w:tc>
+          <w:tcPr>
+            <w:tcW w:w="1400" w:type="dxa"/>
+            <w:tcMar>
+              <w:top w:w="80" w:type="dxa"/>
+              <w:left w:w="120" w:type="dxa"/>
+              <w:bottom w:w="80" w:type="dxa"/>
+              <w:right w:w="120" w:type="dxa"/>
+            </w:tcMar>
+            <w:vAlign w:val="center"/>
+          </w:tcPr>
+          <w:p>
+            <w:r>
+              <w:rPr>
+                <w:rFonts w:ascii="Calibri" w:hAnsi="Calibri"/>
+                <w:sz w:val="20"/>
+              </w:rPr>
+              <w:t>Abril</w:t>
+            </w:r>
+          </w:p>
+        </w:tc>
+        <w:tc>
+          <w:tcPr>
+            <w:tcW w:w="3000" w:type="dxa"/>
+            <w:tcMar>
+              <w:top w:w="80" w:type="dxa"/>
+              <w:left w:w="120" w:type="dxa"/>
+              <w:bottom w:w="80" w:type="dxa"/>
+              <w:right w:w="120" w:type="dxa"/>
+            </w:tcMar>
+            <w:vAlign w:val="center"/>
+          </w:tcPr>
+          <w:p>
+            <w:r>
+              <w:rPr>
+                <w:rFonts w:ascii="Calibri" w:hAnsi="Calibri"/>
+                <w:sz w:val="20"/>
+              </w:rPr>
+              <w:t>Aumentar segurança e funcionalidades de gestão</w:t>
+            </w:r>
+          </w:p>
+        </w:tc>
+        <w:tc>
+          <w:tcPr>
+            <w:tcW w:w="5093" w:type="dxa"/>
+            <w:tcMar>
+              <w:top w:w="80" w:type="dxa"/>
+              <w:left w:w="120" w:type="dxa"/>
+              <w:bottom w:w="80" w:type="dxa"/>
+              <w:right w:w="120" w:type="dxa"/>
+            </w:tcMar>
+            <w:vAlign w:val="center"/>
+          </w:tcPr>
+          <w:p>
+            <w:r>
+              <w:rPr>
+                <w:rFonts w:ascii="Calibri" w:hAnsi="Calibri"/>
+                <w:sz w:val="20"/>
+              </w:rPr>
+              <w:t>Implementação de 2FA por email, melhorias em encomendas, verificação de email, autenticação e primeiros módulos completos de dashboard/admin.</w:t>
+            </w:r>
+          </w:p>
+        </w:tc>
+      </w:tr>
+      <w:tr>
+        <w:trPr>
+          <w:jc w:val="center"/>
+        </w:trPr>
+        <w:tc>
+          <w:tcPr>
+            <w:tcW w:w="1400" w:type="dxa"/>
+            <w:tcMar>
+              <w:top w:w="80" w:type="dxa"/>
+              <w:left w:w="120" w:type="dxa"/>
+              <w:bottom w:w="80" w:type="dxa"/>
+              <w:right w:w="120" w:type="dxa"/>
+            </w:tcMar>
+            <w:vAlign w:val="center"/>
+          </w:tcPr>
+          <w:p>
+            <w:r>
+              <w:rPr>
+                <w:rFonts w:ascii="Calibri" w:hAnsi="Calibri"/>
+                <w:sz w:val="20"/>
+              </w:rPr>
+              <w:t>Maio</w:t>
+            </w:r>
+          </w:p>
+        </w:tc>
+        <w:tc>
+          <w:tcPr>
+            <w:tcW w:w="3000" w:type="dxa"/>
+            <w:tcMar>
+              <w:top w:w="80" w:type="dxa"/>
+              <w:left w:w="120" w:type="dxa"/>
+              <w:bottom w:w="80" w:type="dxa"/>
+              <w:right w:w="120" w:type="dxa"/>
+            </w:tcMar>
+            <w:vAlign w:val="center"/>
+          </w:tcPr>
+          <w:p>
+            <w:r>
+              <w:rPr>
+                <w:rFonts w:ascii="Calibri" w:hAnsi="Calibri"/>
+                <w:sz w:val="20"/>
+              </w:rPr>
+              <w:t>Melhorar experiência visual e conteúdos adicionais</w:t>
+            </w:r>
+          </w:p>
+        </w:tc>
+        <w:tc>
+          <w:tcPr>
+            <w:tcW w:w="5093" w:type="dxa"/>
+            <w:tcMar>
+              <w:top w:w="80" w:type="dxa"/>
+              <w:left w:w="120" w:type="dxa"/>
+              <w:bottom w:w="80" w:type="dxa"/>
+              <w:right w:w="120" w:type="dxa"/>
+            </w:tcMar>
+            <w:vAlign w:val="center"/>
+          </w:tcPr>
+          <w:p>
+            <w:r>
+              <w:rPr>
+                <w:rFonts w:ascii="Calibri" w:hAnsi="Calibri"/>
+                <w:sz w:val="20"/>
+              </w:rPr>
+              <w:t>Workshops, página de curiosidades, elementos 3D, secção educativa, melhorias de layout e preparação para apresentação.</w:t>
+            </w:r>
+          </w:p>
+        </w:tc>
+      </w:tr>
+      <w:tr>
+        <w:trPr>
+          <w:jc w:val="center"/>
+        </w:trPr>
+        <w:tc>
+          <w:tcPr>
+            <w:tcW w:w="1400" w:type="dxa"/>
+            <w:tcMar>
+              <w:top w:w="80" w:type="dxa"/>
+              <w:left w:w="120" w:type="dxa"/>
+              <w:bottom w:w="80" w:type="dxa"/>
+              <w:right w:w="120" w:type="dxa"/>
+            </w:tcMar>
+            <w:vAlign w:val="center"/>
+          </w:tcPr>
+          <w:p>
+            <w:r>
+              <w:rPr>
+                <w:rFonts w:ascii="Calibri" w:hAnsi="Calibri"/>
+                <w:sz w:val="20"/>
+              </w:rPr>
+              <w:t>Junho</w:t>
+            </w:r>
+          </w:p>
+        </w:tc>
+        <w:tc>
+          <w:tcPr>
+            <w:tcW w:w="3000" w:type="dxa"/>
+            <w:tcMar>
+              <w:top w:w="80" w:type="dxa"/>
+              <w:left w:w="120" w:type="dxa"/>
+              <w:bottom w:w="80" w:type="dxa"/>
+              <w:right w:w="120" w:type="dxa"/>
+            </w:tcMar>
+            <w:vAlign w:val="center"/>
+          </w:tcPr>
+          <w:p>
+            <w:r>
+              <w:rPr>
+                <w:rFonts w:ascii="Calibri" w:hAnsi="Calibri"/>
+                <w:sz w:val="20"/>
+              </w:rPr>
+              <w:t>Polir funcionalidades finais e documentação</w:t>
+            </w:r>
+          </w:p>
+        </w:tc>
+        <w:tc>
+          <w:tcPr>
+            <w:tcW w:w="5093" w:type="dxa"/>
+            <w:tcMar>
+              <w:top w:w="80" w:type="dxa"/>
+              <w:left w:w="120" w:type="dxa"/>
+              <w:bottom w:w="80" w:type="dxa"/>
+              <w:right w:w="120" w:type="dxa"/>
+            </w:tcMar>
+            <w:vAlign w:val="center"/>
+          </w:tcPr>
+          <w:p>
+            <w:r>
+              <w:rPr>
+                <w:rFonts w:ascii="Calibri" w:hAnsi="Calibri"/>
+                <w:sz w:val="20"/>
+              </w:rPr>
+              <w:t>Redesign da página Aprender, quiz com leaderboard, CMS para factos/glossário, diretório social, chat e correções finais de interface.</w:t>
+            </w:r>
+          </w:p>
+        </w:tc>
+      </w:tr>
+    </w:tbl>
+    <w:p>
+      <w:pPr>
+        <w:pStyle w:val="Legenda"/>
+      </w:pPr>
+      <w:r>
+        <w:t xml:space="preserve">Tabela </w:t>
+      </w:r>
+      <w:r>
+        <w:fldChar w:fldCharType="begin"/>
+      </w:r>
+      <w:r>
+        <w:instrText xml:space="preserve"> SEQ Tabela \* ARABIC </w:instrText>
+      </w:r>
+      <w:r>
+        <w:fldChar w:fldCharType="separate"/>
+      </w:r>
       <w:r>
         <w:rPr>
           <w:noProof/>
         </w:rPr>
+        <w:t>4</w:t>
+      </w:r>
+      <w:r>
+        <w:fldChar w:fldCharType="end"/>
+      </w:r>
+      <w:r>
+        <w:t>- Calendarização</w:t>
+      </w:r>
+    </w:p>
+    <w:p/>
+    <w:p>
+      <w:pPr>
+        <w:pStyle w:val="Ttulo2"/>
+      </w:pPr>
+      <w:bookmarkStart w:id="2" w:name="_Toc232974538"/>
+      <w:r>
+        <w:t>4.2 Pesquisa</w:t>
+      </w:r>
+      <w:bookmarkEnd w:id="2"/>
+    </w:p>
+    <w:p>
+      <w:pPr>
+        <w:spacing w:after="0" w:line="360" w:lineRule="auto"/>
+        <w:contextualSpacing/>
+        <w:jc w:val="both"/>
+        <w:rPr>
+          <w:rFonts w:ascii="Arial Narrow" w:hAnsi="Arial Narrow"/>
+        </w:rPr>
+      </w:pPr>
+      <w:r>
+        <w:rPr>
+          <w:rFonts w:ascii="Arial Narrow" w:hAnsi="Arial Narrow"/>
+        </w:rPr>
+        <w:t>A fase de pesquisa acompanhou todo o desenvolvimento. Inicialmente, a investigação centrou-se em plataformas de comércio eletrónico, organização de catálogos, autenticação de utilizadores e estruturação de bases de dados relacionais. A escolha do tema obrigou também a estudar a forma como produtos alimentares artesanais podem ser apresentados digitalmente, valorizando origem, apicultor, categoria, imagem e descrição.</w:t>
+      </w:r>
+    </w:p>
+    <w:p>
+      <w:pPr>
+        <w:spacing w:after="0" w:line="360" w:lineRule="auto"/>
+        <w:contextualSpacing/>
+        <w:jc w:val="both"/>
+        <w:rPr>
+          <w:rFonts w:ascii="Arial Narrow" w:hAnsi="Arial Narrow"/>
+        </w:rPr>
+      </w:pPr>
+      <w:r>
+        <w:rPr>
+          <w:rFonts w:ascii="Arial Narrow" w:hAnsi="Arial Narrow"/>
+        </w:rPr>
+        <w:t>Numa segunda fase, a pesquisa passou para áreas mais técnicas: APIs REST, autenticação com JSON Web Token, hashing de passwords com bcrypt, envio de emails com Nodemailer, pagamentos com Stripe e integração com Google OAuth. Estas tecnologias foram escolhidas por serem próximas de soluções usadas em projetos reais, tornando a PAP mais profissional e menos limitada a uma demonstração estática.</w:t>
+      </w:r>
+    </w:p>
+    <w:p>
+      <w:pPr>
+        <w:spacing w:after="0" w:line="360" w:lineRule="auto"/>
+        <w:contextualSpacing/>
+        <w:jc w:val="both"/>
+        <w:rPr>
+          <w:rFonts w:ascii="Arial Narrow" w:hAnsi="Arial Narrow"/>
+        </w:rPr>
+      </w:pPr>
+      <w:r>
+        <w:rPr>
+          <w:rFonts w:ascii="Arial Narrow" w:hAnsi="Arial Narrow"/>
+        </w:rPr>
+        <w:t>Mais tarde, com o crescimento do projeto, a investigação estendeu-se a dashboards, analytics, moderação de comunidade, chat privado, filtros de profanidade, upload de ficheiros, gestão de permissões e experiência de utilizador. Este processo permitiu transformar a Hexomel numa aplicação mais completa, capaz de simular necessidades reais de clientes, apicultores e administradores.</w:t>
+      </w:r>
+    </w:p>
+    <w:p>
+      <w:pPr>
+        <w:spacing w:after="0" w:line="360" w:lineRule="auto"/>
+        <w:contextualSpacing/>
+        <w:jc w:val="both"/>
+        <w:rPr>
+          <w:rFonts w:ascii="Arial Narrow" w:hAnsi="Arial Narrow"/>
+        </w:rPr>
+      </w:pPr>
+    </w:p>
+    <w:p>
+      <w:pPr>
+        <w:spacing w:after="0" w:line="360" w:lineRule="auto"/>
+        <w:contextualSpacing/>
+        <w:jc w:val="both"/>
+        <w:rPr>
+          <w:rFonts w:ascii="Arial Narrow" w:hAnsi="Arial Narrow"/>
+        </w:rPr>
+      </w:pPr>
+    </w:p>
+    <w:p>
+      <w:pPr>
+        <w:spacing w:after="0" w:line="360" w:lineRule="auto"/>
+        <w:contextualSpacing/>
+        <w:jc w:val="both"/>
+        <w:rPr>
+          <w:rFonts w:ascii="Arial Narrow" w:hAnsi="Arial Narrow"/>
+        </w:rPr>
+      </w:pPr>
+    </w:p>
+    <w:p>
+      <w:pPr>
+        <w:spacing w:after="0" w:line="360" w:lineRule="auto"/>
+        <w:contextualSpacing/>
+        <w:jc w:val="both"/>
+        <w:rPr>
+          <w:rFonts w:ascii="Arial Narrow" w:hAnsi="Arial Narrow"/>
+        </w:rPr>
+      </w:pPr>
+    </w:p>
+    <w:p>
+      <w:pPr>
+        <w:spacing w:after="0" w:line="360" w:lineRule="auto"/>
+        <w:contextualSpacing/>
+        <w:jc w:val="both"/>
+        <w:rPr>
+          <w:rFonts w:ascii="Arial Narrow" w:hAnsi="Arial Narrow"/>
+        </w:rPr>
+      </w:pPr>
+    </w:p>
+    <w:p>
+      <w:pPr>
+        <w:pStyle w:val="Titulo3"/>
+      </w:pPr>
+      <w:bookmarkStart w:id="3" w:name="_Toc232974539"/>
+      <w:r>
+        <w:t>4.2.1 Pesquisa sobre e-commerce</w:t>
+      </w:r>
+      <w:bookmarkEnd w:id="3"/>
+    </w:p>
+    <w:p>
+      <w:pPr>
+        <w:spacing w:after="0" w:line="360" w:lineRule="auto"/>
+        <w:contextualSpacing/>
+        <w:jc w:val="both"/>
+        <w:rPr>
+          <w:rFonts w:ascii="Arial Narrow" w:hAnsi="Arial Narrow"/>
+        </w:rPr>
+      </w:pPr>
+      <w:r>
+        <w:rPr>
+          <w:rFonts w:ascii="Arial Narrow" w:hAnsi="Arial Narrow"/>
+        </w:rPr>
+        <w:t>A pesquisa sobre comércio eletrónico ajudou a definir os elementos essenciais da loja: catálogo, filtros, detalhe de produto, carrinho, stock, checkout, encomendas e recibos. A Hexomel precisava de permitir ao cliente encontrar produtos facilmente e concluir uma compra com segurança. Por isso, foram considerados fluxos comuns de lojas online, como pesquisa por categoria, filtros por origem, validação de dados de envio e confirmação de pagamento.</w:t>
+      </w:r>
+    </w:p>
+    <w:p>
+      <w:pPr>
+        <w:spacing w:after="0" w:line="360" w:lineRule="auto"/>
+        <w:contextualSpacing/>
+        <w:jc w:val="both"/>
+        <w:rPr>
+          <w:rFonts w:ascii="Arial Narrow" w:hAnsi="Arial Narrow"/>
+        </w:rPr>
+      </w:pPr>
+    </w:p>
+    <w:p>
+      <w:pPr>
+        <w:pStyle w:val="Titulo3"/>
+      </w:pPr>
+      <w:r>
+        <w:t>4.2.2 Pesquisa sobre apicultura e diferenciação do projeto</w:t>
+      </w:r>
+    </w:p>
+    <w:p>
+      <w:pPr>
+        <w:spacing w:after="0" w:line="360" w:lineRule="auto"/>
+        <w:contextualSpacing/>
+        <w:jc w:val="both"/>
+        <w:rPr>
+          <w:rFonts w:ascii="Arial Narrow" w:hAnsi="Arial Narrow"/>
+        </w:rPr>
+      </w:pPr>
+      <w:r>
+        <w:rPr>
+          <w:rFonts w:ascii="Arial Narrow" w:hAnsi="Arial Narrow"/>
+        </w:rPr>
+        <w:t>O tema do mel português permitiu acrescentar uma componente própria ao projeto. Em vez de criar uma loja genérica, a Hexomel foi pensada como uma plataforma especializada em apicultura. Esta decisão refletiu-se na criação de perfis de apicultores, workshops, página educativa, glossário apícola, curiosidades e comunidade de perguntas e respostas. Assim, o site não se limita a vender produtos; também aproxima produtores e consumidores através de informação e interação.</w:t>
+      </w:r>
+    </w:p>
+    <w:p>
+      <w:pPr>
+        <w:jc w:val="both"/>
+      </w:pPr>
+    </w:p>
+    <w:p>
+      <w:pPr>
+        <w:pStyle w:val="Titulo3"/>
+      </w:pPr>
+      <w:r>
+        <w:t>4.2.3 Pesquisa técnica</w:t>
+      </w:r>
+    </w:p>
+    <w:p>
+      <w:pPr>
+        <w:jc w:val="both"/>
+      </w:pPr>
+      <w:r>
+        <w:t>A pesquisa técnica foi essencial para decidir a arquitetura do projeto. O frontend foi desenvolvido com HTML, CSS e JavaScript Vanilla, usando Vite para melhorar o ambiente de desenvolvimento. O backend ficou assente em Node.js e Express.js, enquanto a persistência dos dados foi feita com MySQL. Esta separação permitiu organizar a aplicação em camadas: interface, lógica de negócio e base de dados.</w:t>
+      </w:r>
+    </w:p>
+    <w:p>
+      <w:pPr>
+        <w:jc w:val="both"/>
+      </w:pPr>
+    </w:p>
+    <w:p>
+      <w:pPr>
+        <w:jc w:val="both"/>
+      </w:pPr>
+    </w:p>
+    <w:p>
+      <w:pPr>
+        <w:jc w:val="both"/>
+      </w:pPr>
+    </w:p>
+    <w:p>
+      <w:pPr>
+        <w:jc w:val="both"/>
+      </w:pPr>
+    </w:p>
+    <w:p>
+      <w:pPr>
+        <w:jc w:val="both"/>
+      </w:pPr>
+    </w:p>
+    <w:p>
+      <w:pPr>
+        <w:jc w:val="both"/>
+      </w:pPr>
+    </w:p>
+    <w:p>
+      <w:pPr>
+        <w:jc w:val="both"/>
+      </w:pPr>
+    </w:p>
+    <w:p>
+      <w:pPr>
+        <w:jc w:val="both"/>
+      </w:pPr>
+    </w:p>
+    <w:p>
+      <w:pPr>
+        <w:jc w:val="both"/>
+      </w:pPr>
+    </w:p>
+    <w:p>
+      <w:pPr>
+        <w:jc w:val="both"/>
+      </w:pPr>
+    </w:p>
+    <w:p>
+      <w:pPr>
+        <w:jc w:val="both"/>
+      </w:pPr>
+      <w:r>
+        <w:rPr>
+          <w:noProof/>
+        </w:rPr>
+        <w:lastRenderedPageBreak/>
         <mc:AlternateContent>
           <mc:Choice Requires="wps">
             <w:drawing>
-              <wp:anchor distT="0" distB="0" distL="114300" distR="114300" simplePos="0" relativeHeight="251660288" behindDoc="0" locked="0" layoutInCell="1" allowOverlap="1" wp14:anchorId="6C3428B5" wp14:editId="280A930E">
+              <wp:anchor distT="0" distB="0" distL="114300" distR="114300" simplePos="0" relativeHeight="251660288" behindDoc="1" locked="0" layoutInCell="1" allowOverlap="1" wp14:anchorId="1D276598" wp14:editId="0B714A58">
                 <wp:simplePos x="0" y="0"/>
-                <wp:positionH relativeFrom="column">
-                  <wp:posOffset>3462020</wp:posOffset>
+                <wp:positionH relativeFrom="margin">
+                  <wp:align>center</wp:align>
                 </wp:positionH>
                 <wp:positionV relativeFrom="paragraph">
-                  <wp:posOffset>2037080</wp:posOffset>
+                  <wp:posOffset>2937846</wp:posOffset>
                 </wp:positionV>
-                <wp:extent cx="2475230" cy="635"/>
+                <wp:extent cx="5359400" cy="635"/>
                 <wp:effectExtent l="0" t="0" r="0" b="0"/>
-                <wp:wrapSquare wrapText="bothSides"/>
-                <wp:docPr id="1036584335" name="Caixa de texto 1"/>
+                <wp:wrapNone/>
+                <wp:docPr id="357910615" name="Caixa de texto 1"/>
                 <wp:cNvGraphicFramePr/>
                 <a:graphic xmlns:a="http://schemas.openxmlformats.org/drawingml/2006/main">
                   <a:graphicData uri="http://schemas.microsoft.com/office/word/2010/wordprocessingShape">
@@ -34,7 +1041,7 @@
                       <wps:spPr>
                         <a:xfrm>
                           <a:off x="0" y="0"/>
-                          <a:ext cx="2475230" cy="635"/>
+                          <a:ext cx="5359400" cy="635"/>
                         </a:xfrm>
                         <a:prstGeom prst="rect">
                           <a:avLst/>
@@ -52,7 +1059,6 @@
                             <w:pPr>
                               <w:pStyle w:val="Legenda"/>
                               <w:rPr>
-                                <w:rFonts w:ascii="Arial Narrow" w:hAnsi="Arial Narrow"/>
                                 <w:noProof/>
                                 <w:sz w:val="22"/>
                                 <w:szCs w:val="22"/>
@@ -74,21 +1080,16 @@
                               <w:rPr>
                                 <w:noProof/>
                               </w:rPr>
-                              <w:t>2</w:t>
+                              <w:t>19</w:t>
                             </w:r>
                             <w:r>
                               <w:fldChar w:fldCharType="end"/>
                             </w:r>
                             <w:r>
-                              <w:t>. Logo (</w:t>
+                              <w:t xml:space="preserve">. </w:t>
                             </w:r>
-                            <w:proofErr w:type="spellStart"/>
                             <w:r>
-                              <w:t>Hexomel</w:t>
-                            </w:r>
-                            <w:proofErr w:type="spellEnd"/>
-                            <w:r>
-                              <w:t>)</w:t>
+                              <w:t>Arquitetura funcional da aplicação Hexomel.</w:t>
                             </w:r>
                           </w:p>
                         </w:txbxContent>
@@ -107,18 +1108,17 @@
           </mc:Choice>
           <mc:Fallback>
             <w:pict>
-              <v:shapetype w14:anchorId="6C3428B5" id="_x0000_t202" coordsize="21600,21600" o:spt="202" path="m,l,21600r21600,l21600,xe">
+              <v:shapetype w14:anchorId="1D276598" id="_x0000_t202" coordsize="21600,21600" o:spt="202" path="m,l,21600r21600,l21600,xe">
                 <v:stroke joinstyle="miter"/>
                 <v:path gradientshapeok="t" o:connecttype="rect"/>
               </v:shapetype>
-              <v:shape id="Caixa de texto 1" o:spid="_x0000_s1026" type="#_x0000_t202" style="position:absolute;margin-left:272.6pt;margin-top:160.4pt;width:194.9pt;height:.05pt;z-index:251660288;visibility:visible;mso-wrap-style:square;mso-wrap-distance-left:9pt;mso-wrap-distance-top:0;mso-wrap-distance-right:9pt;mso-wrap-distance-bottom:0;mso-position-horizontal:absolute;mso-position-horizontal-relative:text;mso-position-vertical:absolute;mso-position-vertical-relative:text;v-text-anchor:top" o:gfxdata="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" stroked="f">
+              <v:shape id="Caixa de texto 1" o:spid="_x0000_s1026" type="#_x0000_t202" style="position:absolute;left:0;text-align:left;margin-left:0;margin-top:231.35pt;width:422pt;height:.05pt;z-index:-251656192;visibility:visible;mso-wrap-style:square;mso-wrap-distance-left:9pt;mso-wrap-distance-top:0;mso-wrap-distance-right:9pt;mso-wrap-distance-bottom:0;mso-position-horizontal:center;mso-position-horizontal-relative:margin;mso-position-vertical:absolute;mso-position-vertical-relative:text;v-text-anchor:top" o:gfxdata="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" stroked="f">
                 <v:textbox style="mso-fit-shape-to-text:t" inset="0,0,0,0">
                   <w:txbxContent>
                     <w:p>
                       <w:pPr>
                         <w:pStyle w:val="Legenda"/>
                         <w:rPr>
-                          <w:rFonts w:ascii="Arial Narrow" w:hAnsi="Arial Narrow"/>
                           <w:noProof/>
                           <w:sz w:val="22"/>
                           <w:szCs w:val="22"/>
@@ -140,26 +1140,21 @@
                         <w:rPr>
                           <w:noProof/>
                         </w:rPr>
-                        <w:t>2</w:t>
+                        <w:t>19</w:t>
                       </w:r>
                       <w:r>
                         <w:fldChar w:fldCharType="end"/>
                       </w:r>
                       <w:r>
-                        <w:t>. Logo (</w:t>
+                        <w:t xml:space="preserve">. </w:t>
                       </w:r>
-                      <w:proofErr w:type="spellStart"/>
                       <w:r>
-                        <w:t>Hexomel</w:t>
-                      </w:r>
-                      <w:proofErr w:type="spellEnd"/>
-                      <w:r>
-                        <w:t>)</w:t>
+                        <w:t>Arquitetura funcional da aplicação Hexomel.</w:t>
                       </w:r>
                     </w:p>
                   </w:txbxContent>
                 </v:textbox>
-                <w10:wrap type="square"/>
+                <w10:wrap anchorx="margin"/>
               </v:shape>
             </w:pict>
           </mc:Fallback>
@@ -170,18 +1165,18 @@
           <w:noProof/>
         </w:rPr>
         <w:drawing>
-          <wp:anchor distT="0" distB="0" distL="114300" distR="114300" simplePos="0" relativeHeight="251659264" behindDoc="0" locked="0" layoutInCell="1" allowOverlap="1" wp14:anchorId="38B837C2" wp14:editId="0E3FE5BF">
+          <wp:anchor distT="0" distB="0" distL="114300" distR="114300" simplePos="0" relativeHeight="251659264" behindDoc="1" locked="0" layoutInCell="1" allowOverlap="1" wp14:anchorId="143DC872" wp14:editId="213F72EA">
             <wp:simplePos x="0" y="0"/>
             <wp:positionH relativeFrom="margin">
-              <wp:posOffset>3462020</wp:posOffset>
+              <wp:align>center</wp:align>
             </wp:positionH>
             <wp:positionV relativeFrom="paragraph">
-              <wp:posOffset>96742</wp:posOffset>
+              <wp:posOffset>0</wp:posOffset>
             </wp:positionV>
-            <wp:extent cx="2475230" cy="1883410"/>
-            <wp:effectExtent l="0" t="0" r="1270" b="2540"/>
-            <wp:wrapSquare wrapText="bothSides"/>
-            <wp:docPr id="1941093717" name="Imagem 8"/>
+            <wp:extent cx="5359400" cy="2942647"/>
+            <wp:effectExtent l="0" t="0" r="0" b="0"/>
+            <wp:wrapTopAndBottom/>
+            <wp:docPr id="2" name="Picture 2"/>
             <wp:cNvGraphicFramePr>
               <a:graphicFrameLocks xmlns:a="http://schemas.openxmlformats.org/drawingml/2006/main" noChangeAspect="1"/>
             </wp:cNvGraphicFramePr>
@@ -189,13 +1184,2293 @@
               <a:graphicData uri="http://schemas.openxmlformats.org/drawingml/2006/picture">
                 <pic:pic xmlns:pic="http://schemas.openxmlformats.org/drawingml/2006/picture">
                   <pic:nvPicPr>
-                    <pic:cNvPr id="0" name="Picture 19"/>
+                    <pic:cNvPr id="0" name="cap4_arquitetura_hexomel.png"/>
+                    <pic:cNvPicPr/>
+                  </pic:nvPicPr>
+                  <pic:blipFill rotWithShape="1">
+                    <a:blip r:embed="rId8" cstate="print">
+                      <a:extLst>
+                        <a:ext uri="{28A0092B-C50C-407E-A947-70E740481C1C}">
+                          <a14:useLocalDpi xmlns:a14="http://schemas.microsoft.com/office/drawing/2010/main" val="0"/>
+                        </a:ext>
+                      </a:extLst>
+                    </a:blip>
+                    <a:srcRect b="17632"/>
+                    <a:stretch>
+                      <a:fillRect/>
+                    </a:stretch>
+                  </pic:blipFill>
+                  <pic:spPr bwMode="auto">
+                    <a:xfrm>
+                      <a:off x="0" y="0"/>
+                      <a:ext cx="5359400" cy="2942647"/>
+                    </a:xfrm>
+                    <a:prstGeom prst="rect">
+                      <a:avLst/>
+                    </a:prstGeom>
+                    <a:ln>
+                      <a:noFill/>
+                    </a:ln>
+                    <a:extLst>
+                      <a:ext uri="{53640926-AAD7-44D8-BBD7-CCE9431645EC}">
+                        <a14:shadowObscured xmlns:a14="http://schemas.microsoft.com/office/drawing/2010/main"/>
+                      </a:ext>
+                    </a:extLst>
+                  </pic:spPr>
+                </pic:pic>
+              </a:graphicData>
+            </a:graphic>
+            <wp14:sizeRelH relativeFrom="margin">
+              <wp14:pctWidth>0</wp14:pctWidth>
+            </wp14:sizeRelH>
+            <wp14:sizeRelV relativeFrom="margin">
+              <wp14:pctHeight>0</wp14:pctHeight>
+            </wp14:sizeRelV>
+          </wp:anchor>
+        </w:drawing>
+      </w:r>
+    </w:p>
+    <w:p>
+      <w:pPr>
+        <w:jc w:val="both"/>
+      </w:pPr>
+    </w:p>
+    <w:p>
+      <w:pPr>
+        <w:jc w:val="both"/>
+      </w:pPr>
+      <w:r>
+        <w:t>Também foram estudadas bibliotecas e serviços externos. O Stripe foi usado para pagamentos, o Nodemailer para emails transacionais, o Google OAuth para login social, o bcryptjs para proteção de passwords, o JWT para sessões autenticadas, o Multer para uploads e o Chart.js para dashboards. A utilização destas ferramentas aproximou o projeto de uma aplicação profissional.</w:t>
+      </w:r>
+    </w:p>
+    <w:p>
+      <w:pPr>
+        <w:jc w:val="both"/>
+      </w:pPr>
+    </w:p>
+    <w:p>
+      <w:pPr>
+        <w:pStyle w:val="Ttulo2"/>
+      </w:pPr>
+      <w:r>
+        <w:t>4.3 Organização do projeto</w:t>
+      </w:r>
+    </w:p>
+    <w:p>
+      <w:pPr>
+        <w:spacing w:after="0" w:line="360" w:lineRule="auto"/>
+        <w:contextualSpacing/>
+        <w:jc w:val="both"/>
+        <w:rPr>
+          <w:rFonts w:ascii="Arial Narrow" w:hAnsi="Arial Narrow"/>
+        </w:rPr>
+      </w:pPr>
+      <w:r>
+        <w:rPr>
+          <w:rFonts w:ascii="Arial Narrow" w:hAnsi="Arial Narrow"/>
+        </w:rPr>
+        <w:t>A Hexomel está organizada em duas áreas principais: frontend e backend. Esta divisão ajudou a separar responsabilidades e facilitou a manutenção. A pasta frontend contém as páginas HTML, os estilos CSS, os scripts JavaScript e os assets públicos. A pasta backend contém o servidor Express, a configuração da base de dados, middleware de autenticação, scripts de migração/seed e o ficheiro SQL principal.</w:t>
+      </w:r>
+    </w:p>
+    <w:tbl>
+      <w:tblPr>
+        <w:tblStyle w:val="TabelacomGrelha"/>
+        <w:tblW w:w="9360" w:type="dxa"/>
+        <w:jc w:val="center"/>
+        <w:tblLayout w:type="fixed"/>
+        <w:tblLook w:val="04A0" w:firstRow="1" w:lastRow="0" w:firstColumn="1" w:lastColumn="0" w:noHBand="0" w:noVBand="1"/>
+      </w:tblPr>
+      <w:tblGrid>
+        <w:gridCol w:w="1700"/>
+        <w:gridCol w:w="3300"/>
+        <w:gridCol w:w="4360"/>
+      </w:tblGrid>
+      <w:tr>
+        <w:trPr>
+          <w:jc w:val="center"/>
+        </w:trPr>
+        <w:tc>
+          <w:tcPr>
+            <w:tcW w:w="1700" w:type="dxa"/>
+            <w:shd w:val="clear" w:color="auto" w:fill="000000" w:themeFill="text1"/>
+            <w:tcMar>
+              <w:top w:w="80" w:type="dxa"/>
+              <w:left w:w="120" w:type="dxa"/>
+              <w:bottom w:w="80" w:type="dxa"/>
+              <w:right w:w="120" w:type="dxa"/>
+            </w:tcMar>
+            <w:vAlign w:val="center"/>
+          </w:tcPr>
+          <w:p>
+            <w:pPr>
+              <w:spacing w:before="50" w:after="50"/>
+              <w:jc w:val="center"/>
+              <w:rPr>
+                <w:rFonts w:ascii="Arial Narrow" w:eastAsia="Arial Narrow" w:hAnsi="Arial Narrow" w:cs="Arial Narrow"/>
+                <w:b/>
+                <w:bCs/>
+                <w:sz w:val="18"/>
+                <w:szCs w:val="18"/>
+              </w:rPr>
+            </w:pPr>
+            <w:r>
+              <w:rPr>
+                <w:rFonts w:ascii="Arial Narrow" w:eastAsia="Arial Narrow" w:hAnsi="Arial Narrow" w:cs="Arial Narrow"/>
+                <w:b/>
+                <w:bCs/>
+                <w:sz w:val="18"/>
+                <w:szCs w:val="18"/>
+              </w:rPr>
+              <w:t>Área</w:t>
+            </w:r>
+          </w:p>
+        </w:tc>
+        <w:tc>
+          <w:tcPr>
+            <w:tcW w:w="3300" w:type="dxa"/>
+            <w:shd w:val="clear" w:color="auto" w:fill="000000" w:themeFill="text1"/>
+            <w:tcMar>
+              <w:top w:w="80" w:type="dxa"/>
+              <w:left w:w="120" w:type="dxa"/>
+              <w:bottom w:w="80" w:type="dxa"/>
+              <w:right w:w="120" w:type="dxa"/>
+            </w:tcMar>
+            <w:vAlign w:val="center"/>
+          </w:tcPr>
+          <w:p>
+            <w:pPr>
+              <w:spacing w:before="50" w:after="50"/>
+              <w:jc w:val="center"/>
+              <w:rPr>
+                <w:rFonts w:ascii="Arial Narrow" w:eastAsia="Arial Narrow" w:hAnsi="Arial Narrow" w:cs="Arial Narrow"/>
+                <w:b/>
+                <w:bCs/>
+                <w:sz w:val="18"/>
+                <w:szCs w:val="18"/>
+              </w:rPr>
+            </w:pPr>
+            <w:r>
+              <w:rPr>
+                <w:rFonts w:ascii="Arial Narrow" w:eastAsia="Arial Narrow" w:hAnsi="Arial Narrow" w:cs="Arial Narrow"/>
+                <w:b/>
+                <w:bCs/>
+                <w:sz w:val="18"/>
+                <w:szCs w:val="18"/>
+              </w:rPr>
+              <w:t>Ficheiros/Pastas principais</w:t>
+            </w:r>
+          </w:p>
+        </w:tc>
+        <w:tc>
+          <w:tcPr>
+            <w:tcW w:w="4360" w:type="dxa"/>
+            <w:shd w:val="clear" w:color="auto" w:fill="000000" w:themeFill="text1"/>
+            <w:tcMar>
+              <w:top w:w="80" w:type="dxa"/>
+              <w:left w:w="120" w:type="dxa"/>
+              <w:bottom w:w="80" w:type="dxa"/>
+              <w:right w:w="120" w:type="dxa"/>
+            </w:tcMar>
+            <w:vAlign w:val="center"/>
+          </w:tcPr>
+          <w:p>
+            <w:pPr>
+              <w:spacing w:before="50" w:after="50"/>
+              <w:jc w:val="center"/>
+              <w:rPr>
+                <w:rFonts w:ascii="Arial Narrow" w:eastAsia="Arial Narrow" w:hAnsi="Arial Narrow" w:cs="Arial Narrow"/>
+                <w:b/>
+                <w:bCs/>
+                <w:sz w:val="18"/>
+                <w:szCs w:val="18"/>
+              </w:rPr>
+            </w:pPr>
+            <w:r>
+              <w:rPr>
+                <w:rFonts w:ascii="Arial Narrow" w:eastAsia="Arial Narrow" w:hAnsi="Arial Narrow" w:cs="Arial Narrow"/>
+                <w:b/>
+                <w:bCs/>
+                <w:sz w:val="18"/>
+                <w:szCs w:val="18"/>
+              </w:rPr>
+              <w:t>Função no projeto</w:t>
+            </w:r>
+          </w:p>
+        </w:tc>
+      </w:tr>
+      <w:tr>
+        <w:trPr>
+          <w:jc w:val="center"/>
+        </w:trPr>
+        <w:tc>
+          <w:tcPr>
+            <w:tcW w:w="1700" w:type="dxa"/>
+            <w:tcMar>
+              <w:top w:w="80" w:type="dxa"/>
+              <w:left w:w="120" w:type="dxa"/>
+              <w:bottom w:w="80" w:type="dxa"/>
+              <w:right w:w="120" w:type="dxa"/>
+            </w:tcMar>
+            <w:vAlign w:val="center"/>
+          </w:tcPr>
+          <w:p>
+            <w:r>
+              <w:rPr>
+                <w:rFonts w:ascii="Calibri" w:hAnsi="Calibri"/>
+                <w:sz w:val="20"/>
+              </w:rPr>
+              <w:t>Frontend</w:t>
+            </w:r>
+          </w:p>
+        </w:tc>
+        <w:tc>
+          <w:tcPr>
+            <w:tcW w:w="3300" w:type="dxa"/>
+            <w:tcMar>
+              <w:top w:w="80" w:type="dxa"/>
+              <w:left w:w="120" w:type="dxa"/>
+              <w:bottom w:w="80" w:type="dxa"/>
+              <w:right w:w="120" w:type="dxa"/>
+            </w:tcMar>
+            <w:vAlign w:val="center"/>
+          </w:tcPr>
+          <w:p>
+            <w:pPr>
+              <w:rPr>
+                <w:lang w:val="en-US"/>
+              </w:rPr>
+            </w:pPr>
+            <w:r>
+              <w:rPr>
+                <w:rFonts w:ascii="Calibri" w:hAnsi="Calibri"/>
+                <w:sz w:val="20"/>
+                <w:lang w:val="en-US"/>
+              </w:rPr>
+              <w:t>frontend/*.html, frontend/src/*.js, frontend/src/styles/*.css</w:t>
+            </w:r>
+          </w:p>
+        </w:tc>
+        <w:tc>
+          <w:tcPr>
+            <w:tcW w:w="4360" w:type="dxa"/>
+            <w:tcMar>
+              <w:top w:w="80" w:type="dxa"/>
+              <w:left w:w="120" w:type="dxa"/>
+              <w:bottom w:w="80" w:type="dxa"/>
+              <w:right w:w="120" w:type="dxa"/>
+            </w:tcMar>
+            <w:vAlign w:val="center"/>
+          </w:tcPr>
+          <w:p>
+            <w:r>
+              <w:rPr>
+                <w:rFonts w:ascii="Calibri" w:hAnsi="Calibri"/>
+                <w:sz w:val="20"/>
+              </w:rPr>
+              <w:t>Constrói a interface visual, páginas públicas, loja, perfil, checkout, dashboards e interações do utilizador.</w:t>
+            </w:r>
+          </w:p>
+        </w:tc>
+      </w:tr>
+      <w:tr>
+        <w:trPr>
+          <w:jc w:val="center"/>
+        </w:trPr>
+        <w:tc>
+          <w:tcPr>
+            <w:tcW w:w="1700" w:type="dxa"/>
+            <w:tcMar>
+              <w:top w:w="80" w:type="dxa"/>
+              <w:left w:w="120" w:type="dxa"/>
+              <w:bottom w:w="80" w:type="dxa"/>
+              <w:right w:w="120" w:type="dxa"/>
+            </w:tcMar>
+            <w:vAlign w:val="center"/>
+          </w:tcPr>
+          <w:p>
+            <w:r>
+              <w:rPr>
+                <w:rFonts w:ascii="Calibri" w:hAnsi="Calibri"/>
+                <w:sz w:val="20"/>
+              </w:rPr>
+              <w:t>Backend</w:t>
+            </w:r>
+          </w:p>
+        </w:tc>
+        <w:tc>
+          <w:tcPr>
+            <w:tcW w:w="3300" w:type="dxa"/>
+            <w:tcMar>
+              <w:top w:w="80" w:type="dxa"/>
+              <w:left w:w="120" w:type="dxa"/>
+              <w:bottom w:w="80" w:type="dxa"/>
+              <w:right w:w="120" w:type="dxa"/>
+            </w:tcMar>
+            <w:vAlign w:val="center"/>
+          </w:tcPr>
+          <w:p>
+            <w:pPr>
+              <w:rPr>
+                <w:lang w:val="en-US"/>
+              </w:rPr>
+            </w:pPr>
+            <w:r>
+              <w:rPr>
+                <w:rFonts w:ascii="Calibri" w:hAnsi="Calibri"/>
+                <w:sz w:val="20"/>
+                <w:lang w:val="en-US"/>
+              </w:rPr>
+              <w:t>backend/server.js, backend/config, backend/middleware</w:t>
+            </w:r>
+          </w:p>
+        </w:tc>
+        <w:tc>
+          <w:tcPr>
+            <w:tcW w:w="4360" w:type="dxa"/>
+            <w:tcMar>
+              <w:top w:w="80" w:type="dxa"/>
+              <w:left w:w="120" w:type="dxa"/>
+              <w:bottom w:w="80" w:type="dxa"/>
+              <w:right w:w="120" w:type="dxa"/>
+            </w:tcMar>
+            <w:vAlign w:val="center"/>
+          </w:tcPr>
+          <w:p>
+            <w:r>
+              <w:rPr>
+                <w:rFonts w:ascii="Calibri" w:hAnsi="Calibri"/>
+                <w:sz w:val="20"/>
+              </w:rPr>
+              <w:t>Disponibiliza a API REST, autenticação, autorização, pagamentos, emails, uploads e acesso à base de dados.</w:t>
+            </w:r>
+          </w:p>
+        </w:tc>
+      </w:tr>
+      <w:tr>
+        <w:trPr>
+          <w:jc w:val="center"/>
+        </w:trPr>
+        <w:tc>
+          <w:tcPr>
+            <w:tcW w:w="1700" w:type="dxa"/>
+            <w:tcMar>
+              <w:top w:w="80" w:type="dxa"/>
+              <w:left w:w="120" w:type="dxa"/>
+              <w:bottom w:w="80" w:type="dxa"/>
+              <w:right w:w="120" w:type="dxa"/>
+            </w:tcMar>
+            <w:vAlign w:val="center"/>
+          </w:tcPr>
+          <w:p>
+            <w:r>
+              <w:rPr>
+                <w:rFonts w:ascii="Calibri" w:hAnsi="Calibri"/>
+                <w:sz w:val="20"/>
+              </w:rPr>
+              <w:t>Base de dados</w:t>
+            </w:r>
+          </w:p>
+        </w:tc>
+        <w:tc>
+          <w:tcPr>
+            <w:tcW w:w="3300" w:type="dxa"/>
+            <w:tcMar>
+              <w:top w:w="80" w:type="dxa"/>
+              <w:left w:w="120" w:type="dxa"/>
+              <w:bottom w:w="80" w:type="dxa"/>
+              <w:right w:w="120" w:type="dxa"/>
+            </w:tcMar>
+            <w:vAlign w:val="center"/>
+          </w:tcPr>
+          <w:p>
+            <w:r>
+              <w:rPr>
+                <w:rFonts w:ascii="Calibri" w:hAnsi="Calibri"/>
+                <w:sz w:val="20"/>
+              </w:rPr>
+              <w:t>backend/hexomel_mysql.sql e scripts de migração</w:t>
+            </w:r>
+          </w:p>
+        </w:tc>
+        <w:tc>
+          <w:tcPr>
+            <w:tcW w:w="4360" w:type="dxa"/>
+            <w:tcMar>
+              <w:top w:w="80" w:type="dxa"/>
+              <w:left w:w="120" w:type="dxa"/>
+              <w:bottom w:w="80" w:type="dxa"/>
+              <w:right w:w="120" w:type="dxa"/>
+            </w:tcMar>
+            <w:vAlign w:val="center"/>
+          </w:tcPr>
+          <w:p>
+            <w:r>
+              <w:rPr>
+                <w:rFonts w:ascii="Calibri" w:hAnsi="Calibri"/>
+                <w:sz w:val="20"/>
+              </w:rPr>
+              <w:t>Define tabelas, relações, chaves estrangeiras e dados necessários para produtos, utilizadores, encomendas e comunidade.</w:t>
+            </w:r>
+          </w:p>
+        </w:tc>
+      </w:tr>
+      <w:tr>
+        <w:trPr>
+          <w:jc w:val="center"/>
+        </w:trPr>
+        <w:tc>
+          <w:tcPr>
+            <w:tcW w:w="1700" w:type="dxa"/>
+            <w:tcMar>
+              <w:top w:w="80" w:type="dxa"/>
+              <w:left w:w="120" w:type="dxa"/>
+              <w:bottom w:w="80" w:type="dxa"/>
+              <w:right w:w="120" w:type="dxa"/>
+            </w:tcMar>
+            <w:vAlign w:val="center"/>
+          </w:tcPr>
+          <w:p>
+            <w:r>
+              <w:rPr>
+                <w:rFonts w:ascii="Calibri" w:hAnsi="Calibri"/>
+                <w:sz w:val="20"/>
+              </w:rPr>
+              <w:lastRenderedPageBreak/>
+              <w:t>Documentação</w:t>
+            </w:r>
+          </w:p>
+        </w:tc>
+        <w:tc>
+          <w:tcPr>
+            <w:tcW w:w="3300" w:type="dxa"/>
+            <w:tcMar>
+              <w:top w:w="80" w:type="dxa"/>
+              <w:left w:w="120" w:type="dxa"/>
+              <w:bottom w:w="80" w:type="dxa"/>
+              <w:right w:w="120" w:type="dxa"/>
+            </w:tcMar>
+            <w:vAlign w:val="center"/>
+          </w:tcPr>
+          <w:p>
+            <w:r>
+              <w:rPr>
+                <w:rFonts w:ascii="Calibri" w:hAnsi="Calibri"/>
+                <w:sz w:val="20"/>
+              </w:rPr>
+              <w:t>estudo/ e docs/site-estrutura</w:t>
+            </w:r>
+          </w:p>
+        </w:tc>
+        <w:tc>
+          <w:tcPr>
+            <w:tcW w:w="4360" w:type="dxa"/>
+            <w:tcMar>
+              <w:top w:w="80" w:type="dxa"/>
+              <w:left w:w="120" w:type="dxa"/>
+              <w:bottom w:w="80" w:type="dxa"/>
+              <w:right w:w="120" w:type="dxa"/>
+            </w:tcMar>
+            <w:vAlign w:val="center"/>
+          </w:tcPr>
+          <w:p>
+            <w:r>
+              <w:rPr>
+                <w:rFonts w:ascii="Calibri" w:hAnsi="Calibri"/>
+                <w:sz w:val="20"/>
+              </w:rPr>
+              <w:t>Guarda documentação técnica, estudo de funcionalidades, mapa do site e conteúdos de apoio ao relatório.</w:t>
+            </w:r>
+          </w:p>
+        </w:tc>
+      </w:tr>
+      <w:tr>
+        <w:trPr>
+          <w:jc w:val="center"/>
+        </w:trPr>
+        <w:tc>
+          <w:tcPr>
+            <w:tcW w:w="1700" w:type="dxa"/>
+            <w:tcMar>
+              <w:top w:w="80" w:type="dxa"/>
+              <w:left w:w="120" w:type="dxa"/>
+              <w:bottom w:w="80" w:type="dxa"/>
+              <w:right w:w="120" w:type="dxa"/>
+            </w:tcMar>
+            <w:vAlign w:val="center"/>
+          </w:tcPr>
+          <w:p>
+            <w:r>
+              <w:rPr>
+                <w:rFonts w:ascii="Calibri" w:hAnsi="Calibri"/>
+                <w:sz w:val="20"/>
+              </w:rPr>
+              <w:t>Versionamento</w:t>
+            </w:r>
+          </w:p>
+        </w:tc>
+        <w:tc>
+          <w:tcPr>
+            <w:tcW w:w="3300" w:type="dxa"/>
+            <w:tcMar>
+              <w:top w:w="80" w:type="dxa"/>
+              <w:left w:w="120" w:type="dxa"/>
+              <w:bottom w:w="80" w:type="dxa"/>
+              <w:right w:w="120" w:type="dxa"/>
+            </w:tcMar>
+            <w:vAlign w:val="center"/>
+          </w:tcPr>
+          <w:p>
+            <w:r>
+              <w:rPr>
+                <w:rFonts w:ascii="Calibri" w:hAnsi="Calibri"/>
+                <w:sz w:val="20"/>
+              </w:rPr>
+              <w:t>.git e histórico de commits</w:t>
+            </w:r>
+          </w:p>
+        </w:tc>
+        <w:tc>
+          <w:tcPr>
+            <w:tcW w:w="4360" w:type="dxa"/>
+            <w:tcMar>
+              <w:top w:w="80" w:type="dxa"/>
+              <w:left w:w="120" w:type="dxa"/>
+              <w:bottom w:w="80" w:type="dxa"/>
+              <w:right w:w="120" w:type="dxa"/>
+            </w:tcMar>
+            <w:vAlign w:val="center"/>
+          </w:tcPr>
+          <w:p>
+            <w:r>
+              <w:rPr>
+                <w:rFonts w:ascii="Calibri" w:hAnsi="Calibri"/>
+                <w:sz w:val="20"/>
+              </w:rPr>
+              <w:t>Regista a evolução do projeto e permite acompanhar as fases de desenvolvimento.</w:t>
+            </w:r>
+          </w:p>
+        </w:tc>
+      </w:tr>
+    </w:tbl>
+    <w:p>
+      <w:pPr>
+        <w:pStyle w:val="Legenda"/>
+      </w:pPr>
+      <w:r>
+        <w:t xml:space="preserve">Tabela </w:t>
+      </w:r>
+      <w:r>
+        <w:fldChar w:fldCharType="begin"/>
+      </w:r>
+      <w:r>
+        <w:instrText xml:space="preserve"> SEQ Tabela \* ARABIC </w:instrText>
+      </w:r>
+      <w:r>
+        <w:fldChar w:fldCharType="separate"/>
+      </w:r>
+      <w:r>
+        <w:rPr>
+          <w:noProof/>
+        </w:rPr>
+        <w:t>5</w:t>
+      </w:r>
+      <w:r>
+        <w:fldChar w:fldCharType="end"/>
+      </w:r>
+      <w:r>
+        <w:t>- Organização do projeto</w:t>
+      </w:r>
+    </w:p>
+    <w:p>
+      <w:pPr>
+        <w:spacing w:after="0" w:line="360" w:lineRule="auto"/>
+        <w:contextualSpacing/>
+        <w:jc w:val="both"/>
+        <w:rPr>
+          <w:rFonts w:ascii="Arial Narrow" w:hAnsi="Arial Narrow"/>
+        </w:rPr>
+      </w:pPr>
+      <w:r>
+        <w:rPr>
+          <w:rFonts w:ascii="Arial Narrow" w:hAnsi="Arial Narrow"/>
+        </w:rPr>
+        <w:t>Esta organização tornou o projeto mais claro. Cada página possui o seu ficheiro HTML e, em muitos casos, um módulo JavaScript próprio. Por exemplo, shop.js trata da loja, cart.js gere o carrinho, checkout.js trata do fluxo de pagamento, admin.js controla a área administrativa e rede-social.js gere a HexoHive e o chat privado.</w:t>
+      </w:r>
+    </w:p>
+    <w:p>
+      <w:pPr>
+        <w:pStyle w:val="Legenda"/>
+        <w:rPr>
+          <w:rFonts w:ascii="Arial Narrow" w:hAnsi="Arial Narrow"/>
+        </w:rPr>
+      </w:pPr>
+    </w:p>
+    <w:p>
+      <w:pPr>
+        <w:pStyle w:val="Ttulo2"/>
+      </w:pPr>
+      <w:r>
+        <w:t>4.4 Desenvolvimento do frontend</w:t>
+      </w:r>
+    </w:p>
+    <w:p>
+      <w:pPr>
+        <w:spacing w:after="0" w:line="360" w:lineRule="auto"/>
+        <w:contextualSpacing/>
+        <w:jc w:val="both"/>
+        <w:rPr>
+          <w:rFonts w:ascii="Arial Narrow" w:hAnsi="Arial Narrow"/>
+        </w:rPr>
+      </w:pPr>
+      <w:r>
+        <w:rPr>
+          <w:rFonts w:ascii="Arial Narrow" w:hAnsi="Arial Narrow"/>
+        </w:rPr>
+        <w:t>O frontend foi desenvolvido com HTML5, CSS3 e JavaScript moderno. A opção por JavaScript Vanilla permitiu compreender de forma direta o funcionamento do DOM, dos eventos, da Fetch API e da renderização dinâmica de componentes. Em vez de depender de uma framework pesada, o projeto foi construído com módulos próprios, o que obrigou a organizar melhor o código e a perceber a responsabilidade de cada ficheiro.</w:t>
+      </w:r>
+    </w:p>
+    <w:p>
+      <w:pPr>
+        <w:spacing w:after="0" w:line="360" w:lineRule="auto"/>
+        <w:contextualSpacing/>
+        <w:jc w:val="both"/>
+        <w:rPr>
+          <w:rFonts w:ascii="Arial Narrow" w:hAnsi="Arial Narrow"/>
+        </w:rPr>
+      </w:pPr>
+      <w:r>
+        <w:rPr>
+          <w:rFonts w:ascii="Arial Narrow" w:hAnsi="Arial Narrow"/>
+        </w:rPr>
+        <w:t>A nível visual, a Hexomel adotou uma identidade associada ao mel e à natureza, usando uma paleta com tons dourados, verdes e brancos. O objetivo foi criar uma experiência elegante, limpa e coerente com o produto vendido. Foram usados componentes reutilizáveis, animações suaves, skeleton loaders, notificações toast, modais e feedback visual para tornar a navegação mais agradável.</w:t>
+      </w:r>
+    </w:p>
+    <w:p>
+      <w:pPr>
+        <w:spacing w:after="0" w:line="360" w:lineRule="auto"/>
+        <w:contextualSpacing/>
+        <w:jc w:val="both"/>
+        <w:rPr>
+          <w:rFonts w:ascii="Arial Narrow" w:hAnsi="Arial Narrow"/>
+        </w:rPr>
+      </w:pPr>
+      <w:r>
+        <w:rPr>
+          <w:rFonts w:ascii="Arial Narrow" w:hAnsi="Arial Narrow"/>
+        </w:rPr>
+        <w:t>Outra preocupação foi a experiência de navegação. A aplicação utiliza uma abordagem de SPA híbrida, tirando partido de transições suaves e de scripts de pré-carregamento para reduzir flickers visuais entre páginas. Isto tornou o site mais próximo de uma aplicação moderna, mesmo mantendo a estrutura de páginas HTML separadas.</w:t>
+      </w:r>
+    </w:p>
+    <w:p>
+      <w:pPr>
+        <w:spacing w:after="0" w:line="360" w:lineRule="auto"/>
+        <w:contextualSpacing/>
+        <w:jc w:val="both"/>
+        <w:rPr>
+          <w:rFonts w:ascii="Arial Narrow" w:hAnsi="Arial Narrow"/>
+        </w:rPr>
+      </w:pPr>
+    </w:p>
+    <w:p>
+      <w:pPr>
+        <w:pStyle w:val="Titulo3"/>
+      </w:pPr>
+      <w:r>
+        <w:t>4.4.1 Páginas públicas</w:t>
+      </w:r>
+    </w:p>
+    <w:p>
+      <w:pPr>
+        <w:spacing w:after="0" w:line="360" w:lineRule="auto"/>
+        <w:contextualSpacing/>
+        <w:jc w:val="both"/>
+        <w:rPr>
+          <w:rFonts w:ascii="Arial Narrow" w:hAnsi="Arial Narrow"/>
+        </w:rPr>
+      </w:pPr>
+      <w:r>
+        <w:rPr>
+          <w:rFonts w:ascii="Arial Narrow" w:hAnsi="Arial Narrow"/>
+        </w:rPr>
+        <w:t>As páginas públicas foram criadas para apresentar a marca, os produtos e a componente educativa da plataforma. Entre elas destacam-se a página inicial, loja, detalhe de produto, sobre contactos, workshops, curiosidades, aprender, comunidade, lista de apicultores e página individual de apicultor. Estas páginas permitem que um visitante compreenda rapidamente o objetivo da Hexomel e explore o ecossistema criado à volta da apicultura.</w:t>
+      </w:r>
+    </w:p>
+    <w:p>
+      <w:pPr>
+        <w:spacing w:after="0" w:line="360" w:lineRule="auto"/>
+        <w:contextualSpacing/>
+        <w:jc w:val="both"/>
+        <w:rPr>
+          <w:rFonts w:ascii="Arial Narrow" w:hAnsi="Arial Narrow"/>
+        </w:rPr>
+      </w:pPr>
+    </w:p>
+    <w:p>
+      <w:pPr>
+        <w:pStyle w:val="Titulo3"/>
+      </w:pPr>
+      <w:r>
+        <w:t>4.4.2 Loja, filtros e detalhe de produto</w:t>
+      </w:r>
+    </w:p>
+    <w:p>
+      <w:pPr>
+        <w:spacing w:after="0" w:line="360" w:lineRule="auto"/>
+        <w:contextualSpacing/>
+        <w:jc w:val="both"/>
+        <w:rPr>
+          <w:rFonts w:ascii="Arial Narrow" w:hAnsi="Arial Narrow"/>
+        </w:rPr>
+      </w:pPr>
+      <w:r>
+        <w:rPr>
+          <w:rFonts w:ascii="Arial Narrow" w:hAnsi="Arial Narrow"/>
+        </w:rPr>
+        <w:lastRenderedPageBreak/>
+        <w:t>A loja foi uma das áreas centrais do projeto. O catálogo apresenta produtos de mel e derivados, permitindo filtrar por categorias, origens, vendedores e preço. Estes filtros ajudam o utilizador a encontrar produtos de forma rápida e tornam a loja mais funcional. A página de detalhe do produto inclui informação específica, imagem, preço, stock, avaliações e ligação ao carrinho.</w:t>
+      </w:r>
+    </w:p>
+    <w:p>
+      <w:pPr>
+        <w:spacing w:after="0" w:line="360" w:lineRule="auto"/>
+        <w:contextualSpacing/>
+        <w:jc w:val="both"/>
+        <w:rPr>
+          <w:rFonts w:ascii="Arial Narrow" w:hAnsi="Arial Narrow"/>
+        </w:rPr>
+      </w:pPr>
+      <w:r>
+        <w:rPr>
+          <w:rFonts w:ascii="Arial Narrow" w:hAnsi="Arial Narrow"/>
+        </w:rPr>
+        <w:t>A existência de slugs para produtos permitiu criar URLs mais legíveis e adequadas para uma aplicação real. Em vez de depender apenas de IDs numéricos, o sistema consegue gerar endereços amigáveis baseados no nome do produto.</w:t>
+      </w:r>
+    </w:p>
+    <w:p>
+      <w:pPr>
+        <w:spacing w:after="0" w:line="360" w:lineRule="auto"/>
+        <w:contextualSpacing/>
+        <w:jc w:val="both"/>
+        <w:rPr>
+          <w:rFonts w:ascii="Arial Narrow" w:hAnsi="Arial Narrow"/>
+        </w:rPr>
+      </w:pPr>
+    </w:p>
+    <w:p>
+      <w:pPr>
+        <w:pStyle w:val="Titulo3"/>
+      </w:pPr>
+      <w:r>
+        <w:t>4.4.3 Perfil, favoritos e histórico</w:t>
+      </w:r>
+    </w:p>
+    <w:p>
+      <w:pPr>
+        <w:spacing w:after="0" w:line="360" w:lineRule="auto"/>
+        <w:contextualSpacing/>
+        <w:jc w:val="both"/>
+        <w:rPr>
+          <w:rFonts w:ascii="Arial Narrow" w:hAnsi="Arial Narrow"/>
+        </w:rPr>
+      </w:pPr>
+      <w:r>
+        <w:rPr>
+          <w:rFonts w:ascii="Arial Narrow" w:hAnsi="Arial Narrow"/>
+        </w:rPr>
+        <w:t>A área de perfil foi desenvolvida para dar ao utilizador controlo sobre os seus dados. O cliente pode consultar e alterar informações pessoais, gerir avatar, morada, telefone, biografia, favoritos e histórico de encomendas. Esta área tornou o projeto mais completo porque deixa de existir apenas a compra pontual e passa a existir uma relação contínua entre utilizador e plataforma.</w:t>
+      </w:r>
+    </w:p>
+    <w:p>
+      <w:pPr>
+        <w:spacing w:after="0" w:line="360" w:lineRule="auto"/>
+        <w:contextualSpacing/>
+        <w:jc w:val="both"/>
+        <w:rPr>
+          <w:rFonts w:ascii="Arial Narrow" w:hAnsi="Arial Narrow"/>
+        </w:rPr>
+      </w:pPr>
+    </w:p>
+    <w:p>
+      <w:pPr>
+        <w:pStyle w:val="Titulo3"/>
+      </w:pPr>
+      <w:r>
+        <w:t>4.4.4 Experiência visual e animações</w:t>
+      </w:r>
+    </w:p>
+    <w:p>
+      <w:pPr>
+        <w:spacing w:after="0" w:line="360" w:lineRule="auto"/>
+        <w:contextualSpacing/>
+        <w:jc w:val="both"/>
+        <w:rPr>
+          <w:rFonts w:ascii="Arial Narrow" w:hAnsi="Arial Narrow"/>
+        </w:rPr>
+      </w:pPr>
+      <w:r>
+        <w:rPr>
+          <w:rFonts w:ascii="Arial Narrow" w:hAnsi="Arial Narrow"/>
+        </w:rPr>
+        <w:t>O projeto inclui animações de abelhas, efeitos visuais, cartões interativos e elementos 3D. Estas funcionalidades reforçam a componente multimédia do curso e mostram a preocupação com a experiência do utilizador. A utilização de Three.js e de animações CSS/JavaScript contribuiu para criar uma identidade visual própria, sem comprometer a funcionalidade principal da plataforma.</w:t>
+      </w:r>
+    </w:p>
+    <w:p/>
+    <w:p/>
+    <w:p>
+      <w:pPr>
+        <w:pStyle w:val="Ttulo2"/>
+      </w:pPr>
+    </w:p>
+    <w:p>
+      <w:pPr>
+        <w:pStyle w:val="Ttulo1"/>
+      </w:pPr>
+      <w:r>
+        <w:t>4.5 Desenvolvimento do Backend</w:t>
+      </w:r>
+    </w:p>
+    <w:p>
+      <w:pPr>
+        <w:jc w:val="both"/>
+      </w:pPr>
+      <w:r>
+        <w:t>O backend da Hexomel é a camada responsável por ligar a interface do utilizador à base de dados e aos serviços externos. Enquanto o frontend apresenta páginas, formulários, animações e interações, o backend valida os dados recebidos, aplica regras de negócio, protege rotas privadas, comunica com o MySQL e devolve respostas em formato JSON para que a interface seja atualizada.</w:t>
+      </w:r>
+    </w:p>
+    <w:p>
+      <w:pPr>
+        <w:jc w:val="both"/>
+      </w:pPr>
+      <w:r>
+        <w:t>No estado atual do projeto, o backend está concentrado principalmente no ficheiro backend/server.js, que possui cerca de 6333 linhas e 152 rotas Express. Apesar de esta concentração tornar o ficheiro grande, ela mostra também a quantidade de funcionalidades implementadas: autenticação, catálogo, carrinho, checkout, encomendas, apicultores, workshops, administração, comunidade, chat, quiz, glossário, analytics e CMS.</w:t>
+      </w:r>
+    </w:p>
+    <w:p>
+      <w:r>
+        <w:rPr>
+          <w:noProof/>
+        </w:rPr>
+        <w:lastRenderedPageBreak/>
+        <mc:AlternateContent>
+          <mc:Choice Requires="wps">
+            <w:drawing>
+              <wp:anchor distT="0" distB="0" distL="114300" distR="114300" simplePos="0" relativeHeight="251662336" behindDoc="1" locked="0" layoutInCell="1" allowOverlap="1" wp14:anchorId="1A284903" wp14:editId="1685AEF1">
+                <wp:simplePos x="0" y="0"/>
+                <wp:positionH relativeFrom="column">
+                  <wp:posOffset>1270</wp:posOffset>
+                </wp:positionH>
+                <wp:positionV relativeFrom="paragraph">
+                  <wp:posOffset>3027680</wp:posOffset>
+                </wp:positionV>
+                <wp:extent cx="5758180" cy="635"/>
+                <wp:effectExtent l="0" t="0" r="0" b="0"/>
+                <wp:wrapNone/>
+                <wp:docPr id="1296995181" name="Caixa de texto 1"/>
+                <wp:cNvGraphicFramePr/>
+                <a:graphic xmlns:a="http://schemas.openxmlformats.org/drawingml/2006/main">
+                  <a:graphicData uri="http://schemas.microsoft.com/office/word/2010/wordprocessingShape">
+                    <wps:wsp>
+                      <wps:cNvSpPr txBox="1"/>
+                      <wps:spPr>
+                        <a:xfrm>
+                          <a:off x="0" y="0"/>
+                          <a:ext cx="5758180" cy="635"/>
+                        </a:xfrm>
+                        <a:prstGeom prst="rect">
+                          <a:avLst/>
+                        </a:prstGeom>
+                        <a:solidFill>
+                          <a:prstClr val="white"/>
+                        </a:solidFill>
+                        <a:ln>
+                          <a:noFill/>
+                        </a:ln>
+                      </wps:spPr>
+                      <wps:txbx>
+                        <w:txbxContent>
+                          <w:p>
+                            <w:pPr>
+                              <w:pStyle w:val="Legenda"/>
+                              <w:rPr>
+                                <w:noProof/>
+                                <w:sz w:val="22"/>
+                                <w:szCs w:val="22"/>
+                              </w:rPr>
+                            </w:pPr>
+                            <w:r>
+                              <w:t xml:space="preserve">Figura </w:t>
+                            </w:r>
+                            <w:r>
+                              <w:fldChar w:fldCharType="begin"/>
+                            </w:r>
+                            <w:r>
+                              <w:instrText xml:space="preserve"> SEQ Figura \* ARABIC </w:instrText>
+                            </w:r>
+                            <w:r>
+                              <w:fldChar w:fldCharType="separate"/>
+                            </w:r>
+                            <w:r>
+                              <w:rPr>
+                                <w:noProof/>
+                              </w:rPr>
+                              <w:t>20</w:t>
+                            </w:r>
+                            <w:r>
+                              <w:fldChar w:fldCharType="end"/>
+                            </w:r>
+                            <w:r>
+                              <w:t xml:space="preserve">. </w:t>
+                            </w:r>
+                            <w:r>
+                              <w:t>Arquitetura funcional do backend Hexomel.</w:t>
+                            </w:r>
+                          </w:p>
+                        </w:txbxContent>
+                      </wps:txbx>
+                      <wps:bodyPr rot="0" spcFirstLastPara="0" vertOverflow="overflow" horzOverflow="overflow" vert="horz" wrap="square" lIns="0" tIns="0" rIns="0" bIns="0" numCol="1" spcCol="0" rtlCol="0" fromWordArt="0" anchor="t" anchorCtr="0" forceAA="0" compatLnSpc="1">
+                        <a:prstTxWarp prst="textNoShape">
+                          <a:avLst/>
+                        </a:prstTxWarp>
+                        <a:spAutoFit/>
+                      </wps:bodyPr>
+                    </wps:wsp>
+                  </a:graphicData>
+                </a:graphic>
+              </wp:anchor>
+            </w:drawing>
+          </mc:Choice>
+          <mc:Fallback>
+            <w:pict>
+              <v:shape w14:anchorId="1A284903" id="_x0000_s1027" type="#_x0000_t202" style="position:absolute;margin-left:.1pt;margin-top:238.4pt;width:453.4pt;height:.05pt;z-index:-251654144;visibility:visible;mso-wrap-style:square;mso-wrap-distance-left:9pt;mso-wrap-distance-top:0;mso-wrap-distance-right:9pt;mso-wrap-distance-bottom:0;mso-position-horizontal:absolute;mso-position-horizontal-relative:text;mso-position-vertical:absolute;mso-position-vertical-relative:text;v-text-anchor:top" o:gfxdata="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" stroked="f">
+                <v:textbox style="mso-fit-shape-to-text:t" inset="0,0,0,0">
+                  <w:txbxContent>
+                    <w:p>
+                      <w:pPr>
+                        <w:pStyle w:val="Legenda"/>
+                        <w:rPr>
+                          <w:noProof/>
+                          <w:sz w:val="22"/>
+                          <w:szCs w:val="22"/>
+                        </w:rPr>
+                      </w:pPr>
+                      <w:r>
+                        <w:t xml:space="preserve">Figura </w:t>
+                      </w:r>
+                      <w:r>
+                        <w:fldChar w:fldCharType="begin"/>
+                      </w:r>
+                      <w:r>
+                        <w:instrText xml:space="preserve"> SEQ Figura \* ARABIC </w:instrText>
+                      </w:r>
+                      <w:r>
+                        <w:fldChar w:fldCharType="separate"/>
+                      </w:r>
+                      <w:r>
+                        <w:rPr>
+                          <w:noProof/>
+                        </w:rPr>
+                        <w:t>20</w:t>
+                      </w:r>
+                      <w:r>
+                        <w:fldChar w:fldCharType="end"/>
+                      </w:r>
+                      <w:r>
+                        <w:t xml:space="preserve">. </w:t>
+                      </w:r>
+                      <w:r>
+                        <w:t>Arquitetura funcional do backend Hexomel.</w:t>
+                      </w:r>
+                    </w:p>
+                  </w:txbxContent>
+                </v:textbox>
+              </v:shape>
+            </w:pict>
+          </mc:Fallback>
+        </mc:AlternateContent>
+      </w:r>
+      <w:r>
+        <w:rPr>
+          <w:noProof/>
+        </w:rPr>
+        <w:drawing>
+          <wp:anchor distT="0" distB="0" distL="114300" distR="114300" simplePos="0" relativeHeight="251661312" behindDoc="1" locked="0" layoutInCell="1" allowOverlap="1" wp14:anchorId="21950588" wp14:editId="6D01EBCD">
+            <wp:simplePos x="0" y="0"/>
+            <wp:positionH relativeFrom="margin">
+              <wp:align>right</wp:align>
+            </wp:positionH>
+            <wp:positionV relativeFrom="paragraph">
+              <wp:posOffset>11430</wp:posOffset>
+            </wp:positionV>
+            <wp:extent cx="5758585" cy="2959100"/>
+            <wp:effectExtent l="0" t="0" r="0" b="0"/>
+            <wp:wrapNone/>
+            <wp:docPr id="1" name="Picture 1"/>
+            <wp:cNvGraphicFramePr>
+              <a:graphicFrameLocks xmlns:a="http://schemas.openxmlformats.org/drawingml/2006/main" noChangeAspect="1"/>
+            </wp:cNvGraphicFramePr>
+            <a:graphic xmlns:a="http://schemas.openxmlformats.org/drawingml/2006/main">
+              <a:graphicData uri="http://schemas.openxmlformats.org/drawingml/2006/picture">
+                <pic:pic xmlns:pic="http://schemas.openxmlformats.org/drawingml/2006/picture">
+                  <pic:nvPicPr>
+                    <pic:cNvPr id="0" name="backend_arquitetura_hexomel.png"/>
+                    <pic:cNvPicPr/>
+                  </pic:nvPicPr>
+                  <pic:blipFill rotWithShape="1">
+                    <a:blip r:embed="rId9" cstate="print">
+                      <a:extLst>
+                        <a:ext uri="{28A0092B-C50C-407E-A947-70E740481C1C}">
+                          <a14:useLocalDpi xmlns:a14="http://schemas.microsoft.com/office/drawing/2010/main" val="0"/>
+                        </a:ext>
+                      </a:extLst>
+                    </a:blip>
+                    <a:srcRect b="18631"/>
+                    <a:stretch>
+                      <a:fillRect/>
+                    </a:stretch>
+                  </pic:blipFill>
+                  <pic:spPr bwMode="auto">
+                    <a:xfrm>
+                      <a:off x="0" y="0"/>
+                      <a:ext cx="5758585" cy="2959100"/>
+                    </a:xfrm>
+                    <a:prstGeom prst="rect">
+                      <a:avLst/>
+                    </a:prstGeom>
+                    <a:ln>
+                      <a:noFill/>
+                    </a:ln>
+                    <a:extLst>
+                      <a:ext uri="{53640926-AAD7-44D8-BBD7-CCE9431645EC}">
+                        <a14:shadowObscured xmlns:a14="http://schemas.microsoft.com/office/drawing/2010/main"/>
+                      </a:ext>
+                    </a:extLst>
+                  </pic:spPr>
+                </pic:pic>
+              </a:graphicData>
+            </a:graphic>
+          </wp:anchor>
+        </w:drawing>
+      </w:r>
+    </w:p>
+    <w:p/>
+    <w:p/>
+    <w:p/>
+    <w:p/>
+    <w:p/>
+    <w:p/>
+    <w:p/>
+    <w:p/>
+    <w:p/>
+    <w:p/>
+    <w:p/>
+    <w:p/>
+    <w:p/>
+    <w:p/>
+    <w:p/>
+    <w:p/>
+    <w:p/>
+    <w:p/>
+    <w:p/>
+    <w:p/>
+    <w:p/>
+    <w:p>
+      <w:pPr>
+        <w:pStyle w:val="Titulo3"/>
+      </w:pPr>
+      <w:r>
+        <w:t>4.5.1 Tecnologias utilizadas no backend</w:t>
+      </w:r>
+    </w:p>
+    <w:p>
+      <w:pPr>
+        <w:spacing w:after="0" w:line="360" w:lineRule="auto"/>
+        <w:contextualSpacing/>
+        <w:jc w:val="both"/>
+        <w:rPr>
+          <w:rFonts w:ascii="Arial Narrow" w:hAnsi="Arial Narrow"/>
+        </w:rPr>
+      </w:pPr>
+      <w:r>
+        <w:rPr>
+          <w:rFonts w:ascii="Arial Narrow" w:hAnsi="Arial Narrow"/>
+        </w:rPr>
+        <w:t>O backend foi desenvolvido em Node.js com Express.js. Esta escolha permitiu usar JavaScript em todo o projeto, tanto no cliente como no servidor, reduzindo a distância entre a lógica do frontend e a lógica da API. O Express foi usado para definir rotas HTTP e middlewares, enquanto o MySQL foi usado como sistema de gestão de base de dados relacional.</w:t>
+      </w:r>
+    </w:p>
+    <w:tbl>
+      <w:tblPr>
+        <w:tblStyle w:val="TabelacomGrelha"/>
+        <w:tblW w:w="9360" w:type="dxa"/>
+        <w:jc w:val="center"/>
+        <w:tblLayout w:type="fixed"/>
+        <w:tblLook w:val="04A0" w:firstRow="1" w:lastRow="0" w:firstColumn="1" w:lastColumn="0" w:noHBand="0" w:noVBand="1"/>
+      </w:tblPr>
+      <w:tblGrid>
+        <w:gridCol w:w="2200"/>
+        <w:gridCol w:w="7160"/>
+      </w:tblGrid>
+      <w:tr>
+        <w:trPr>
+          <w:jc w:val="center"/>
+        </w:trPr>
+        <w:tc>
+          <w:tcPr>
+            <w:tcW w:w="2200" w:type="dxa"/>
+            <w:shd w:val="clear" w:color="auto" w:fill="000000" w:themeFill="text1"/>
+            <w:tcMar>
+              <w:top w:w="80" w:type="dxa"/>
+              <w:left w:w="120" w:type="dxa"/>
+              <w:bottom w:w="80" w:type="dxa"/>
+              <w:right w:w="120" w:type="dxa"/>
+            </w:tcMar>
+            <w:vAlign w:val="center"/>
+          </w:tcPr>
+          <w:p>
+            <w:pPr>
+              <w:spacing w:before="50" w:after="50"/>
+              <w:jc w:val="center"/>
+              <w:rPr>
+                <w:rFonts w:ascii="Arial Narrow" w:eastAsia="Arial Narrow" w:hAnsi="Arial Narrow" w:cs="Arial Narrow"/>
+                <w:b/>
+                <w:bCs/>
+                <w:sz w:val="18"/>
+                <w:szCs w:val="18"/>
+              </w:rPr>
+            </w:pPr>
+            <w:r>
+              <w:rPr>
+                <w:rFonts w:ascii="Arial Narrow" w:eastAsia="Arial Narrow" w:hAnsi="Arial Narrow" w:cs="Arial Narrow"/>
+                <w:b/>
+                <w:bCs/>
+                <w:sz w:val="18"/>
+                <w:szCs w:val="18"/>
+              </w:rPr>
+              <w:t>Tecnologia</w:t>
+            </w:r>
+          </w:p>
+        </w:tc>
+        <w:tc>
+          <w:tcPr>
+            <w:tcW w:w="7160" w:type="dxa"/>
+            <w:shd w:val="clear" w:color="auto" w:fill="000000" w:themeFill="text1"/>
+            <w:tcMar>
+              <w:top w:w="80" w:type="dxa"/>
+              <w:left w:w="120" w:type="dxa"/>
+              <w:bottom w:w="80" w:type="dxa"/>
+              <w:right w:w="120" w:type="dxa"/>
+            </w:tcMar>
+            <w:vAlign w:val="center"/>
+          </w:tcPr>
+          <w:p>
+            <w:pPr>
+              <w:spacing w:before="50" w:after="50"/>
+              <w:jc w:val="center"/>
+              <w:rPr>
+                <w:rFonts w:ascii="Arial Narrow" w:eastAsia="Arial Narrow" w:hAnsi="Arial Narrow" w:cs="Arial Narrow"/>
+                <w:b/>
+                <w:bCs/>
+                <w:sz w:val="18"/>
+                <w:szCs w:val="18"/>
+              </w:rPr>
+            </w:pPr>
+            <w:r>
+              <w:rPr>
+                <w:rFonts w:ascii="Arial Narrow" w:eastAsia="Arial Narrow" w:hAnsi="Arial Narrow" w:cs="Arial Narrow"/>
+                <w:b/>
+                <w:bCs/>
+                <w:sz w:val="18"/>
+                <w:szCs w:val="18"/>
+              </w:rPr>
+              <w:t>Função no backend</w:t>
+            </w:r>
+          </w:p>
+        </w:tc>
+      </w:tr>
+      <w:tr>
+        <w:trPr>
+          <w:jc w:val="center"/>
+        </w:trPr>
+        <w:tc>
+          <w:tcPr>
+            <w:tcW w:w="2200" w:type="dxa"/>
+            <w:tcMar>
+              <w:top w:w="80" w:type="dxa"/>
+              <w:left w:w="120" w:type="dxa"/>
+              <w:bottom w:w="80" w:type="dxa"/>
+              <w:right w:w="120" w:type="dxa"/>
+            </w:tcMar>
+            <w:vAlign w:val="center"/>
+          </w:tcPr>
+          <w:p>
+            <w:r>
+              <w:rPr>
+                <w:rFonts w:ascii="Calibri" w:hAnsi="Calibri"/>
+                <w:sz w:val="20"/>
+              </w:rPr>
+              <w:t>Express.js</w:t>
+            </w:r>
+          </w:p>
+        </w:tc>
+        <w:tc>
+          <w:tcPr>
+            <w:tcW w:w="7160" w:type="dxa"/>
+            <w:tcMar>
+              <w:top w:w="80" w:type="dxa"/>
+              <w:left w:w="120" w:type="dxa"/>
+              <w:bottom w:w="80" w:type="dxa"/>
+              <w:right w:w="120" w:type="dxa"/>
+            </w:tcMar>
+            <w:vAlign w:val="center"/>
+          </w:tcPr>
+          <w:p>
+            <w:r>
+              <w:rPr>
+                <w:rFonts w:ascii="Calibri" w:hAnsi="Calibri"/>
+                <w:sz w:val="20"/>
+              </w:rPr>
+              <w:t>Criação da API REST, definição de rotas e tratamento de pedidos HTTP.</w:t>
+            </w:r>
+          </w:p>
+        </w:tc>
+      </w:tr>
+      <w:tr>
+        <w:trPr>
+          <w:jc w:val="center"/>
+        </w:trPr>
+        <w:tc>
+          <w:tcPr>
+            <w:tcW w:w="2200" w:type="dxa"/>
+            <w:tcMar>
+              <w:top w:w="80" w:type="dxa"/>
+              <w:left w:w="120" w:type="dxa"/>
+              <w:bottom w:w="80" w:type="dxa"/>
+              <w:right w:w="120" w:type="dxa"/>
+            </w:tcMar>
+            <w:vAlign w:val="center"/>
+          </w:tcPr>
+          <w:p>
+            <w:r>
+              <w:rPr>
+                <w:rFonts w:ascii="Calibri" w:hAnsi="Calibri"/>
+                <w:sz w:val="20"/>
+              </w:rPr>
+              <w:lastRenderedPageBreak/>
+              <w:t>mysql2/promise</w:t>
+            </w:r>
+          </w:p>
+        </w:tc>
+        <w:tc>
+          <w:tcPr>
+            <w:tcW w:w="7160" w:type="dxa"/>
+            <w:tcMar>
+              <w:top w:w="80" w:type="dxa"/>
+              <w:left w:w="120" w:type="dxa"/>
+              <w:bottom w:w="80" w:type="dxa"/>
+              <w:right w:w="120" w:type="dxa"/>
+            </w:tcMar>
+            <w:vAlign w:val="center"/>
+          </w:tcPr>
+          <w:p>
+            <w:r>
+              <w:rPr>
+                <w:rFonts w:ascii="Calibri" w:hAnsi="Calibri"/>
+                <w:sz w:val="20"/>
+              </w:rPr>
+              <w:t>Ligação ao MySQL através de pool de conexões e queries assíncronas.</w:t>
+            </w:r>
+          </w:p>
+        </w:tc>
+      </w:tr>
+      <w:tr>
+        <w:trPr>
+          <w:jc w:val="center"/>
+        </w:trPr>
+        <w:tc>
+          <w:tcPr>
+            <w:tcW w:w="2200" w:type="dxa"/>
+            <w:tcMar>
+              <w:top w:w="80" w:type="dxa"/>
+              <w:left w:w="120" w:type="dxa"/>
+              <w:bottom w:w="80" w:type="dxa"/>
+              <w:right w:w="120" w:type="dxa"/>
+            </w:tcMar>
+            <w:vAlign w:val="center"/>
+          </w:tcPr>
+          <w:p>
+            <w:r>
+              <w:rPr>
+                <w:rFonts w:ascii="Calibri" w:hAnsi="Calibri"/>
+                <w:sz w:val="20"/>
+              </w:rPr>
+              <w:t>bcryptjs</w:t>
+            </w:r>
+          </w:p>
+        </w:tc>
+        <w:tc>
+          <w:tcPr>
+            <w:tcW w:w="7160" w:type="dxa"/>
+            <w:tcMar>
+              <w:top w:w="80" w:type="dxa"/>
+              <w:left w:w="120" w:type="dxa"/>
+              <w:bottom w:w="80" w:type="dxa"/>
+              <w:right w:w="120" w:type="dxa"/>
+            </w:tcMar>
+            <w:vAlign w:val="center"/>
+          </w:tcPr>
+          <w:p>
+            <w:r>
+              <w:rPr>
+                <w:rFonts w:ascii="Calibri" w:hAnsi="Calibri"/>
+                <w:sz w:val="20"/>
+              </w:rPr>
+              <w:t>Hashing de passwords antes de guardar na base de dados.</w:t>
+            </w:r>
+          </w:p>
+        </w:tc>
+      </w:tr>
+      <w:tr>
+        <w:trPr>
+          <w:jc w:val="center"/>
+        </w:trPr>
+        <w:tc>
+          <w:tcPr>
+            <w:tcW w:w="2200" w:type="dxa"/>
+            <w:tcMar>
+              <w:top w:w="80" w:type="dxa"/>
+              <w:left w:w="120" w:type="dxa"/>
+              <w:bottom w:w="80" w:type="dxa"/>
+              <w:right w:w="120" w:type="dxa"/>
+            </w:tcMar>
+            <w:vAlign w:val="center"/>
+          </w:tcPr>
+          <w:p>
+            <w:r>
+              <w:rPr>
+                <w:rFonts w:ascii="Calibri" w:hAnsi="Calibri"/>
+                <w:sz w:val="20"/>
+              </w:rPr>
+              <w:t>jsonwebtoken</w:t>
+            </w:r>
+          </w:p>
+        </w:tc>
+        <w:tc>
+          <w:tcPr>
+            <w:tcW w:w="7160" w:type="dxa"/>
+            <w:tcMar>
+              <w:top w:w="80" w:type="dxa"/>
+              <w:left w:w="120" w:type="dxa"/>
+              <w:bottom w:w="80" w:type="dxa"/>
+              <w:right w:w="120" w:type="dxa"/>
+            </w:tcMar>
+            <w:vAlign w:val="center"/>
+          </w:tcPr>
+          <w:p>
+            <w:r>
+              <w:rPr>
+                <w:rFonts w:ascii="Calibri" w:hAnsi="Calibri"/>
+                <w:sz w:val="20"/>
+              </w:rPr>
+              <w:t>Criação e validação de tokens JWT para sessões autenticadas.</w:t>
+            </w:r>
+          </w:p>
+        </w:tc>
+      </w:tr>
+      <w:tr>
+        <w:trPr>
+          <w:jc w:val="center"/>
+        </w:trPr>
+        <w:tc>
+          <w:tcPr>
+            <w:tcW w:w="2200" w:type="dxa"/>
+            <w:tcMar>
+              <w:top w:w="80" w:type="dxa"/>
+              <w:left w:w="120" w:type="dxa"/>
+              <w:bottom w:w="80" w:type="dxa"/>
+              <w:right w:w="120" w:type="dxa"/>
+            </w:tcMar>
+            <w:vAlign w:val="center"/>
+          </w:tcPr>
+          <w:p>
+            <w:r>
+              <w:rPr>
+                <w:rFonts w:ascii="Calibri" w:hAnsi="Calibri"/>
+                <w:sz w:val="20"/>
+              </w:rPr>
+              <w:t>Nodemailer</w:t>
+            </w:r>
+          </w:p>
+        </w:tc>
+        <w:tc>
+          <w:tcPr>
+            <w:tcW w:w="7160" w:type="dxa"/>
+            <w:tcMar>
+              <w:top w:w="80" w:type="dxa"/>
+              <w:left w:w="120" w:type="dxa"/>
+              <w:bottom w:w="80" w:type="dxa"/>
+              <w:right w:w="120" w:type="dxa"/>
+            </w:tcMar>
+            <w:vAlign w:val="center"/>
+          </w:tcPr>
+          <w:p>
+            <w:r>
+              <w:rPr>
+                <w:rFonts w:ascii="Calibri" w:hAnsi="Calibri"/>
+                <w:sz w:val="20"/>
+              </w:rPr>
+              <w:t>Envio de emails de verificação, recuperação, OTP e recibos.</w:t>
+            </w:r>
+          </w:p>
+        </w:tc>
+      </w:tr>
+      <w:tr>
+        <w:trPr>
+          <w:jc w:val="center"/>
+        </w:trPr>
+        <w:tc>
+          <w:tcPr>
+            <w:tcW w:w="2200" w:type="dxa"/>
+            <w:tcMar>
+              <w:top w:w="80" w:type="dxa"/>
+              <w:left w:w="120" w:type="dxa"/>
+              <w:bottom w:w="80" w:type="dxa"/>
+              <w:right w:w="120" w:type="dxa"/>
+            </w:tcMar>
+            <w:vAlign w:val="center"/>
+          </w:tcPr>
+          <w:p>
+            <w:r>
+              <w:rPr>
+                <w:rFonts w:ascii="Calibri" w:hAnsi="Calibri"/>
+                <w:sz w:val="20"/>
+              </w:rPr>
+              <w:t>Stripe</w:t>
+            </w:r>
+          </w:p>
+        </w:tc>
+        <w:tc>
+          <w:tcPr>
+            <w:tcW w:w="7160" w:type="dxa"/>
+            <w:tcMar>
+              <w:top w:w="80" w:type="dxa"/>
+              <w:left w:w="120" w:type="dxa"/>
+              <w:bottom w:w="80" w:type="dxa"/>
+              <w:right w:w="120" w:type="dxa"/>
+            </w:tcMar>
+            <w:vAlign w:val="center"/>
+          </w:tcPr>
+          <w:p>
+            <w:r>
+              <w:rPr>
+                <w:rFonts w:ascii="Calibri" w:hAnsi="Calibri"/>
+                <w:sz w:val="20"/>
+              </w:rPr>
+              <w:t>Criação e validação de sessões de pagamento.</w:t>
+            </w:r>
+          </w:p>
+        </w:tc>
+      </w:tr>
+      <w:tr>
+        <w:trPr>
+          <w:jc w:val="center"/>
+        </w:trPr>
+        <w:tc>
+          <w:tcPr>
+            <w:tcW w:w="2200" w:type="dxa"/>
+            <w:tcMar>
+              <w:top w:w="80" w:type="dxa"/>
+              <w:left w:w="120" w:type="dxa"/>
+              <w:bottom w:w="80" w:type="dxa"/>
+              <w:right w:w="120" w:type="dxa"/>
+            </w:tcMar>
+            <w:vAlign w:val="center"/>
+          </w:tcPr>
+          <w:p>
+            <w:r>
+              <w:rPr>
+                <w:rFonts w:ascii="Calibri" w:hAnsi="Calibri"/>
+                <w:sz w:val="20"/>
+              </w:rPr>
+              <w:t>google-auth-library</w:t>
+            </w:r>
+          </w:p>
+        </w:tc>
+        <w:tc>
+          <w:tcPr>
+            <w:tcW w:w="7160" w:type="dxa"/>
+            <w:tcMar>
+              <w:top w:w="80" w:type="dxa"/>
+              <w:left w:w="120" w:type="dxa"/>
+              <w:bottom w:w="80" w:type="dxa"/>
+              <w:right w:w="120" w:type="dxa"/>
+            </w:tcMar>
+            <w:vAlign w:val="center"/>
+          </w:tcPr>
+          <w:p>
+            <w:r>
+              <w:rPr>
+                <w:rFonts w:ascii="Calibri" w:hAnsi="Calibri"/>
+                <w:sz w:val="20"/>
+              </w:rPr>
+              <w:t>Validação de login social com Google OAuth.</w:t>
+            </w:r>
+          </w:p>
+        </w:tc>
+      </w:tr>
+      <w:tr>
+        <w:trPr>
+          <w:jc w:val="center"/>
+        </w:trPr>
+        <w:tc>
+          <w:tcPr>
+            <w:tcW w:w="2200" w:type="dxa"/>
+            <w:tcMar>
+              <w:top w:w="80" w:type="dxa"/>
+              <w:left w:w="120" w:type="dxa"/>
+              <w:bottom w:w="80" w:type="dxa"/>
+              <w:right w:w="120" w:type="dxa"/>
+            </w:tcMar>
+            <w:vAlign w:val="center"/>
+          </w:tcPr>
+          <w:p>
+            <w:r>
+              <w:rPr>
+                <w:rFonts w:ascii="Calibri" w:hAnsi="Calibri"/>
+                <w:sz w:val="20"/>
+              </w:rPr>
+              <w:t>Multer</w:t>
+            </w:r>
+          </w:p>
+        </w:tc>
+        <w:tc>
+          <w:tcPr>
+            <w:tcW w:w="7160" w:type="dxa"/>
+            <w:tcMar>
+              <w:top w:w="80" w:type="dxa"/>
+              <w:left w:w="120" w:type="dxa"/>
+              <w:bottom w:w="80" w:type="dxa"/>
+              <w:right w:w="120" w:type="dxa"/>
+            </w:tcMar>
+            <w:vAlign w:val="center"/>
+          </w:tcPr>
+          <w:p>
+            <w:r>
+              <w:rPr>
+                <w:rFonts w:ascii="Calibri" w:hAnsi="Calibri"/>
+                <w:sz w:val="20"/>
+              </w:rPr>
+              <w:t>Receção de uploads de imagens e documentos.</w:t>
+            </w:r>
+          </w:p>
+        </w:tc>
+      </w:tr>
+      <w:tr>
+        <w:trPr>
+          <w:jc w:val="center"/>
+        </w:trPr>
+        <w:tc>
+          <w:tcPr>
+            <w:tcW w:w="2200" w:type="dxa"/>
+            <w:tcMar>
+              <w:top w:w="80" w:type="dxa"/>
+              <w:left w:w="120" w:type="dxa"/>
+              <w:bottom w:w="80" w:type="dxa"/>
+              <w:right w:w="120" w:type="dxa"/>
+            </w:tcMar>
+            <w:vAlign w:val="center"/>
+          </w:tcPr>
+          <w:p>
+            <w:r>
+              <w:rPr>
+                <w:rFonts w:ascii="Calibri" w:hAnsi="Calibri"/>
+                <w:sz w:val="20"/>
+              </w:rPr>
+              <w:t>compression e cors</w:t>
+            </w:r>
+          </w:p>
+        </w:tc>
+        <w:tc>
+          <w:tcPr>
+            <w:tcW w:w="7160" w:type="dxa"/>
+            <w:tcMar>
+              <w:top w:w="80" w:type="dxa"/>
+              <w:left w:w="120" w:type="dxa"/>
+              <w:bottom w:w="80" w:type="dxa"/>
+              <w:right w:w="120" w:type="dxa"/>
+            </w:tcMar>
+            <w:vAlign w:val="center"/>
+          </w:tcPr>
+          <w:p>
+            <w:r>
+              <w:rPr>
+                <w:rFonts w:ascii="Calibri" w:hAnsi="Calibri"/>
+                <w:sz w:val="20"/>
+              </w:rPr>
+              <w:t>Otimização de respostas e controlo de acesso entre frontend e backend.</w:t>
+            </w:r>
+          </w:p>
+        </w:tc>
+      </w:tr>
+    </w:tbl>
+    <w:p>
+      <w:pPr>
+        <w:pStyle w:val="Legenda"/>
+      </w:pPr>
+      <w:r>
+        <w:t xml:space="preserve">Tabela </w:t>
+      </w:r>
+      <w:r>
+        <w:fldChar w:fldCharType="begin"/>
+      </w:r>
+      <w:r>
+        <w:instrText xml:space="preserve"> SEQ Tabela \* ARABIC </w:instrText>
+      </w:r>
+      <w:r>
+        <w:fldChar w:fldCharType="separate"/>
+      </w:r>
+      <w:r>
+        <w:rPr>
+          <w:noProof/>
+        </w:rPr>
+        <w:t>6</w:t>
+      </w:r>
+      <w:r>
+        <w:fldChar w:fldCharType="end"/>
+      </w:r>
+      <w:r>
+        <w:t>- Tecnologias do Backend</w:t>
+      </w:r>
+    </w:p>
+    <w:p/>
+    <w:p>
+      <w:pPr>
+        <w:pStyle w:val="Titulo3"/>
+      </w:pPr>
+      <w:r>
+        <w:t>4.5.2 Organização geral do servidor</w:t>
+      </w:r>
+    </w:p>
+    <w:p>
+      <w:pPr>
+        <w:spacing w:after="0" w:line="360" w:lineRule="auto"/>
+        <w:contextualSpacing/>
+        <w:jc w:val="both"/>
+        <w:rPr>
+          <w:rFonts w:ascii="Arial Narrow" w:hAnsi="Arial Narrow"/>
+        </w:rPr>
+      </w:pPr>
+      <w:r>
+        <w:rPr>
+          <w:rFonts w:ascii="Arial Narrow" w:hAnsi="Arial Narrow"/>
+        </w:rPr>
+        <w:t>O servidor é inicializado com Express e configurado para aceitar JSON, pedidos CORS, compressão e ficheiros estáticos. A ligação à base de dados é feita através de backend/config/db.js, onde é criada um pool MySQL com limite de ligações. Esta abordagem é melhor do que abrir uma ligação nova para cada pedido, porque permite reutilizar conexões e responder a vários utilizadores de forma mais eficiente.</w:t>
+      </w:r>
+    </w:p>
+    <w:p>
+      <w:pPr>
+        <w:pStyle w:val="PargrafodaLista"/>
+        <w:numPr>
+          <w:ilvl w:val="0"/>
+          <w:numId w:val="15"/>
+        </w:numPr>
+        <w:spacing w:after="0" w:line="360" w:lineRule="auto"/>
+        <w:jc w:val="both"/>
+        <w:rPr>
+          <w:rFonts w:ascii="Arial Narrow" w:hAnsi="Arial Narrow"/>
+        </w:rPr>
+      </w:pPr>
+      <w:r>
+        <w:rPr>
+          <w:rFonts w:ascii="Arial Narrow" w:hAnsi="Arial Narrow"/>
+        </w:rPr>
+        <w:t>server.js: concentra a API REST, migrações, integrações e lógica principal do projeto.</w:t>
+      </w:r>
+    </w:p>
+    <w:p>
+      <w:pPr>
+        <w:pStyle w:val="PargrafodaLista"/>
+        <w:numPr>
+          <w:ilvl w:val="0"/>
+          <w:numId w:val="15"/>
+        </w:numPr>
+        <w:spacing w:after="0" w:line="360" w:lineRule="auto"/>
+        <w:jc w:val="both"/>
+        <w:rPr>
+          <w:rFonts w:ascii="Arial Narrow" w:hAnsi="Arial Narrow"/>
+        </w:rPr>
+      </w:pPr>
+      <w:r>
+        <w:rPr>
+          <w:rFonts w:ascii="Arial Narrow" w:hAnsi="Arial Narrow"/>
+        </w:rPr>
+        <w:t>config/env.js: lê variáveis de ambiente e centraliza configurações de base de dados.</w:t>
+      </w:r>
+    </w:p>
+    <w:p>
+      <w:pPr>
+        <w:pStyle w:val="PargrafodaLista"/>
+        <w:numPr>
+          <w:ilvl w:val="0"/>
+          <w:numId w:val="15"/>
+        </w:numPr>
+        <w:spacing w:after="0" w:line="360" w:lineRule="auto"/>
+        <w:jc w:val="both"/>
+        <w:rPr>
+          <w:rFonts w:ascii="Arial Narrow" w:hAnsi="Arial Narrow"/>
+        </w:rPr>
+      </w:pPr>
+      <w:r>
+        <w:rPr>
+          <w:rFonts w:ascii="Arial Narrow" w:hAnsi="Arial Narrow"/>
+        </w:rPr>
+        <w:t>config/db.js: cria a pool MySQL e fornece métodos db.get, db.all, db.run e db.exec.</w:t>
+      </w:r>
+    </w:p>
+    <w:p>
+      <w:pPr>
+        <w:pStyle w:val="PargrafodaLista"/>
+        <w:numPr>
+          <w:ilvl w:val="0"/>
+          <w:numId w:val="15"/>
+        </w:numPr>
+        <w:spacing w:after="0" w:line="360" w:lineRule="auto"/>
+        <w:jc w:val="both"/>
+        <w:rPr>
+          <w:rFonts w:ascii="Arial Narrow" w:hAnsi="Arial Narrow"/>
+        </w:rPr>
+      </w:pPr>
+      <w:r>
+        <w:rPr>
+          <w:rFonts w:ascii="Arial Narrow" w:hAnsi="Arial Narrow"/>
+        </w:rPr>
+        <w:t>middleware/auth.js: protege rotas com JWT e valida permissões de administrador.</w:t>
+      </w:r>
+    </w:p>
+    <w:p>
+      <w:pPr>
+        <w:spacing w:after="0" w:line="360" w:lineRule="auto"/>
+        <w:contextualSpacing/>
+        <w:jc w:val="both"/>
+        <w:rPr>
+          <w:rFonts w:ascii="Arial Narrow" w:hAnsi="Arial Narrow"/>
+        </w:rPr>
+      </w:pPr>
+    </w:p>
+    <w:p>
+      <w:pPr>
+        <w:pStyle w:val="Listacommarcas"/>
+        <w:numPr>
+          <w:ilvl w:val="0"/>
+          <w:numId w:val="0"/>
+        </w:numPr>
+        <w:spacing w:after="80"/>
+        <w:ind w:left="720"/>
+        <w:rPr>
+          <w:lang w:val="pt-PT"/>
+        </w:rPr>
+      </w:pPr>
+    </w:p>
+    <w:p>
+      <w:pPr>
+        <w:pStyle w:val="Listacommarcas"/>
+        <w:numPr>
+          <w:ilvl w:val="0"/>
+          <w:numId w:val="0"/>
+        </w:numPr>
+        <w:spacing w:after="80"/>
+        <w:ind w:left="720"/>
+        <w:rPr>
+          <w:lang w:val="pt-PT"/>
+        </w:rPr>
+      </w:pPr>
+    </w:p>
+    <w:p>
+      <w:pPr>
+        <w:pStyle w:val="Listacommarcas"/>
+        <w:numPr>
+          <w:ilvl w:val="0"/>
+          <w:numId w:val="0"/>
+        </w:numPr>
+        <w:spacing w:after="80"/>
+        <w:ind w:left="720"/>
+        <w:rPr>
+          <w:lang w:val="pt-PT"/>
+        </w:rPr>
+      </w:pPr>
+    </w:p>
+    <w:p>
+      <w:pPr>
+        <w:pStyle w:val="Listacommarcas"/>
+        <w:numPr>
+          <w:ilvl w:val="0"/>
+          <w:numId w:val="0"/>
+        </w:numPr>
+        <w:spacing w:after="80"/>
+        <w:ind w:left="720"/>
+        <w:rPr>
+          <w:lang w:val="pt-PT"/>
+        </w:rPr>
+      </w:pPr>
+    </w:p>
+    <w:p>
+      <w:pPr>
+        <w:pStyle w:val="Listacommarcas"/>
+        <w:numPr>
+          <w:ilvl w:val="0"/>
+          <w:numId w:val="0"/>
+        </w:numPr>
+        <w:spacing w:after="80"/>
+        <w:ind w:left="720"/>
+        <w:rPr>
+          <w:lang w:val="pt-PT"/>
+        </w:rPr>
+      </w:pPr>
+    </w:p>
+    <w:p>
+      <w:pPr>
+        <w:pStyle w:val="Listacommarcas"/>
+        <w:numPr>
+          <w:ilvl w:val="0"/>
+          <w:numId w:val="0"/>
+        </w:numPr>
+        <w:spacing w:after="80"/>
+        <w:ind w:left="720"/>
+        <w:rPr>
+          <w:lang w:val="pt-PT"/>
+        </w:rPr>
+      </w:pPr>
+    </w:p>
+    <w:p>
+      <w:pPr>
+        <w:pStyle w:val="Listacommarcas"/>
+        <w:numPr>
+          <w:ilvl w:val="0"/>
+          <w:numId w:val="0"/>
+        </w:numPr>
+        <w:spacing w:after="80"/>
+        <w:rPr>
+          <w:lang w:val="pt-PT"/>
+        </w:rPr>
+      </w:pPr>
+    </w:p>
+    <w:p>
+      <w:pPr>
+        <w:pStyle w:val="Titulo3"/>
+      </w:pPr>
+      <w:r>
+        <w:t>4.5.3 Ciclo de funcionamento de um pedido</w:t>
+      </w:r>
+    </w:p>
+    <w:p>
+      <w:pPr>
+        <w:spacing w:after="0" w:line="360" w:lineRule="auto"/>
+        <w:contextualSpacing/>
+        <w:jc w:val="both"/>
+        <w:rPr>
+          <w:rFonts w:ascii="Arial Narrow" w:hAnsi="Arial Narrow"/>
+        </w:rPr>
+      </w:pPr>
+      <w:r>
+        <w:rPr>
+          <w:rFonts w:ascii="Arial Narrow" w:hAnsi="Arial Narrow"/>
+        </w:rPr>
+        <w:t>O funcionamento de uma rota segue normalmente o mesmo ciclo. Primeiro o utilizador executa uma ação no site. Depois o frontend envia um pedido HTTP para a API. O backend aplica middlewares, valida dados, executa a lógica necessária, comunica com a base de dados ou com serviços externos e devolve uma resposta JSON ao frontend.</w:t>
+      </w:r>
+    </w:p>
+    <w:p>
+      <w:r>
+        <w:rPr>
+          <w:noProof/>
+        </w:rPr>
+        <w:lastRenderedPageBreak/>
+        <w:drawing>
+          <wp:anchor distT="0" distB="0" distL="114300" distR="114300" simplePos="0" relativeHeight="251664384" behindDoc="1" locked="0" layoutInCell="1" allowOverlap="1" wp14:anchorId="7DBFF68E" wp14:editId="486292C2">
+            <wp:simplePos x="0" y="0"/>
+            <wp:positionH relativeFrom="margin">
+              <wp:align>right</wp:align>
+            </wp:positionH>
+            <wp:positionV relativeFrom="paragraph">
+              <wp:posOffset>17145</wp:posOffset>
+            </wp:positionV>
+            <wp:extent cx="5758815" cy="3327206"/>
+            <wp:effectExtent l="0" t="0" r="0" b="6985"/>
+            <wp:wrapNone/>
+            <wp:docPr id="569747257" name="Imagem 18"/>
+            <wp:cNvGraphicFramePr>
+              <a:graphicFrameLocks xmlns:a="http://schemas.openxmlformats.org/drawingml/2006/main" noChangeAspect="1"/>
+            </wp:cNvGraphicFramePr>
+            <a:graphic xmlns:a="http://schemas.openxmlformats.org/drawingml/2006/main">
+              <a:graphicData uri="http://schemas.openxmlformats.org/drawingml/2006/picture">
+                <pic:pic xmlns:pic="http://schemas.openxmlformats.org/drawingml/2006/picture">
+                  <pic:nvPicPr>
+                    <pic:cNvPr id="0" name="Picture 1"/>
+                    <pic:cNvPicPr>
+                      <a:picLocks noChangeAspect="1" noChangeArrowheads="1"/>
+                    </pic:cNvPicPr>
+                  </pic:nvPicPr>
+                  <pic:blipFill rotWithShape="1">
+                    <a:blip r:embed="rId10">
+                      <a:extLst>
+                        <a:ext uri="{28A0092B-C50C-407E-A947-70E740481C1C}">
+                          <a14:useLocalDpi xmlns:a14="http://schemas.microsoft.com/office/drawing/2010/main" val="0"/>
+                        </a:ext>
+                      </a:extLst>
+                    </a:blip>
+                    <a:srcRect l="6182" t="11258" r="7063" b="14238"/>
+                    <a:stretch>
+                      <a:fillRect/>
+                    </a:stretch>
+                  </pic:blipFill>
+                  <pic:spPr bwMode="auto">
+                    <a:xfrm>
+                      <a:off x="0" y="0"/>
+                      <a:ext cx="5758815" cy="3327206"/>
+                    </a:xfrm>
+                    <a:prstGeom prst="rect">
+                      <a:avLst/>
+                    </a:prstGeom>
+                    <a:noFill/>
+                    <a:ln>
+                      <a:noFill/>
+                    </a:ln>
+                    <a:extLst>
+                      <a:ext uri="{53640926-AAD7-44D8-BBD7-CCE9431645EC}">
+                        <a14:shadowObscured xmlns:a14="http://schemas.microsoft.com/office/drawing/2010/main"/>
+                      </a:ext>
+                    </a:extLst>
+                  </pic:spPr>
+                </pic:pic>
+              </a:graphicData>
+            </a:graphic>
+            <wp14:sizeRelH relativeFrom="margin">
+              <wp14:pctWidth>0</wp14:pctWidth>
+            </wp14:sizeRelH>
+            <wp14:sizeRelV relativeFrom="margin">
+              <wp14:pctHeight>0</wp14:pctHeight>
+            </wp14:sizeRelV>
+          </wp:anchor>
+        </w:drawing>
+      </w:r>
+    </w:p>
+    <w:p/>
+    <w:p/>
+    <w:p/>
+    <w:p/>
+    <w:p/>
+    <w:p/>
+    <w:p/>
+    <w:p/>
+    <w:p/>
+    <w:p/>
+    <w:p>
+      <w:r>
+        <w:rPr>
+          <w:noProof/>
+        </w:rPr>
+        <mc:AlternateContent>
+          <mc:Choice Requires="wps">
+            <w:drawing>
+              <wp:anchor distT="0" distB="0" distL="114300" distR="114300" simplePos="0" relativeHeight="251663360" behindDoc="0" locked="0" layoutInCell="1" allowOverlap="1" wp14:anchorId="08A4E8FB" wp14:editId="398AAA1E">
+                <wp:simplePos x="0" y="0"/>
+                <wp:positionH relativeFrom="margin">
+                  <wp:align>right</wp:align>
+                </wp:positionH>
+                <wp:positionV relativeFrom="paragraph">
+                  <wp:posOffset>259715</wp:posOffset>
+                </wp:positionV>
+                <wp:extent cx="5758815" cy="635"/>
+                <wp:effectExtent l="0" t="0" r="0" b="0"/>
+                <wp:wrapSquare wrapText="bothSides"/>
+                <wp:docPr id="1653360728" name="Caixa de texto 1"/>
+                <wp:cNvGraphicFramePr/>
+                <a:graphic xmlns:a="http://schemas.openxmlformats.org/drawingml/2006/main">
+                  <a:graphicData uri="http://schemas.microsoft.com/office/word/2010/wordprocessingShape">
+                    <wps:wsp>
+                      <wps:cNvSpPr txBox="1"/>
+                      <wps:spPr>
+                        <a:xfrm>
+                          <a:off x="0" y="0"/>
+                          <a:ext cx="5758815" cy="635"/>
+                        </a:xfrm>
+                        <a:prstGeom prst="rect">
+                          <a:avLst/>
+                        </a:prstGeom>
+                        <a:solidFill>
+                          <a:prstClr val="white"/>
+                        </a:solidFill>
+                        <a:ln>
+                          <a:noFill/>
+                        </a:ln>
+                      </wps:spPr>
+                      <wps:txbx>
+                        <w:txbxContent>
+                          <w:p>
+                            <w:pPr>
+                              <w:pStyle w:val="Legenda"/>
+                              <w:rPr>
+                                <w:noProof/>
+                                <w:sz w:val="22"/>
+                                <w:szCs w:val="22"/>
+                              </w:rPr>
+                            </w:pPr>
+                            <w:r>
+                              <w:t xml:space="preserve">Figura </w:t>
+                            </w:r>
+                            <w:r>
+                              <w:fldChar w:fldCharType="begin"/>
+                            </w:r>
+                            <w:r>
+                              <w:instrText xml:space="preserve"> SEQ Figura \* ARABIC </w:instrText>
+                            </w:r>
+                            <w:r>
+                              <w:fldChar w:fldCharType="separate"/>
+                            </w:r>
+                            <w:r>
+                              <w:rPr>
+                                <w:noProof/>
+                              </w:rPr>
+                              <w:t>21</w:t>
+                            </w:r>
+                            <w:r>
+                              <w:fldChar w:fldCharType="end"/>
+                            </w:r>
+                            <w:r>
+                              <w:t>. Ciclo de um pedido no Backend</w:t>
+                            </w:r>
+                          </w:p>
+                        </w:txbxContent>
+                      </wps:txbx>
+                      <wps:bodyPr rot="0" spcFirstLastPara="0" vertOverflow="overflow" horzOverflow="overflow" vert="horz" wrap="square" lIns="0" tIns="0" rIns="0" bIns="0" numCol="1" spcCol="0" rtlCol="0" fromWordArt="0" anchor="t" anchorCtr="0" forceAA="0" compatLnSpc="1">
+                        <a:prstTxWarp prst="textNoShape">
+                          <a:avLst/>
+                        </a:prstTxWarp>
+                        <a:spAutoFit/>
+                      </wps:bodyPr>
+                    </wps:wsp>
+                  </a:graphicData>
+                </a:graphic>
+              </wp:anchor>
+            </w:drawing>
+          </mc:Choice>
+          <mc:Fallback>
+            <w:pict>
+              <v:shape w14:anchorId="08A4E8FB" id="_x0000_s1028" type="#_x0000_t202" style="position:absolute;margin-left:402.25pt;margin-top:20.45pt;width:453.45pt;height:.05pt;z-index:251663360;visibility:visible;mso-wrap-style:square;mso-wrap-distance-left:9pt;mso-wrap-distance-top:0;mso-wrap-distance-right:9pt;mso-wrap-distance-bottom:0;mso-position-horizontal:right;mso-position-horizontal-relative:margin;mso-position-vertical:absolute;mso-position-vertical-relative:text;v-text-anchor:top" o:gfxdata="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" stroked="f">
+                <v:textbox style="mso-fit-shape-to-text:t" inset="0,0,0,0">
+                  <w:txbxContent>
+                    <w:p>
+                      <w:pPr>
+                        <w:pStyle w:val="Legenda"/>
+                        <w:rPr>
+                          <w:noProof/>
+                          <w:sz w:val="22"/>
+                          <w:szCs w:val="22"/>
+                        </w:rPr>
+                      </w:pPr>
+                      <w:r>
+                        <w:t xml:space="preserve">Figura </w:t>
+                      </w:r>
+                      <w:r>
+                        <w:fldChar w:fldCharType="begin"/>
+                      </w:r>
+                      <w:r>
+                        <w:instrText xml:space="preserve"> SEQ Figura \* ARABIC </w:instrText>
+                      </w:r>
+                      <w:r>
+                        <w:fldChar w:fldCharType="separate"/>
+                      </w:r>
+                      <w:r>
+                        <w:rPr>
+                          <w:noProof/>
+                        </w:rPr>
+                        <w:t>21</w:t>
+                      </w:r>
+                      <w:r>
+                        <w:fldChar w:fldCharType="end"/>
+                      </w:r>
+                      <w:r>
+                        <w:t>. Ciclo de um pedido no Backend</w:t>
+                      </w:r>
+                    </w:p>
+                  </w:txbxContent>
+                </v:textbox>
+                <w10:wrap type="square" anchorx="margin"/>
+              </v:shape>
+            </w:pict>
+          </mc:Fallback>
+        </mc:AlternateContent>
+      </w:r>
+    </w:p>
+    <w:p>
+      <w:pPr>
+        <w:spacing w:after="0" w:line="360" w:lineRule="auto"/>
+        <w:contextualSpacing/>
+        <w:jc w:val="both"/>
+        <w:rPr>
+          <w:rFonts w:ascii="Arial Narrow" w:hAnsi="Arial Narrow"/>
+        </w:rPr>
+      </w:pPr>
+      <w:r>
+        <w:rPr>
+          <w:rFonts w:ascii="Arial Narrow" w:hAnsi="Arial Narrow"/>
+        </w:rPr>
+        <w:t>Esta imagem representa o ciclo de funcionamento de um pedido no backend. O processo começa quando o utilizador realiza uma ação no site, como fazer login, adicionar um produto ao carrinho ou enviar uma mensagem. De seguida, o frontend envia um pedido HTTP para a API, que passa pelos middlewares responsáveis por tarefas como CORS, leitura de JSON, autenticação JWT, autorização e upload de ficheiros. Depois, o backend em Express.js valida os dados, aplica as regras de negócio e comunica com a base de dados ou com serviços externos, como Stripe, Google OAuth ou SMTP. Por fim, o backend devolve uma resposta ao frontend, normalmente em formato JSON, podendo indicar sucesso, erro ou dados atualizados. No caso do checkout, este ciclo permite validar a sessão, confirmar o carrinho, criar a encomenda e continuar o pagamento com segurança.</w:t>
+      </w:r>
+    </w:p>
+    <w:p/>
+    <w:p/>
+    <w:p/>
+    <w:p/>
+    <w:p/>
+    <w:p/>
+    <w:p>
+      <w:pPr>
+        <w:pStyle w:val="Titulo3"/>
+      </w:pPr>
+      <w:r>
+        <w:t>4.5.4 Ligação à base de dados</w:t>
+      </w:r>
+    </w:p>
+    <w:p>
+      <w:pPr>
+        <w:spacing w:after="0" w:line="360" w:lineRule="auto"/>
+        <w:contextualSpacing/>
+        <w:jc w:val="both"/>
+        <w:rPr>
+          <w:rFonts w:ascii="Arial Narrow" w:hAnsi="Arial Narrow"/>
+        </w:rPr>
+      </w:pPr>
+      <w:r>
+        <w:rPr>
+          <w:rFonts w:ascii="Arial Narrow" w:hAnsi="Arial Narrow"/>
+        </w:rPr>
+        <w:lastRenderedPageBreak/>
+        <w:t>A ligação à base de dados é feita através de mysql2/promise, usando um pool de conexões. O ficheiro db.js fornece quatro métodos principais: get para obter um registo, all para obter vários registos, run para executar alterações e exec para executar scripts SQL maiores. Esta abstração torna o restante código mais simples, porque as rotas não precisam de lidar diretamente com a criação da ligação.</w:t>
+      </w:r>
+    </w:p>
+    <w:p>
+      <w:pPr>
+        <w:pStyle w:val="PargrafodaLista"/>
+        <w:numPr>
+          <w:ilvl w:val="0"/>
+          <w:numId w:val="16"/>
+        </w:numPr>
+        <w:spacing w:after="0" w:line="360" w:lineRule="auto"/>
+        <w:jc w:val="both"/>
+        <w:rPr>
+          <w:rFonts w:ascii="Arial Narrow" w:hAnsi="Arial Narrow"/>
+        </w:rPr>
+      </w:pPr>
+      <w:r>
+        <w:rPr>
+          <w:rFonts w:ascii="Arial Narrow" w:hAnsi="Arial Narrow"/>
+        </w:rPr>
+        <w:t>db.get: usado quando se espera apenas um resultado, como procurar um utilizador pelo email.</w:t>
+      </w:r>
+    </w:p>
+    <w:p>
+      <w:pPr>
+        <w:pStyle w:val="PargrafodaLista"/>
+        <w:numPr>
+          <w:ilvl w:val="0"/>
+          <w:numId w:val="16"/>
+        </w:numPr>
+        <w:spacing w:after="0" w:line="360" w:lineRule="auto"/>
+        <w:jc w:val="both"/>
+        <w:rPr>
+          <w:rFonts w:ascii="Arial Narrow" w:hAnsi="Arial Narrow"/>
+        </w:rPr>
+      </w:pPr>
+      <w:r>
+        <w:rPr>
+          <w:rFonts w:ascii="Arial Narrow" w:hAnsi="Arial Narrow"/>
+        </w:rPr>
+        <w:t>db.all: usado para listas, como produtos, encomendas, mensagens ou perguntas.</w:t>
+      </w:r>
+    </w:p>
+    <w:p>
+      <w:pPr>
+        <w:pStyle w:val="PargrafodaLista"/>
+        <w:numPr>
+          <w:ilvl w:val="0"/>
+          <w:numId w:val="16"/>
+        </w:numPr>
+        <w:spacing w:after="0" w:line="360" w:lineRule="auto"/>
+        <w:jc w:val="both"/>
+        <w:rPr>
+          <w:rFonts w:ascii="Arial Narrow" w:hAnsi="Arial Narrow"/>
+        </w:rPr>
+      </w:pPr>
+      <w:r>
+        <w:rPr>
+          <w:rFonts w:ascii="Arial Narrow" w:hAnsi="Arial Narrow"/>
+        </w:rPr>
+        <w:t>db.run: usado para INSERT, UPDATE e DELETE.</w:t>
+      </w:r>
+    </w:p>
+    <w:p>
+      <w:pPr>
+        <w:pStyle w:val="PargrafodaLista"/>
+        <w:numPr>
+          <w:ilvl w:val="0"/>
+          <w:numId w:val="16"/>
+        </w:numPr>
+        <w:spacing w:after="0" w:line="360" w:lineRule="auto"/>
+        <w:jc w:val="both"/>
+        <w:rPr>
+          <w:rFonts w:ascii="Arial Narrow" w:hAnsi="Arial Narrow"/>
+        </w:rPr>
+      </w:pPr>
+      <w:r>
+        <w:rPr>
+          <w:rFonts w:ascii="Arial Narrow" w:hAnsi="Arial Narrow"/>
+        </w:rPr>
+        <w:t>db.exec: usado em scripts e migrações com várias instruções SQL.</w:t>
+      </w:r>
+    </w:p>
+    <w:p>
+      <w:pPr>
+        <w:spacing w:after="0" w:line="360" w:lineRule="auto"/>
+        <w:ind w:left="360"/>
+        <w:jc w:val="both"/>
+        <w:rPr>
+          <w:rFonts w:ascii="Arial Narrow" w:hAnsi="Arial Narrow"/>
+        </w:rPr>
+      </w:pPr>
+    </w:p>
+    <w:p>
+      <w:pPr>
+        <w:pStyle w:val="Ttulo2"/>
+      </w:pPr>
+      <w:r>
+        <w:rPr>
+          <w:noProof/>
+        </w:rPr>
+        <w:drawing>
+          <wp:anchor distT="0" distB="0" distL="114300" distR="114300" simplePos="0" relativeHeight="251665408" behindDoc="0" locked="0" layoutInCell="1" allowOverlap="1" wp14:anchorId="17AD1EF0" wp14:editId="67888F16">
+            <wp:simplePos x="0" y="0"/>
+            <wp:positionH relativeFrom="margin">
+              <wp:align>right</wp:align>
+            </wp:positionH>
+            <wp:positionV relativeFrom="paragraph">
+              <wp:posOffset>452710</wp:posOffset>
+            </wp:positionV>
+            <wp:extent cx="5751830" cy="3837305"/>
+            <wp:effectExtent l="0" t="0" r="1270" b="0"/>
+            <wp:wrapTopAndBottom/>
+            <wp:docPr id="849379763" name="Imagem 21"/>
+            <wp:cNvGraphicFramePr>
+              <a:graphicFrameLocks xmlns:a="http://schemas.openxmlformats.org/drawingml/2006/main" noChangeAspect="1"/>
+            </wp:cNvGraphicFramePr>
+            <a:graphic xmlns:a="http://schemas.openxmlformats.org/drawingml/2006/main">
+              <a:graphicData uri="http://schemas.openxmlformats.org/drawingml/2006/picture">
+                <pic:pic xmlns:pic="http://schemas.openxmlformats.org/drawingml/2006/picture">
+                  <pic:nvPicPr>
+                    <pic:cNvPr id="0" name="Picture 4"/>
                     <pic:cNvPicPr>
                       <a:picLocks noChangeAspect="1" noChangeArrowheads="1"/>
                     </pic:cNvPicPr>
                   </pic:nvPicPr>
                   <pic:blipFill>
-                    <a:blip r:embed="rId7" cstate="print">
+                    <a:blip r:embed="rId11" cstate="print">
                       <a:extLst>
                         <a:ext uri="{28A0092B-C50C-407E-A947-70E740481C1C}">
                           <a14:useLocalDpi xmlns:a14="http://schemas.microsoft.com/office/drawing/2010/main" val="0"/>
@@ -210,7 +3485,7 @@
                   <pic:spPr bwMode="auto">
                     <a:xfrm>
                       <a:off x="0" y="0"/>
-                      <a:ext cx="2475230" cy="1883410"/>
+                      <a:ext cx="5751830" cy="3837305"/>
                     </a:xfrm>
                     <a:prstGeom prst="rect">
                       <a:avLst/>
@@ -233,10 +3508,42 @@
         </w:drawing>
       </w:r>
       <w:r>
-        <w:t>3.1 Título do Projeto</w:t>
-      </w:r>
-      <w:bookmarkEnd w:id="0"/>
-    </w:p>
+        <w:t>4.5.5 Autenticação, permissões e segurança</w:t>
+      </w:r>
+    </w:p>
+    <w:p>
+      <w:pPr>
+        <w:pStyle w:val="Legenda"/>
+      </w:pPr>
+      <w:r>
+        <w:t xml:space="preserve">Figura </w:t>
+      </w:r>
+      <w:r>
+        <w:fldChar w:fldCharType="begin"/>
+      </w:r>
+      <w:r>
+        <w:instrText xml:space="preserve"> SEQ Figura \* ARABIC </w:instrText>
+      </w:r>
+      <w:r>
+        <w:fldChar w:fldCharType="separate"/>
+      </w:r>
+      <w:r>
+        <w:rPr>
+          <w:noProof/>
+        </w:rPr>
+        <w:t>22</w:t>
+      </w:r>
+      <w:r>
+        <w:fldChar w:fldCharType="end"/>
+      </w:r>
+      <w:r>
+        <w:t>. Segurança e controlo de permissões.</w:t>
+      </w:r>
+    </w:p>
+    <w:p/>
+    <w:p/>
+    <w:p/>
+    <w:p/>
     <w:p>
       <w:pPr>
         <w:spacing w:after="0" w:line="360" w:lineRule="auto"/>
@@ -250,21 +3557,8 @@
         <w:rPr>
           <w:rFonts w:ascii="Arial Narrow" w:hAnsi="Arial Narrow"/>
         </w:rPr>
-        <w:t xml:space="preserve">O projeto desenvolvido no âmbito da Prova de Aptidão Profissional tem como título </w:t>
-      </w:r>
-      <w:proofErr w:type="spellStart"/>
-      <w:r>
-        <w:rPr>
-          <w:rFonts w:ascii="Arial Narrow" w:hAnsi="Arial Narrow"/>
-        </w:rPr>
-        <w:t>Hexomel</w:t>
-      </w:r>
-      <w:proofErr w:type="spellEnd"/>
-      <w:r>
-        <w:rPr>
-          <w:rFonts w:ascii="Arial Narrow" w:hAnsi="Arial Narrow"/>
-        </w:rPr>
-        <w:t>.</w:t>
+        <w:lastRenderedPageBreak/>
+        <w:t>A segurança do backend assenta principalmente em três elementos: passwords protegidas com bcryptjs, tokens JWT para sessões autenticadas e middlewares para proteger rotas privadas. Quando um utilizador faz login, o backend verifica a password e devolve um token. Nas rotas protegidas, esse token é enviado no cabeçalho Authorization e validado pelo middleware authenticateToken.</w:t>
       </w:r>
     </w:p>
     <w:p>
@@ -276,26 +3570,6 @@
           <w:rFonts w:ascii="Arial Narrow" w:hAnsi="Arial Narrow"/>
         </w:rPr>
       </w:pPr>
-      <w:r>
-        <w:rPr>
-          <w:rFonts w:ascii="Arial Narrow" w:hAnsi="Arial Narrow"/>
-        </w:rPr>
-        <w:t xml:space="preserve">A designação </w:t>
-      </w:r>
-      <w:proofErr w:type="spellStart"/>
-      <w:r>
-        <w:rPr>
-          <w:rFonts w:ascii="Arial Narrow" w:hAnsi="Arial Narrow"/>
-        </w:rPr>
-        <w:t>Hexomel</w:t>
-      </w:r>
-      <w:proofErr w:type="spellEnd"/>
-      <w:r>
-        <w:rPr>
-          <w:rFonts w:ascii="Arial Narrow" w:hAnsi="Arial Narrow"/>
-        </w:rPr>
-        <w:t xml:space="preserve"> foi escolhida para associar imediatamente a plataforma ao universo do mel, da apicultura e da organização natural das colmeias. O nome transmite uma identidade curta, memorável e adequada a uma marca digital, mantendo ligação ao produto principal e ao posicionamento premium pretendido.</w:t>
-      </w:r>
     </w:p>
     <w:p>
       <w:pPr>
@@ -306,16 +3580,30 @@
           <w:rFonts w:ascii="Arial Narrow" w:hAnsi="Arial Narrow"/>
         </w:rPr>
       </w:pPr>
+      <w:r>
+        <w:rPr>
+          <w:rFonts w:ascii="Arial Narrow" w:hAnsi="Arial Narrow"/>
+        </w:rPr>
+        <w:t>Além da autenticação normal, existe a função isAdmin, que impede utilizadores comuns de acederem a rotas administrativas. Esta separação é essencial, porque o projeto contém ações sensíveis como apagar produtos, gerir utilizadores, resolver denúncias, editar conteúdos CMS e consultar dashboards.</w:t>
+      </w:r>
+    </w:p>
+    <w:p>
+      <w:pPr>
+        <w:spacing w:after="0" w:line="360" w:lineRule="auto"/>
+        <w:contextualSpacing/>
+        <w:jc w:val="both"/>
+        <w:rPr>
+          <w:rFonts w:ascii="Arial Narrow" w:hAnsi="Arial Narrow"/>
+        </w:rPr>
+      </w:pPr>
     </w:p>
     <w:p>
       <w:pPr>
         <w:pStyle w:val="Ttulo2"/>
       </w:pPr>
-      <w:bookmarkStart w:id="1" w:name="_Toc231219805"/>
-      <w:r>
-        <w:t>3.2 Tema do Projeto</w:t>
-      </w:r>
-      <w:bookmarkEnd w:id="1"/>
+      <w:r>
+        <w:t>4.5.7 Integração com pagamentos, emails e login social</w:t>
+      </w:r>
     </w:p>
     <w:p>
       <w:pPr>
@@ -330,7 +3618,105 @@
         <w:rPr>
           <w:rFonts w:ascii="Arial Narrow" w:hAnsi="Arial Narrow"/>
         </w:rPr>
-        <w:t>O tema do projeto centra-se na criação de uma plataforma web para comércio eletrónico, divulgação e valorização do mel português artesanal. A solução não se limita a apresentar produtos: integra perfis de utilizador, catálogo filtrável, carrinho de compras, checkout, pagamentos, comunidade, área de apicultor, painel administrativo, workshops e conteúdos educativos.</w:t>
+        <w:t>Uma parte importante do backend é a integração com serviços externos. O Stripe é usado para pagamentos, o Nodemailer para emails e o Google OAuth para autenticação social. Estas integrações tornam a Hexomel mais próxima de uma aplicação profissional, porque representam necessidades reais de uma plataforma de e-commerce.</w:t>
+      </w:r>
+    </w:p>
+    <w:p>
+      <w:pPr>
+        <w:pStyle w:val="PargrafodaLista"/>
+        <w:numPr>
+          <w:ilvl w:val="0"/>
+          <w:numId w:val="17"/>
+        </w:numPr>
+        <w:spacing w:after="0" w:line="360" w:lineRule="auto"/>
+        <w:jc w:val="both"/>
+        <w:rPr>
+          <w:rFonts w:ascii="Arial Narrow" w:hAnsi="Arial Narrow"/>
+        </w:rPr>
+      </w:pPr>
+      <w:r>
+        <w:rPr>
+          <w:rFonts w:ascii="Arial Narrow" w:hAnsi="Arial Narrow"/>
+        </w:rPr>
+        <w:t>Stripe: criação de sessões de checkout e verificação do estado do pagamento.</w:t>
+      </w:r>
+    </w:p>
+    <w:p>
+      <w:pPr>
+        <w:pStyle w:val="PargrafodaLista"/>
+        <w:numPr>
+          <w:ilvl w:val="0"/>
+          <w:numId w:val="17"/>
+        </w:numPr>
+        <w:spacing w:after="0" w:line="360" w:lineRule="auto"/>
+        <w:jc w:val="both"/>
+        <w:rPr>
+          <w:rFonts w:ascii="Arial Narrow" w:hAnsi="Arial Narrow"/>
+        </w:rPr>
+      </w:pPr>
+      <w:r>
+        <w:rPr>
+          <w:rFonts w:ascii="Arial Narrow" w:hAnsi="Arial Narrow"/>
+        </w:rPr>
+        <w:t>Nodemailer: envio de verificação de email, recuperação de password, OTP de checkout e recibos.</w:t>
+      </w:r>
+    </w:p>
+    <w:p>
+      <w:pPr>
+        <w:pStyle w:val="PargrafodaLista"/>
+        <w:numPr>
+          <w:ilvl w:val="0"/>
+          <w:numId w:val="17"/>
+        </w:numPr>
+        <w:spacing w:after="0" w:line="360" w:lineRule="auto"/>
+        <w:jc w:val="both"/>
+        <w:rPr>
+          <w:rFonts w:ascii="Arial Narrow" w:hAnsi="Arial Narrow"/>
+        </w:rPr>
+      </w:pPr>
+      <w:r>
+        <w:rPr>
+          <w:rFonts w:ascii="Arial Narrow" w:hAnsi="Arial Narrow"/>
+        </w:rPr>
+        <w:t>Google OAuth: login mais rápido e seguro através de conta Google.</w:t>
+      </w:r>
+    </w:p>
+    <w:p>
+      <w:pPr>
+        <w:pStyle w:val="PargrafodaLista"/>
+        <w:numPr>
+          <w:ilvl w:val="0"/>
+          <w:numId w:val="17"/>
+        </w:numPr>
+        <w:spacing w:after="0" w:line="360" w:lineRule="auto"/>
+        <w:jc w:val="both"/>
+        <w:rPr>
+          <w:rFonts w:ascii="Arial Narrow" w:hAnsi="Arial Narrow"/>
+        </w:rPr>
+      </w:pPr>
+      <w:r>
+        <w:rPr>
+          <w:rFonts w:ascii="Arial Narrow" w:hAnsi="Arial Narrow"/>
+        </w:rPr>
+        <w:t>Multer: upload de imagens de produtos e documentos associados a pedidos de upgrade.</w:t>
+      </w:r>
+    </w:p>
+    <w:p>
+      <w:pPr>
+        <w:pStyle w:val="PargrafodaLista"/>
+        <w:spacing w:after="0" w:line="360" w:lineRule="auto"/>
+        <w:jc w:val="both"/>
+        <w:rPr>
+          <w:rFonts w:ascii="Arial Narrow" w:hAnsi="Arial Narrow"/>
+        </w:rPr>
+      </w:pPr>
+    </w:p>
+    <w:p>
+      <w:pPr>
+        <w:pStyle w:val="Ttulo1"/>
+      </w:pPr>
+      <w:r>
+        <w:t>4.6 Desenvolvimento da base de dados</w:t>
       </w:r>
     </w:p>
     <w:p>
@@ -346,21 +3732,7 @@
         <w:rPr>
           <w:rFonts w:ascii="Arial Narrow" w:hAnsi="Arial Narrow"/>
         </w:rPr>
-        <w:t xml:space="preserve">A </w:t>
-      </w:r>
-      <w:proofErr w:type="spellStart"/>
-      <w:r>
-        <w:rPr>
-          <w:rFonts w:ascii="Arial Narrow" w:hAnsi="Arial Narrow"/>
-        </w:rPr>
-        <w:t>Hexomel</w:t>
-      </w:r>
-      <w:proofErr w:type="spellEnd"/>
-      <w:r>
-        <w:rPr>
-          <w:rFonts w:ascii="Arial Narrow" w:hAnsi="Arial Narrow"/>
-        </w:rPr>
-        <w:t xml:space="preserve"> combina três dimensões complementares. A primeira é comercial, ligada à venda de produtos e gestão de encomendas. A segunda é informativa, através de páginas de curiosidades, aprendizagem e explicações sobre tipos de mel, origem botânica, produção e boas práticas. A terceira é comunitária, permitindo perguntas e respostas entre clientes e apicultores verificados.</w:t>
+        <w:t>A base de dados MySQL foi uma das partes que mais evoluiu. Inicialmente, o projeto precisava apenas de guardar utilizadores, produtos e encomendas. Com a evolução da Hexomel, o modelo tornou-se mais robusto e passou a incluir entidades ligadas a apicultores, workshops, favoritos, avaliações, carrinho, comunidade, mensagens privadas, bloqueios, denúncias, analytics, quiz, leaderboard, factos educativos, glossário e CMS.</w:t>
       </w:r>
     </w:p>
     <w:p>
@@ -372,625 +3744,404 @@
           <w:rFonts w:ascii="Arial Narrow" w:hAnsi="Arial Narrow"/>
         </w:rPr>
       </w:pPr>
-    </w:p>
-    <w:tbl>
-      <w:tblPr>
-        <w:tblW w:w="0" w:type="dxa"/>
-        <w:tblBorders>
-          <w:top w:val="single" w:sz="2" w:space="0" w:color="auto"/>
-          <w:left w:val="single" w:sz="2" w:space="0" w:color="auto"/>
-          <w:bottom w:val="single" w:sz="2" w:space="0" w:color="auto"/>
-          <w:right w:val="single" w:sz="2" w:space="0" w:color="auto"/>
-        </w:tblBorders>
-        <w:shd w:val="clear" w:color="auto" w:fill="FFFFFF"/>
-        <w:tblLook w:val="04A0" w:firstRow="1" w:lastRow="0" w:firstColumn="1" w:lastColumn="0" w:noHBand="0" w:noVBand="1"/>
-      </w:tblPr>
-      <w:tblGrid>
-        <w:gridCol w:w="1783"/>
-        <w:gridCol w:w="2987"/>
-        <w:gridCol w:w="4058"/>
-      </w:tblGrid>
-      <w:tr>
-        <w:tc>
-          <w:tcPr>
-            <w:tcW w:w="1814" w:type="dxa"/>
-            <w:tcBorders>
-              <w:top w:val="single" w:sz="4" w:space="0" w:color="000000"/>
-              <w:left w:val="single" w:sz="4" w:space="0" w:color="000000"/>
-              <w:bottom w:val="single" w:sz="4" w:space="0" w:color="000000"/>
-              <w:right w:val="single" w:sz="4" w:space="0" w:color="000000"/>
-            </w:tcBorders>
-            <w:shd w:val="clear" w:color="auto" w:fill="F2F4F7"/>
-            <w:vAlign w:val="center"/>
-            <w:hideMark/>
-          </w:tcPr>
-          <w:p>
-            <w:pPr>
-              <w:spacing w:after="0" w:line="360" w:lineRule="auto"/>
-              <w:contextualSpacing/>
-              <w:jc w:val="both"/>
-              <w:rPr>
-                <w:rFonts w:ascii="Arial Narrow" w:hAnsi="Arial Narrow"/>
-                <w:lang w:val="en-US"/>
-              </w:rPr>
-            </w:pPr>
-            <w:proofErr w:type="spellStart"/>
-            <w:r>
-              <w:rPr>
-                <w:rFonts w:ascii="Arial Narrow" w:hAnsi="Arial Narrow"/>
-                <w:b/>
-                <w:bCs/>
-                <w:lang w:val="en-US"/>
-              </w:rPr>
-              <w:t>Dimensão</w:t>
-            </w:r>
-            <w:proofErr w:type="spellEnd"/>
-          </w:p>
-        </w:tc>
-        <w:tc>
-          <w:tcPr>
-            <w:tcW w:w="3118" w:type="dxa"/>
-            <w:tcBorders>
-              <w:top w:val="single" w:sz="4" w:space="0" w:color="000000"/>
-              <w:left w:val="single" w:sz="4" w:space="0" w:color="000000"/>
-              <w:bottom w:val="single" w:sz="4" w:space="0" w:color="000000"/>
-              <w:right w:val="single" w:sz="4" w:space="0" w:color="000000"/>
-            </w:tcBorders>
-            <w:shd w:val="clear" w:color="auto" w:fill="F2F4F7"/>
-            <w:vAlign w:val="center"/>
-            <w:hideMark/>
-          </w:tcPr>
-          <w:p>
-            <w:pPr>
-              <w:spacing w:after="0" w:line="360" w:lineRule="auto"/>
-              <w:contextualSpacing/>
-              <w:jc w:val="both"/>
-              <w:rPr>
-                <w:rFonts w:ascii="Arial Narrow" w:hAnsi="Arial Narrow"/>
-                <w:lang w:val="en-US"/>
-              </w:rPr>
-            </w:pPr>
-            <w:proofErr w:type="spellStart"/>
-            <w:r>
-              <w:rPr>
-                <w:rFonts w:ascii="Arial Narrow" w:hAnsi="Arial Narrow"/>
-                <w:b/>
-                <w:bCs/>
-                <w:lang w:val="en-US"/>
-              </w:rPr>
-              <w:t>Aplicação</w:t>
-            </w:r>
-            <w:proofErr w:type="spellEnd"/>
-            <w:r>
-              <w:rPr>
-                <w:rFonts w:ascii="Arial Narrow" w:hAnsi="Arial Narrow"/>
-                <w:b/>
-                <w:bCs/>
-                <w:lang w:val="en-US"/>
-              </w:rPr>
-              <w:t xml:space="preserve"> no </w:t>
-            </w:r>
-            <w:proofErr w:type="spellStart"/>
-            <w:r>
-              <w:rPr>
-                <w:rFonts w:ascii="Arial Narrow" w:hAnsi="Arial Narrow"/>
-                <w:b/>
-                <w:bCs/>
-                <w:lang w:val="en-US"/>
-              </w:rPr>
-              <w:t>projeto</w:t>
-            </w:r>
-            <w:proofErr w:type="spellEnd"/>
-          </w:p>
-        </w:tc>
-        <w:tc>
-          <w:tcPr>
-            <w:tcW w:w="4252" w:type="dxa"/>
-            <w:tcBorders>
-              <w:top w:val="single" w:sz="4" w:space="0" w:color="000000"/>
-              <w:left w:val="single" w:sz="4" w:space="0" w:color="000000"/>
-              <w:bottom w:val="single" w:sz="4" w:space="0" w:color="000000"/>
-              <w:right w:val="single" w:sz="4" w:space="0" w:color="000000"/>
-            </w:tcBorders>
-            <w:shd w:val="clear" w:color="auto" w:fill="F2F4F7"/>
-            <w:vAlign w:val="center"/>
-            <w:hideMark/>
-          </w:tcPr>
-          <w:p>
-            <w:pPr>
-              <w:spacing w:after="0" w:line="360" w:lineRule="auto"/>
-              <w:contextualSpacing/>
-              <w:jc w:val="both"/>
-              <w:rPr>
-                <w:rFonts w:ascii="Arial Narrow" w:hAnsi="Arial Narrow"/>
-                <w:lang w:val="en-US"/>
-              </w:rPr>
-            </w:pPr>
-            <w:proofErr w:type="spellStart"/>
-            <w:r>
-              <w:rPr>
-                <w:rFonts w:ascii="Arial Narrow" w:hAnsi="Arial Narrow"/>
-                <w:b/>
-                <w:bCs/>
-                <w:lang w:val="en-US"/>
-              </w:rPr>
-              <w:t>Exemplos</w:t>
-            </w:r>
-            <w:proofErr w:type="spellEnd"/>
-            <w:r>
-              <w:rPr>
-                <w:rFonts w:ascii="Arial Narrow" w:hAnsi="Arial Narrow"/>
-                <w:b/>
-                <w:bCs/>
-                <w:lang w:val="en-US"/>
-              </w:rPr>
-              <w:t xml:space="preserve"> </w:t>
-            </w:r>
-            <w:proofErr w:type="spellStart"/>
-            <w:r>
-              <w:rPr>
-                <w:rFonts w:ascii="Arial Narrow" w:hAnsi="Arial Narrow"/>
-                <w:b/>
-                <w:bCs/>
-                <w:lang w:val="en-US"/>
-              </w:rPr>
-              <w:t>concretos</w:t>
-            </w:r>
-            <w:proofErr w:type="spellEnd"/>
-          </w:p>
-        </w:tc>
-      </w:tr>
-      <w:tr>
-        <w:tc>
-          <w:tcPr>
-            <w:tcW w:w="1814" w:type="dxa"/>
-            <w:tcBorders>
-              <w:top w:val="single" w:sz="4" w:space="0" w:color="000000"/>
-              <w:left w:val="single" w:sz="4" w:space="0" w:color="000000"/>
-              <w:bottom w:val="single" w:sz="4" w:space="0" w:color="000000"/>
-              <w:right w:val="single" w:sz="4" w:space="0" w:color="000000"/>
-            </w:tcBorders>
-            <w:shd w:val="clear" w:color="auto" w:fill="FFFFFF"/>
-            <w:vAlign w:val="center"/>
-            <w:hideMark/>
-          </w:tcPr>
-          <w:p>
-            <w:pPr>
-              <w:spacing w:after="0" w:line="360" w:lineRule="auto"/>
-              <w:contextualSpacing/>
-              <w:jc w:val="both"/>
-              <w:rPr>
-                <w:rFonts w:ascii="Arial Narrow" w:hAnsi="Arial Narrow"/>
-                <w:lang w:val="en-US"/>
-              </w:rPr>
-            </w:pPr>
-            <w:proofErr w:type="spellStart"/>
-            <w:r>
-              <w:rPr>
-                <w:rFonts w:ascii="Arial Narrow" w:hAnsi="Arial Narrow"/>
-                <w:lang w:val="en-US"/>
-              </w:rPr>
-              <w:t>Comercial</w:t>
-            </w:r>
-            <w:proofErr w:type="spellEnd"/>
-          </w:p>
-        </w:tc>
-        <w:tc>
-          <w:tcPr>
-            <w:tcW w:w="3118" w:type="dxa"/>
-            <w:tcBorders>
-              <w:top w:val="single" w:sz="4" w:space="0" w:color="000000"/>
-              <w:left w:val="single" w:sz="4" w:space="0" w:color="000000"/>
-              <w:bottom w:val="single" w:sz="4" w:space="0" w:color="000000"/>
-              <w:right w:val="single" w:sz="4" w:space="0" w:color="000000"/>
-            </w:tcBorders>
-            <w:shd w:val="clear" w:color="auto" w:fill="FFFFFF"/>
-            <w:vAlign w:val="center"/>
-            <w:hideMark/>
-          </w:tcPr>
-          <w:p>
-            <w:pPr>
-              <w:spacing w:after="0" w:line="360" w:lineRule="auto"/>
-              <w:contextualSpacing/>
-              <w:jc w:val="both"/>
-              <w:rPr>
-                <w:rFonts w:ascii="Arial Narrow" w:hAnsi="Arial Narrow"/>
-              </w:rPr>
-            </w:pPr>
-            <w:r>
-              <w:rPr>
-                <w:rFonts w:ascii="Arial Narrow" w:hAnsi="Arial Narrow"/>
-              </w:rPr>
-              <w:t>Venda online e gestão de compras.</w:t>
-            </w:r>
-          </w:p>
-        </w:tc>
-        <w:tc>
-          <w:tcPr>
-            <w:tcW w:w="4252" w:type="dxa"/>
-            <w:tcBorders>
-              <w:top w:val="single" w:sz="4" w:space="0" w:color="000000"/>
-              <w:left w:val="single" w:sz="4" w:space="0" w:color="000000"/>
-              <w:bottom w:val="single" w:sz="4" w:space="0" w:color="000000"/>
-              <w:right w:val="single" w:sz="4" w:space="0" w:color="000000"/>
-            </w:tcBorders>
-            <w:shd w:val="clear" w:color="auto" w:fill="FFFFFF"/>
-            <w:vAlign w:val="center"/>
-            <w:hideMark/>
-          </w:tcPr>
-          <w:p>
-            <w:pPr>
-              <w:spacing w:after="0" w:line="360" w:lineRule="auto"/>
-              <w:contextualSpacing/>
-              <w:jc w:val="both"/>
-              <w:rPr>
-                <w:rFonts w:ascii="Arial Narrow" w:hAnsi="Arial Narrow"/>
-              </w:rPr>
-            </w:pPr>
-            <w:r>
-              <w:rPr>
-                <w:rFonts w:ascii="Arial Narrow" w:hAnsi="Arial Narrow"/>
-              </w:rPr>
-              <w:t xml:space="preserve">Loja, filtros, carrinho, checkout, </w:t>
-            </w:r>
-            <w:proofErr w:type="spellStart"/>
-            <w:r>
-              <w:rPr>
-                <w:rFonts w:ascii="Arial Narrow" w:hAnsi="Arial Narrow"/>
-              </w:rPr>
-              <w:t>Stripe</w:t>
-            </w:r>
-            <w:proofErr w:type="spellEnd"/>
-            <w:r>
-              <w:rPr>
-                <w:rFonts w:ascii="Arial Narrow" w:hAnsi="Arial Narrow"/>
-              </w:rPr>
-              <w:t>, histórico de encomendas.</w:t>
-            </w:r>
-          </w:p>
-        </w:tc>
-      </w:tr>
-      <w:tr>
-        <w:tc>
-          <w:tcPr>
-            <w:tcW w:w="1814" w:type="dxa"/>
-            <w:tcBorders>
-              <w:top w:val="single" w:sz="4" w:space="0" w:color="000000"/>
-              <w:left w:val="single" w:sz="4" w:space="0" w:color="000000"/>
-              <w:bottom w:val="single" w:sz="4" w:space="0" w:color="000000"/>
-              <w:right w:val="single" w:sz="4" w:space="0" w:color="000000"/>
-            </w:tcBorders>
-            <w:shd w:val="clear" w:color="auto" w:fill="FFFFFF"/>
-            <w:vAlign w:val="center"/>
-            <w:hideMark/>
-          </w:tcPr>
-          <w:p>
-            <w:pPr>
-              <w:spacing w:after="0" w:line="360" w:lineRule="auto"/>
-              <w:contextualSpacing/>
-              <w:jc w:val="both"/>
-              <w:rPr>
-                <w:rFonts w:ascii="Arial Narrow" w:hAnsi="Arial Narrow"/>
-                <w:lang w:val="en-US"/>
-              </w:rPr>
-            </w:pPr>
-            <w:proofErr w:type="spellStart"/>
-            <w:r>
-              <w:rPr>
-                <w:rFonts w:ascii="Arial Narrow" w:hAnsi="Arial Narrow"/>
-                <w:lang w:val="en-US"/>
-              </w:rPr>
-              <w:t>Educativa</w:t>
-            </w:r>
-            <w:proofErr w:type="spellEnd"/>
-          </w:p>
-        </w:tc>
-        <w:tc>
-          <w:tcPr>
-            <w:tcW w:w="3118" w:type="dxa"/>
-            <w:tcBorders>
-              <w:top w:val="single" w:sz="4" w:space="0" w:color="000000"/>
-              <w:left w:val="single" w:sz="4" w:space="0" w:color="000000"/>
-              <w:bottom w:val="single" w:sz="4" w:space="0" w:color="000000"/>
-              <w:right w:val="single" w:sz="4" w:space="0" w:color="000000"/>
-            </w:tcBorders>
-            <w:shd w:val="clear" w:color="auto" w:fill="FFFFFF"/>
-            <w:vAlign w:val="center"/>
-            <w:hideMark/>
-          </w:tcPr>
-          <w:p>
-            <w:pPr>
-              <w:spacing w:after="0" w:line="360" w:lineRule="auto"/>
-              <w:contextualSpacing/>
-              <w:jc w:val="both"/>
-              <w:rPr>
-                <w:rFonts w:ascii="Arial Narrow" w:hAnsi="Arial Narrow"/>
-              </w:rPr>
-            </w:pPr>
-            <w:r>
-              <w:rPr>
-                <w:rFonts w:ascii="Arial Narrow" w:hAnsi="Arial Narrow"/>
-              </w:rPr>
-              <w:t>Explicação do produto e da apicultura.</w:t>
-            </w:r>
-          </w:p>
-        </w:tc>
-        <w:tc>
-          <w:tcPr>
-            <w:tcW w:w="4252" w:type="dxa"/>
-            <w:tcBorders>
-              <w:top w:val="single" w:sz="4" w:space="0" w:color="000000"/>
-              <w:left w:val="single" w:sz="4" w:space="0" w:color="000000"/>
-              <w:bottom w:val="single" w:sz="4" w:space="0" w:color="000000"/>
-              <w:right w:val="single" w:sz="4" w:space="0" w:color="000000"/>
-            </w:tcBorders>
-            <w:shd w:val="clear" w:color="auto" w:fill="FFFFFF"/>
-            <w:vAlign w:val="center"/>
-            <w:hideMark/>
-          </w:tcPr>
-          <w:p>
-            <w:pPr>
-              <w:spacing w:after="0" w:line="360" w:lineRule="auto"/>
-              <w:contextualSpacing/>
-              <w:jc w:val="both"/>
-              <w:rPr>
-                <w:rFonts w:ascii="Arial Narrow" w:hAnsi="Arial Narrow"/>
-              </w:rPr>
-            </w:pPr>
-            <w:r>
-              <w:rPr>
-                <w:rFonts w:ascii="Arial Narrow" w:hAnsi="Arial Narrow"/>
-              </w:rPr>
-              <w:t>Curiosidades do mel, origem botânica, visualização 3D, referências científicas.</w:t>
-            </w:r>
-          </w:p>
-        </w:tc>
-      </w:tr>
-      <w:tr>
-        <w:tc>
-          <w:tcPr>
-            <w:tcW w:w="1814" w:type="dxa"/>
-            <w:tcBorders>
-              <w:top w:val="single" w:sz="4" w:space="0" w:color="000000"/>
-              <w:left w:val="single" w:sz="4" w:space="0" w:color="000000"/>
-              <w:bottom w:val="single" w:sz="4" w:space="0" w:color="000000"/>
-              <w:right w:val="single" w:sz="4" w:space="0" w:color="000000"/>
-            </w:tcBorders>
-            <w:shd w:val="clear" w:color="auto" w:fill="FFFFFF"/>
-            <w:vAlign w:val="center"/>
-            <w:hideMark/>
-          </w:tcPr>
-          <w:p>
-            <w:pPr>
-              <w:spacing w:after="0" w:line="360" w:lineRule="auto"/>
-              <w:contextualSpacing/>
-              <w:jc w:val="both"/>
-              <w:rPr>
-                <w:rFonts w:ascii="Arial Narrow" w:hAnsi="Arial Narrow"/>
-                <w:lang w:val="en-US"/>
-              </w:rPr>
-            </w:pPr>
-            <w:proofErr w:type="spellStart"/>
-            <w:r>
-              <w:rPr>
-                <w:rFonts w:ascii="Arial Narrow" w:hAnsi="Arial Narrow"/>
-                <w:lang w:val="en-US"/>
-              </w:rPr>
-              <w:t>Comunitária</w:t>
-            </w:r>
-            <w:proofErr w:type="spellEnd"/>
-          </w:p>
-        </w:tc>
-        <w:tc>
-          <w:tcPr>
-            <w:tcW w:w="3118" w:type="dxa"/>
-            <w:tcBorders>
-              <w:top w:val="single" w:sz="4" w:space="0" w:color="000000"/>
-              <w:left w:val="single" w:sz="4" w:space="0" w:color="000000"/>
-              <w:bottom w:val="single" w:sz="4" w:space="0" w:color="000000"/>
-              <w:right w:val="single" w:sz="4" w:space="0" w:color="000000"/>
-            </w:tcBorders>
-            <w:shd w:val="clear" w:color="auto" w:fill="FFFFFF"/>
-            <w:vAlign w:val="center"/>
-            <w:hideMark/>
-          </w:tcPr>
-          <w:p>
-            <w:pPr>
-              <w:spacing w:after="0" w:line="360" w:lineRule="auto"/>
-              <w:contextualSpacing/>
-              <w:jc w:val="both"/>
-              <w:rPr>
-                <w:rFonts w:ascii="Arial Narrow" w:hAnsi="Arial Narrow"/>
-              </w:rPr>
-            </w:pPr>
-            <w:r>
-              <w:rPr>
-                <w:rFonts w:ascii="Arial Narrow" w:hAnsi="Arial Narrow"/>
-              </w:rPr>
-              <w:t>Interação entre utilizadores e produtores.</w:t>
-            </w:r>
-          </w:p>
-        </w:tc>
-        <w:tc>
-          <w:tcPr>
-            <w:tcW w:w="4252" w:type="dxa"/>
-            <w:tcBorders>
-              <w:top w:val="single" w:sz="4" w:space="0" w:color="000000"/>
-              <w:left w:val="single" w:sz="4" w:space="0" w:color="000000"/>
-              <w:bottom w:val="single" w:sz="4" w:space="0" w:color="000000"/>
-              <w:right w:val="single" w:sz="4" w:space="0" w:color="000000"/>
-            </w:tcBorders>
-            <w:shd w:val="clear" w:color="auto" w:fill="FFFFFF"/>
-            <w:vAlign w:val="center"/>
-            <w:hideMark/>
-          </w:tcPr>
-          <w:p>
-            <w:pPr>
-              <w:spacing w:after="0" w:line="360" w:lineRule="auto"/>
-              <w:contextualSpacing/>
-              <w:jc w:val="both"/>
-              <w:rPr>
-                <w:rFonts w:ascii="Arial Narrow" w:hAnsi="Arial Narrow"/>
-              </w:rPr>
-            </w:pPr>
-            <w:r>
-              <w:rPr>
-                <w:rFonts w:ascii="Arial Narrow" w:hAnsi="Arial Narrow"/>
-              </w:rPr>
-              <w:t>Sistema Q&amp;A, respostas de apicultores, votos, moderação e melhor resposta.</w:t>
-            </w:r>
-          </w:p>
-        </w:tc>
-      </w:tr>
-      <w:tr>
-        <w:tc>
-          <w:tcPr>
-            <w:tcW w:w="1814" w:type="dxa"/>
-            <w:tcBorders>
-              <w:top w:val="single" w:sz="4" w:space="0" w:color="000000"/>
-              <w:left w:val="single" w:sz="4" w:space="0" w:color="000000"/>
-              <w:bottom w:val="single" w:sz="4" w:space="0" w:color="000000"/>
-              <w:right w:val="single" w:sz="4" w:space="0" w:color="000000"/>
-            </w:tcBorders>
-            <w:shd w:val="clear" w:color="auto" w:fill="FFFFFF"/>
-            <w:vAlign w:val="center"/>
-            <w:hideMark/>
-          </w:tcPr>
-          <w:p>
-            <w:pPr>
-              <w:spacing w:after="0" w:line="360" w:lineRule="auto"/>
-              <w:contextualSpacing/>
-              <w:jc w:val="both"/>
-              <w:rPr>
-                <w:rFonts w:ascii="Arial Narrow" w:hAnsi="Arial Narrow"/>
-                <w:lang w:val="en-US"/>
-              </w:rPr>
-            </w:pPr>
-            <w:proofErr w:type="spellStart"/>
-            <w:r>
-              <w:rPr>
-                <w:rFonts w:ascii="Arial Narrow" w:hAnsi="Arial Narrow"/>
-                <w:lang w:val="en-US"/>
-              </w:rPr>
-              <w:t>Administrativa</w:t>
-            </w:r>
-            <w:proofErr w:type="spellEnd"/>
-          </w:p>
-        </w:tc>
-        <w:tc>
-          <w:tcPr>
-            <w:tcW w:w="3118" w:type="dxa"/>
-            <w:tcBorders>
-              <w:top w:val="single" w:sz="4" w:space="0" w:color="000000"/>
-              <w:left w:val="single" w:sz="4" w:space="0" w:color="000000"/>
-              <w:bottom w:val="single" w:sz="4" w:space="0" w:color="000000"/>
-              <w:right w:val="single" w:sz="4" w:space="0" w:color="000000"/>
-            </w:tcBorders>
-            <w:shd w:val="clear" w:color="auto" w:fill="FFFFFF"/>
-            <w:vAlign w:val="center"/>
-            <w:hideMark/>
-          </w:tcPr>
-          <w:p>
-            <w:pPr>
-              <w:spacing w:after="0" w:line="360" w:lineRule="auto"/>
-              <w:contextualSpacing/>
-              <w:jc w:val="both"/>
-              <w:rPr>
-                <w:rFonts w:ascii="Arial Narrow" w:hAnsi="Arial Narrow"/>
-              </w:rPr>
-            </w:pPr>
-            <w:r>
-              <w:rPr>
-                <w:rFonts w:ascii="Arial Narrow" w:hAnsi="Arial Narrow"/>
-              </w:rPr>
-              <w:t>Gestão interna e análise de dados.</w:t>
-            </w:r>
-          </w:p>
-        </w:tc>
-        <w:tc>
-          <w:tcPr>
-            <w:tcW w:w="4252" w:type="dxa"/>
-            <w:tcBorders>
-              <w:top w:val="single" w:sz="4" w:space="0" w:color="000000"/>
-              <w:left w:val="single" w:sz="4" w:space="0" w:color="000000"/>
-              <w:bottom w:val="single" w:sz="4" w:space="0" w:color="000000"/>
-              <w:right w:val="single" w:sz="4" w:space="0" w:color="000000"/>
-            </w:tcBorders>
-            <w:shd w:val="clear" w:color="auto" w:fill="FFFFFF"/>
-            <w:vAlign w:val="center"/>
-            <w:hideMark/>
-          </w:tcPr>
-          <w:p>
-            <w:pPr>
-              <w:spacing w:after="0" w:line="360" w:lineRule="auto"/>
-              <w:contextualSpacing/>
-              <w:jc w:val="both"/>
-              <w:rPr>
-                <w:rFonts w:ascii="Arial Narrow" w:hAnsi="Arial Narrow"/>
-              </w:rPr>
-            </w:pPr>
-            <w:proofErr w:type="spellStart"/>
-            <w:r>
-              <w:rPr>
-                <w:rFonts w:ascii="Arial Narrow" w:hAnsi="Arial Narrow"/>
-              </w:rPr>
-              <w:t>Dashboard</w:t>
-            </w:r>
-            <w:proofErr w:type="spellEnd"/>
-            <w:r>
-              <w:rPr>
-                <w:rFonts w:ascii="Arial Narrow" w:hAnsi="Arial Narrow"/>
-              </w:rPr>
-              <w:t xml:space="preserve">, </w:t>
-            </w:r>
-            <w:proofErr w:type="spellStart"/>
-            <w:r>
-              <w:rPr>
-                <w:rFonts w:ascii="Arial Narrow" w:hAnsi="Arial Narrow"/>
-              </w:rPr>
-              <w:t>KPIs</w:t>
-            </w:r>
-            <w:proofErr w:type="spellEnd"/>
-            <w:r>
-              <w:rPr>
-                <w:rFonts w:ascii="Arial Narrow" w:hAnsi="Arial Narrow"/>
-              </w:rPr>
-              <w:t>, Chart.js, gestão de produtos, utilizadores e upgrades.</w:t>
-            </w:r>
-          </w:p>
-        </w:tc>
-      </w:tr>
-    </w:tbl>
-    <w:p>
-      <w:pPr>
-        <w:pStyle w:val="Ttulo2"/>
-      </w:pPr>
-    </w:p>
-    <w:p>
-      <w:pPr>
-        <w:pStyle w:val="Ttulo2"/>
-      </w:pPr>
-    </w:p>
-    <w:p>
-      <w:pPr>
-        <w:pStyle w:val="Ttulo2"/>
-      </w:pPr>
+      <w:r>
+        <w:rPr>
+          <w:rFonts w:ascii="Arial Narrow" w:hAnsi="Arial Narrow"/>
+        </w:rPr>
+        <w:t>A utilização de uma base de dados relacional foi adequada porque o projeto contém muitas relações entre entidades. Um cliente pode fazer várias encomendas; uma encomenda contém vários itens; um produto pertence a uma categoria, origem e apicultor; um utilizador pode ter favoritos; perguntas e respostas pertencem a autores; mensagens ligam remetentes e destinatários; denúncias referenciam utilizadores e conteúdos.</w:t>
+      </w:r>
+    </w:p>
+    <w:p>
+      <w:pPr>
+        <w:spacing w:after="0" w:line="360" w:lineRule="auto"/>
+        <w:contextualSpacing/>
+        <w:jc w:val="both"/>
+        <w:rPr>
+          <w:rFonts w:ascii="Arial Narrow" w:hAnsi="Arial Narrow"/>
+        </w:rPr>
+      </w:pPr>
+    </w:p>
+    <w:p>
+      <w:pPr>
+        <w:pStyle w:val="Titulo3"/>
+      </w:pPr>
+      <w:r>
+        <w:t>4.6.1 Entidades principais</w:t>
+      </w:r>
+    </w:p>
+    <w:p>
+      <w:pPr>
+        <w:spacing w:after="0" w:line="360" w:lineRule="auto"/>
+        <w:contextualSpacing/>
+        <w:jc w:val="both"/>
+        <w:rPr>
+          <w:rFonts w:ascii="Arial Narrow" w:hAnsi="Arial Narrow"/>
+        </w:rPr>
+      </w:pPr>
+      <w:r>
+        <w:rPr>
+          <w:rFonts w:ascii="Arial Narrow" w:hAnsi="Arial Narrow"/>
+        </w:rPr>
+        <w:lastRenderedPageBreak/>
+        <w:t>As tabelas principais da plataforma incluem cliente, produto, categoria, origem, carrinho, item_carrinho, encomenda, item_encomenda, favoritos, avaliacao, workshop e upgrade_requests. Estas tabelas suportam o funcionamento comercial da aplicação e permitem guardar dados essenciais de utilizadores, produtos, stock, compras e pedidos de mudança de perfil.</w:t>
+      </w:r>
+    </w:p>
+    <w:p>
+      <w:pPr>
+        <w:pStyle w:val="Titulo3"/>
+      </w:pPr>
+      <w:r>
+        <w:t>4.6.2 Entidades sociais e educativas</w:t>
+      </w:r>
+    </w:p>
+    <w:p>
+      <w:pPr>
+        <w:spacing w:after="0" w:line="360" w:lineRule="auto"/>
+        <w:contextualSpacing/>
+        <w:jc w:val="both"/>
+        <w:rPr>
+          <w:rFonts w:ascii="Arial Narrow" w:hAnsi="Arial Narrow"/>
+        </w:rPr>
+      </w:pPr>
+      <w:r>
+        <w:rPr>
+          <w:rFonts w:ascii="Arial Narrow" w:hAnsi="Arial Narrow"/>
+        </w:rPr>
+        <w:t>Com a evolução do projeto, a base de dados passou a suportar também comunidade e aprendizagem. Foram adicionadas tabelas para perguntas e respostas da comunidade, mensagens privadas, bloqueios, denúncias, interações de analytics, perguntas de quiz, pontuações, factos educativos e termos de glossário. Isto permitiu que a plataforma deixasse de ser apenas uma loja e se tornasse um espaço mais completo de interação e aprendizagem.</w:t>
+      </w:r>
+    </w:p>
+    <w:p>
+      <w:pPr>
+        <w:spacing w:after="0" w:line="360" w:lineRule="auto"/>
+        <w:contextualSpacing/>
+        <w:jc w:val="both"/>
+        <w:rPr>
+          <w:rFonts w:ascii="Arial Narrow" w:hAnsi="Arial Narrow"/>
+        </w:rPr>
+      </w:pPr>
+    </w:p>
+    <w:p>
+      <w:pPr>
+        <w:pStyle w:val="Titulo3"/>
+      </w:pPr>
+      <w:r>
+        <w:t>4.6.3 Integridade e evolução</w:t>
+      </w:r>
+    </w:p>
+    <w:p>
+      <w:pPr>
+        <w:spacing w:after="0" w:line="360" w:lineRule="auto"/>
+        <w:contextualSpacing/>
+        <w:jc w:val="both"/>
+        <w:rPr>
+          <w:rFonts w:ascii="Arial Narrow" w:hAnsi="Arial Narrow"/>
+        </w:rPr>
+      </w:pPr>
+      <w:r>
+        <w:rPr>
+          <w:rFonts w:ascii="Arial Narrow" w:hAnsi="Arial Narrow"/>
+        </w:rPr>
+        <w:t>Foram usadas chaves primárias, chaves estrangeiras, índices e constraints para garantir maior consistência. Por exemplo, item_encomenda guarda o preço unitário no momento da compra, evitando incoerências caso o preço do produto mude no futuro. O uso de ON DELETE CASCADE ou ON DELETE SET NULL também ajuda a manter a base de dados coerente quando determinados registos são removidos.</w:t>
+      </w:r>
+    </w:p>
+    <w:p>
+      <w:pPr>
+        <w:jc w:val="both"/>
+      </w:pPr>
+    </w:p>
+    <w:p>
+      <w:pPr>
+        <w:pStyle w:val="Ttulo1"/>
+      </w:pPr>
+      <w:r>
+        <w:t>4.7 Autenticação e segurança</w:t>
+      </w:r>
+    </w:p>
+    <w:p>
+      <w:pPr>
+        <w:spacing w:after="0" w:line="360" w:lineRule="auto"/>
+        <w:contextualSpacing/>
+        <w:jc w:val="both"/>
+        <w:rPr>
+          <w:rFonts w:ascii="Arial Narrow" w:hAnsi="Arial Narrow"/>
+        </w:rPr>
+      </w:pPr>
+      <w:r>
+        <w:rPr>
+          <w:rFonts w:ascii="Arial Narrow" w:hAnsi="Arial Narrow"/>
+        </w:rPr>
+        <w:t>A segurança foi uma preocupação central do desenvolvimento. O sistema de autenticação usa passwords protegidas com bcryptjs, sessões através de JSON Web Tokens e rotas protegidas por middleware. Desta forma, o backend consegue identificar o utilizador autenticado e verificar se tem permissões para executar determinada ação.</w:t>
+      </w:r>
+    </w:p>
+    <w:p>
+      <w:pPr>
+        <w:spacing w:after="0" w:line="360" w:lineRule="auto"/>
+        <w:contextualSpacing/>
+        <w:jc w:val="both"/>
+        <w:rPr>
+          <w:rFonts w:ascii="Arial Narrow" w:hAnsi="Arial Narrow"/>
+        </w:rPr>
+      </w:pPr>
+      <w:r>
+        <w:rPr>
+          <w:rFonts w:ascii="Arial Narrow" w:hAnsi="Arial Narrow"/>
+        </w:rPr>
+        <w:t>Foram implementados três perfis principais: cliente, apicultor e administrador. O cliente pode comprar, gerir perfil, favoritos, encomendas e participar na comunidade. O apicultor tem permissões adicionais para gerir produtos, workshops e consultar estatísticas. O administrador tem acesso a ferramentas de gestão global, moderação e análise.</w:t>
+      </w:r>
+    </w:p>
+    <w:p>
+      <w:pPr>
+        <w:spacing w:after="0" w:line="360" w:lineRule="auto"/>
+        <w:contextualSpacing/>
+        <w:jc w:val="both"/>
+        <w:rPr>
+          <w:rFonts w:ascii="Arial Narrow" w:hAnsi="Arial Narrow"/>
+        </w:rPr>
+      </w:pPr>
+      <w:r>
+        <w:rPr>
+          <w:rFonts w:ascii="Arial Narrow" w:hAnsi="Arial Narrow"/>
+        </w:rPr>
+        <w:t>Além do login tradicional, foi implementado Google OAuth para facilitar a entrada dos utilizadores. Também foi adicionado um sistema de verificação por email e 2FA associado ao checkout, aumentando a segurança antes da conclusão de uma compra.</w:t>
+      </w:r>
+    </w:p>
+    <w:p>
+      <w:pPr>
+        <w:jc w:val="both"/>
+      </w:pPr>
+    </w:p>
+    <w:p>
+      <w:pPr>
+        <w:pStyle w:val="Ttulo1"/>
+      </w:pPr>
+      <w:r>
+        <w:lastRenderedPageBreak/>
+        <w:t>4.8 Carrinho, encomendas e checkout</w:t>
+      </w:r>
+    </w:p>
+    <w:p>
+      <w:pPr>
+        <w:spacing w:after="0" w:line="360" w:lineRule="auto"/>
+        <w:contextualSpacing/>
+        <w:jc w:val="both"/>
+        <w:rPr>
+          <w:rFonts w:ascii="Arial Narrow" w:hAnsi="Arial Narrow"/>
+        </w:rPr>
+      </w:pPr>
+      <w:r>
+        <w:rPr>
+          <w:rFonts w:ascii="Arial Narrow" w:hAnsi="Arial Narrow"/>
+        </w:rPr>
+        <w:t>O carrinho de compras foi desenvolvido para ser persistente e prático. O utilizador pode adicionar produtos, alterar quantidades, remover itens e consultar o total antes de avançar para o checkout. A aplicação sincroniza dados entre frontend e backend, evitando que o utilizador perca a seleção de produtos durante a navegação.</w:t>
+      </w:r>
+    </w:p>
+    <w:p>
+      <w:pPr>
+        <w:spacing w:after="0" w:line="360" w:lineRule="auto"/>
+        <w:contextualSpacing/>
+        <w:jc w:val="both"/>
+        <w:rPr>
+          <w:rFonts w:ascii="Arial Narrow" w:hAnsi="Arial Narrow"/>
+        </w:rPr>
+      </w:pPr>
+      <w:r>
+        <w:rPr>
+          <w:rFonts w:ascii="Arial Narrow" w:hAnsi="Arial Narrow"/>
+        </w:rPr>
+        <w:t>O checkout foi dividido em etapas para melhorar a experiência: primeiro são recolhidos e validados os dados de envio; depois o utilizador confirma os produtos e escolhe o método de pagamento. O sistema suporta Stripe para pagamento por cartão e inclui lógica para encomendas pendentes, permitindo que uma compra interrompida possa ser retomada posteriormente.</w:t>
+      </w:r>
+    </w:p>
+    <w:p>
+      <w:pPr>
+        <w:spacing w:after="0" w:line="360" w:lineRule="auto"/>
+        <w:contextualSpacing/>
+        <w:jc w:val="both"/>
+        <w:rPr>
+          <w:rFonts w:ascii="Arial Narrow" w:hAnsi="Arial Narrow"/>
+        </w:rPr>
+      </w:pPr>
+      <w:r>
+        <w:rPr>
+          <w:rFonts w:ascii="Arial Narrow" w:hAnsi="Arial Narrow"/>
+        </w:rPr>
+        <w:t>Após a compra, o sistema cria registos nas tabelas encomenda e item_encomenda. Esta separação permite guardar o cabeçalho da compra e os produtos comprados individualmente. Também foi desenvolvido um sistema de recibo em HTML, preparado para consulta, download/impressão e envio por email.</w:t>
+      </w:r>
+    </w:p>
+    <w:p>
+      <w:pPr>
+        <w:spacing w:after="0" w:line="360" w:lineRule="auto"/>
+        <w:contextualSpacing/>
+        <w:jc w:val="both"/>
+        <w:rPr>
+          <w:rFonts w:ascii="Arial Narrow" w:hAnsi="Arial Narrow"/>
+        </w:rPr>
+      </w:pPr>
+    </w:p>
+    <w:p>
+      <w:pPr>
+        <w:pStyle w:val="Ttulo1"/>
+      </w:pPr>
+      <w:r>
+        <w:t>4.9 Área do apicultor</w:t>
+      </w:r>
+    </w:p>
+    <w:p>
+      <w:pPr>
+        <w:spacing w:after="0" w:line="360" w:lineRule="auto"/>
+        <w:contextualSpacing/>
+        <w:jc w:val="both"/>
+        <w:rPr>
+          <w:rFonts w:ascii="Arial Narrow" w:hAnsi="Arial Narrow"/>
+        </w:rPr>
+      </w:pPr>
+      <w:r>
+        <w:rPr>
+          <w:rFonts w:ascii="Arial Narrow" w:hAnsi="Arial Narrow"/>
+        </w:rPr>
+        <w:t>A área do apicultor foi criada para representar o lado dos produtores dentro da plataforma. Um apicultor pode gerir produtos, adicionar descrições, imagens, categorias, origens e stock. Também pode criar workshops, controlar vagas e consultar estatísticas relacionadas com a sua atividade.</w:t>
+      </w:r>
+    </w:p>
+    <w:p>
+      <w:pPr>
+        <w:spacing w:after="0" w:line="360" w:lineRule="auto"/>
+        <w:contextualSpacing/>
+        <w:jc w:val="both"/>
+        <w:rPr>
+          <w:rFonts w:ascii="Arial Narrow" w:hAnsi="Arial Narrow"/>
+        </w:rPr>
+      </w:pPr>
+      <w:r>
+        <w:rPr>
+          <w:rFonts w:ascii="Arial Narrow" w:hAnsi="Arial Narrow"/>
+        </w:rPr>
+        <w:t>Esta área é importante porque diferencia a Hexomel de uma loja tradicional. Em vez de existir apenas uma administração central a vender produtos, a plataforma permite que produtores tenham presença própria, biografia profissional e ligação direta ao cliente. Isto reforça a ideia de marketplace especializado em mel português.</w:t>
+      </w:r>
+    </w:p>
+    <w:p>
+      <w:pPr>
+        <w:spacing w:after="0" w:line="360" w:lineRule="auto"/>
+        <w:contextualSpacing/>
+        <w:jc w:val="both"/>
+        <w:rPr>
+          <w:rFonts w:ascii="Arial Narrow" w:hAnsi="Arial Narrow"/>
+        </w:rPr>
+      </w:pPr>
+    </w:p>
+    <w:p>
+      <w:pPr>
+        <w:pStyle w:val="Ttulo1"/>
+      </w:pPr>
+      <w:r>
+        <w:t>4.10 Área de administração</w:t>
+      </w:r>
+    </w:p>
+    <w:p>
+      <w:pPr>
+        <w:spacing w:after="0" w:line="360" w:lineRule="auto"/>
+        <w:contextualSpacing/>
+        <w:jc w:val="both"/>
+        <w:rPr>
+          <w:rFonts w:ascii="Arial Narrow" w:hAnsi="Arial Narrow"/>
+        </w:rPr>
+      </w:pPr>
+      <w:r>
+        <w:rPr>
+          <w:rFonts w:ascii="Arial Narrow" w:hAnsi="Arial Narrow"/>
+        </w:rPr>
+        <w:t>A administração funciona como um CMS personalizado para gerir a plataforma. O administrador pode gerir produtos, categorias, origens, utilizadores, encomendas, pedidos de upgrade para apicultor, conteúdos do site, factos educativos, glossário, quiz, denúncias e bloqueios. Esta área centraliza o controlo da aplicação e permite manter a plataforma organizada.</w:t>
+      </w:r>
+    </w:p>
+    <w:p>
+      <w:pPr>
+        <w:spacing w:after="0" w:line="360" w:lineRule="auto"/>
+        <w:contextualSpacing/>
+        <w:jc w:val="both"/>
+        <w:rPr>
+          <w:rFonts w:ascii="Arial Narrow" w:hAnsi="Arial Narrow"/>
+        </w:rPr>
+      </w:pPr>
+      <w:r>
+        <w:rPr>
+          <w:rFonts w:ascii="Arial Narrow" w:hAnsi="Arial Narrow"/>
+        </w:rPr>
+        <w:t>Também foram desenvolvidos dashboards com métricas e gráficos. Estes elementos ajudam a analisar vendas, crescimento de utilizadores, desempenho de produtos e atividade dos parceiros. A utilização de Chart.js permite transformar dados da base de dados em visualizações mais fáceis de interpretar.</w:t>
+      </w:r>
+    </w:p>
+    <w:p>
+      <w:pPr>
+        <w:spacing w:after="0" w:line="360" w:lineRule="auto"/>
+        <w:contextualSpacing/>
+        <w:jc w:val="both"/>
+        <w:rPr>
+          <w:rFonts w:ascii="Arial Narrow" w:hAnsi="Arial Narrow"/>
+        </w:rPr>
+      </w:pPr>
+    </w:p>
+    <w:p>
+      <w:pPr>
+        <w:pStyle w:val="Ttulo1"/>
+      </w:pPr>
+      <w:r>
+        <w:lastRenderedPageBreak/>
+        <w:t>4.11 Comunidade HexoHive e chat privado</w:t>
+      </w:r>
+    </w:p>
+    <w:p>
+      <w:pPr>
+        <w:spacing w:after="0" w:line="360" w:lineRule="auto"/>
+        <w:contextualSpacing/>
+        <w:jc w:val="both"/>
+        <w:rPr>
+          <w:rFonts w:ascii="Arial Narrow" w:hAnsi="Arial Narrow"/>
+        </w:rPr>
+      </w:pPr>
+      <w:r>
+        <w:rPr>
+          <w:rFonts w:ascii="Arial Narrow" w:hAnsi="Arial Narrow"/>
+        </w:rPr>
+        <w:t>A HexoHive surgiu como uma extensão social da plataforma. A comunidade inclui um sistema de perguntas e respostas onde clientes podem colocar dúvidas e apicultores podem responder. Esta funcionalidade aproxima utilizadores e produtores, criando um espaço de confiança e partilha de conhecimento.</w:t>
+      </w:r>
+    </w:p>
+    <w:p>
+      <w:pPr>
+        <w:spacing w:after="0" w:line="360" w:lineRule="auto"/>
+        <w:contextualSpacing/>
+        <w:jc w:val="both"/>
+        <w:rPr>
+          <w:rFonts w:ascii="Arial Narrow" w:hAnsi="Arial Narrow"/>
+        </w:rPr>
+      </w:pPr>
+      <w:r>
+        <w:rPr>
+          <w:rFonts w:ascii="Arial Narrow" w:hAnsi="Arial Narrow"/>
+        </w:rPr>
+        <w:t>O chat privado permite comunicação direta entre membros. O sistema guarda mensagens na base de dados, marca mensagens como lidas, lista conversas, permite bloquear utilizadores e permite denunciar comportamentos inadequados. Para simular uma experiência próxima de redes sociais modernas, o frontend utiliza polling automático e uma interface dividida entre lista de conversas e janela de mensagens.</w:t>
+      </w:r>
+    </w:p>
+    <w:p>
+      <w:pPr>
+        <w:spacing w:after="0" w:line="360" w:lineRule="auto"/>
+        <w:contextualSpacing/>
+        <w:jc w:val="both"/>
+        <w:rPr>
+          <w:rFonts w:ascii="Arial Narrow" w:hAnsi="Arial Narrow"/>
+        </w:rPr>
+      </w:pPr>
+      <w:r>
+        <w:rPr>
+          <w:rFonts w:ascii="Arial Narrow" w:hAnsi="Arial Narrow"/>
+        </w:rPr>
+        <w:t>A moderação foi pensada desde o início desta área. O sistema inclui filtro de linguagem imprópria, denúncias, bloqueios e restrição de utilizadores. O administrador pode consultar reports e tomar decisões para manter a comunidade segura.</w:t>
+      </w:r>
     </w:p>
     <w:p/>
     <w:p>
       <w:pPr>
-        <w:pStyle w:val="Ttulo2"/>
-      </w:pPr>
-    </w:p>
-    <w:p>
-      <w:pPr>
-        <w:pStyle w:val="Ttulo2"/>
-      </w:pPr>
-      <w:bookmarkStart w:id="2" w:name="_Toc231219806"/>
-      <w:r>
-        <w:t>3.3 Motivação para o Projeto</w:t>
-      </w:r>
-      <w:bookmarkEnd w:id="2"/>
+        <w:pStyle w:val="Ttulo1"/>
+      </w:pPr>
+      <w:r>
+        <w:t>4.12 Secção Aprender, quiz e glossário</w:t>
+      </w:r>
     </w:p>
     <w:p>
       <w:pPr>
@@ -1005,7 +4156,7 @@
         <w:rPr>
           <w:rFonts w:ascii="Arial Narrow" w:hAnsi="Arial Narrow"/>
         </w:rPr>
-        <w:t>A motivação principal foi desenvolver um projeto completo, com utilidade prática e capaz de demonstrar competências técnicas adquiridas ao longo do curso. A apicultura é uma atividade tradicional com importância económica, ambiental e cultural, mas muitos pequenos produtores continuam com pouca presença digital, o que limita a divulgação dos seus produtos e reduz o contacto direto com o consumidor final.</w:t>
+        <w:t>A secção Aprender reforça a componente educativa da Hexomel. Para além de vender produtos, a plataforma ensina conceitos de apicultura e curiosidades sobre abelhas e mel. Foram criados cartões interativos, glossário com pesquisa, quiz gamificado e leaderboard de pontuações.</w:t>
       </w:r>
     </w:p>
     <w:p>
@@ -1021,21 +4172,7 @@
         <w:rPr>
           <w:rFonts w:ascii="Arial Narrow" w:hAnsi="Arial Narrow"/>
         </w:rPr>
-        <w:t xml:space="preserve">A </w:t>
-      </w:r>
-      <w:proofErr w:type="spellStart"/>
-      <w:r>
-        <w:rPr>
-          <w:rFonts w:ascii="Arial Narrow" w:hAnsi="Arial Narrow"/>
-        </w:rPr>
-        <w:t>Hexomel</w:t>
-      </w:r>
-      <w:proofErr w:type="spellEnd"/>
-      <w:r>
-        <w:rPr>
-          <w:rFonts w:ascii="Arial Narrow" w:hAnsi="Arial Narrow"/>
-        </w:rPr>
-        <w:t xml:space="preserve"> surge como resposta a essa realidade, propondo uma plataforma onde o mel não é tratado como um produto genérico, mas como o centro da experiência. O objetivo foi criar uma solução que valorizasse a origem, o produtor, a qualidade e a informação associada ao produto.</w:t>
+        <w:t>O quiz torna a aprendizagem mais dinâmica. O utilizador responde a perguntas, recebe pontuação e pode comparar o resultado com outros membros através da tabela de liderança. O glossário ajuda a explicar termos técnicos de apicultura, tornando o site mais acessível para clientes sem conhecimento prévio na área.</w:t>
       </w:r>
     </w:p>
     <w:p>
@@ -1047,67 +4184,13 @@
           <w:rFonts w:ascii="Arial Narrow" w:hAnsi="Arial Narrow"/>
         </w:rPr>
       </w:pPr>
-      <w:r>
-        <w:rPr>
-          <w:rFonts w:ascii="Arial Narrow" w:hAnsi="Arial Narrow"/>
-        </w:rPr>
-        <w:t xml:space="preserve">Do ponto de vista técnico, o projeto permitiu trabalhar várias áreas fundamentais: desenvolvimento </w:t>
-      </w:r>
-      <w:proofErr w:type="spellStart"/>
-      <w:r>
-        <w:rPr>
-          <w:rFonts w:ascii="Arial Narrow" w:hAnsi="Arial Narrow"/>
-        </w:rPr>
-        <w:t>frontend</w:t>
-      </w:r>
-      <w:proofErr w:type="spellEnd"/>
-      <w:r>
-        <w:rPr>
-          <w:rFonts w:ascii="Arial Narrow" w:hAnsi="Arial Narrow"/>
-        </w:rPr>
-        <w:t xml:space="preserve">, </w:t>
-      </w:r>
-      <w:proofErr w:type="spellStart"/>
-      <w:r>
-        <w:rPr>
-          <w:rFonts w:ascii="Arial Narrow" w:hAnsi="Arial Narrow"/>
-        </w:rPr>
-        <w:t>backend</w:t>
-      </w:r>
-      <w:proofErr w:type="spellEnd"/>
-      <w:r>
-        <w:rPr>
-          <w:rFonts w:ascii="Arial Narrow" w:hAnsi="Arial Narrow"/>
-        </w:rPr>
-        <w:t xml:space="preserve">, bases de dados, autenticação, segurança, </w:t>
-      </w:r>
-      <w:proofErr w:type="spellStart"/>
-      <w:r>
-        <w:rPr>
-          <w:rFonts w:ascii="Arial Narrow" w:hAnsi="Arial Narrow"/>
-        </w:rPr>
-        <w:t>APIs</w:t>
-      </w:r>
-      <w:proofErr w:type="spellEnd"/>
-      <w:r>
-        <w:rPr>
-          <w:rFonts w:ascii="Arial Narrow" w:hAnsi="Arial Narrow"/>
-        </w:rPr>
-        <w:t xml:space="preserve"> externas, UX/UI, responsividade, internacionalização, </w:t>
-      </w:r>
-      <w:proofErr w:type="spellStart"/>
-      <w:r>
-        <w:rPr>
-          <w:rFonts w:ascii="Arial Narrow" w:hAnsi="Arial Narrow"/>
-        </w:rPr>
-        <w:t>analytics</w:t>
-      </w:r>
-      <w:proofErr w:type="spellEnd"/>
-      <w:r>
-        <w:rPr>
-          <w:rFonts w:ascii="Arial Narrow" w:hAnsi="Arial Narrow"/>
-        </w:rPr>
-        <w:t xml:space="preserve"> e documentação técnica. Esta diversidade tornou a PAP mais completa e aproximou o trabalho de um cenário real de desenvolvimento de software.</w:t>
+    </w:p>
+    <w:p>
+      <w:pPr>
+        <w:pStyle w:val="Ttulo1"/>
+      </w:pPr>
+      <w:r>
+        <w:t>4.13 Síntese do desenvolvimento</w:t>
       </w:r>
     </w:p>
     <w:p>
@@ -1123,7 +4206,7 @@
         <w:rPr>
           <w:rFonts w:ascii="Arial Narrow" w:hAnsi="Arial Narrow"/>
         </w:rPr>
-        <w:t>Valorizar o mel português e a produção artesanal através de uma presença digital cuidada.</w:t>
+        <w:t>O desenvolvimento da Hexomel foi um processo progressivo, marcado por aprendizagem, tentativa, correção e melhoria contínua. O projeto começou com funcionalidades base de uma loja online, mas evoluiu para uma plataforma completa com e-commerce, autenticação segura, base de dados relacional, dashboards, área de apicultores, administração, comunidade, chat privado e aprendizagem gamificada.</w:t>
       </w:r>
     </w:p>
     <w:p>
@@ -1139,7 +4222,7 @@
         <w:rPr>
           <w:rFonts w:ascii="Arial Narrow" w:hAnsi="Arial Narrow"/>
         </w:rPr>
-        <w:t>Criar uma ponte direta entre apicultores e consumidores, reduzindo dependência de intermediários.</w:t>
+        <w:t>A utilização do Git permitiu registar esta evolução e comprovar que o projeto foi construído por fases. A comparação entre as primeiras funcionalidades e a versão final mostra uma evolução técnica significativa. A Hexomel deixou de ser apenas uma ideia de website e tornou-se uma aplicação web funcional, coerente com o curso de Informática e Tecnologias Multimédia e adequada ao contexto de uma Prova de Aptidão Profissional.</w:t>
       </w:r>
     </w:p>
     <w:p>
@@ -1155,223 +4238,28 @@
         <w:rPr>
           <w:rFonts w:ascii="Arial Narrow" w:hAnsi="Arial Narrow"/>
         </w:rPr>
-        <w:t xml:space="preserve">Construir uma aplicação </w:t>
-      </w:r>
-      <w:proofErr w:type="spellStart"/>
-      <w:r>
-        <w:rPr>
-          <w:rFonts w:ascii="Arial Narrow" w:hAnsi="Arial Narrow"/>
-        </w:rPr>
-        <w:t>full-stack</w:t>
-      </w:r>
-      <w:proofErr w:type="spellEnd"/>
-      <w:r>
-        <w:rPr>
-          <w:rFonts w:ascii="Arial Narrow" w:hAnsi="Arial Narrow"/>
-        </w:rPr>
-        <w:t xml:space="preserve"> funcional, com </w:t>
-      </w:r>
-      <w:proofErr w:type="spellStart"/>
-      <w:r>
-        <w:rPr>
-          <w:rFonts w:ascii="Arial Narrow" w:hAnsi="Arial Narrow"/>
-        </w:rPr>
-        <w:t>frontend</w:t>
-      </w:r>
-      <w:proofErr w:type="spellEnd"/>
-      <w:r>
-        <w:rPr>
-          <w:rFonts w:ascii="Arial Narrow" w:hAnsi="Arial Narrow"/>
-        </w:rPr>
-        <w:t xml:space="preserve">, </w:t>
-      </w:r>
-      <w:proofErr w:type="spellStart"/>
-      <w:r>
-        <w:rPr>
-          <w:rFonts w:ascii="Arial Narrow" w:hAnsi="Arial Narrow"/>
-        </w:rPr>
-        <w:t>backend</w:t>
-      </w:r>
-      <w:proofErr w:type="spellEnd"/>
-      <w:r>
-        <w:rPr>
-          <w:rFonts w:ascii="Arial Narrow" w:hAnsi="Arial Narrow"/>
-        </w:rPr>
-        <w:t xml:space="preserve"> e base de dados próprios.</w:t>
-      </w:r>
-    </w:p>
-    <w:p>
-      <w:pPr>
-        <w:spacing w:after="0" w:line="360" w:lineRule="auto"/>
-        <w:contextualSpacing/>
-        <w:jc w:val="both"/>
-        <w:rPr>
-          <w:rFonts w:ascii="Arial Narrow" w:hAnsi="Arial Narrow"/>
-        </w:rPr>
-      </w:pPr>
-      <w:r>
-        <w:rPr>
-          <w:rFonts w:ascii="Arial Narrow" w:hAnsi="Arial Narrow"/>
-        </w:rPr>
-        <w:t xml:space="preserve">Explorar segurança real com </w:t>
-      </w:r>
-      <w:proofErr w:type="spellStart"/>
-      <w:r>
-        <w:rPr>
-          <w:rFonts w:ascii="Arial Narrow" w:hAnsi="Arial Narrow"/>
-        </w:rPr>
-        <w:t>bcrypt</w:t>
-      </w:r>
-      <w:proofErr w:type="spellEnd"/>
-      <w:r>
-        <w:rPr>
-          <w:rFonts w:ascii="Arial Narrow" w:hAnsi="Arial Narrow"/>
-        </w:rPr>
-        <w:t xml:space="preserve">, JWT, Google </w:t>
-      </w:r>
-      <w:proofErr w:type="spellStart"/>
-      <w:r>
-        <w:rPr>
-          <w:rFonts w:ascii="Arial Narrow" w:hAnsi="Arial Narrow"/>
-        </w:rPr>
-        <w:t>OAuth</w:t>
-      </w:r>
-      <w:proofErr w:type="spellEnd"/>
-      <w:r>
-        <w:rPr>
-          <w:rFonts w:ascii="Arial Narrow" w:hAnsi="Arial Narrow"/>
-        </w:rPr>
-        <w:t xml:space="preserve"> e verificação 2FA por email.</w:t>
-      </w:r>
-    </w:p>
-    <w:p>
-      <w:pPr>
-        <w:spacing w:after="0" w:line="360" w:lineRule="auto"/>
-        <w:contextualSpacing/>
-        <w:jc w:val="both"/>
-        <w:rPr>
-          <w:rFonts w:ascii="Arial Narrow" w:hAnsi="Arial Narrow"/>
-        </w:rPr>
-      </w:pPr>
-      <w:r>
-        <w:rPr>
-          <w:rFonts w:ascii="Arial Narrow" w:hAnsi="Arial Narrow"/>
-        </w:rPr>
-        <w:t>Integrar pagamentos e fluxos comerciais próximos de uma loja online profissional.</w:t>
-      </w:r>
-    </w:p>
-    <w:p>
-      <w:pPr>
-        <w:spacing w:after="0" w:line="360" w:lineRule="auto"/>
-        <w:contextualSpacing/>
-        <w:jc w:val="both"/>
-        <w:rPr>
-          <w:rFonts w:ascii="Arial Narrow" w:hAnsi="Arial Narrow"/>
-        </w:rPr>
-      </w:pPr>
-      <w:r>
-        <w:rPr>
-          <w:rFonts w:ascii="Arial Narrow" w:hAnsi="Arial Narrow"/>
-        </w:rPr>
-        <w:t xml:space="preserve">Aplicar princípios de UX premium, como </w:t>
-      </w:r>
-      <w:proofErr w:type="spellStart"/>
-      <w:r>
-        <w:rPr>
-          <w:rFonts w:ascii="Arial Narrow" w:hAnsi="Arial Narrow"/>
-        </w:rPr>
-        <w:t>skeleton</w:t>
-      </w:r>
-      <w:proofErr w:type="spellEnd"/>
-      <w:r>
-        <w:rPr>
-          <w:rFonts w:ascii="Arial Narrow" w:hAnsi="Arial Narrow"/>
-        </w:rPr>
-        <w:t xml:space="preserve"> </w:t>
-      </w:r>
-      <w:proofErr w:type="spellStart"/>
-      <w:r>
-        <w:rPr>
-          <w:rFonts w:ascii="Arial Narrow" w:hAnsi="Arial Narrow"/>
-        </w:rPr>
-        <w:t>loaders</w:t>
-      </w:r>
-      <w:proofErr w:type="spellEnd"/>
-      <w:r>
-        <w:rPr>
-          <w:rFonts w:ascii="Arial Narrow" w:hAnsi="Arial Narrow"/>
-        </w:rPr>
-        <w:t xml:space="preserve">, </w:t>
-      </w:r>
-      <w:proofErr w:type="spellStart"/>
-      <w:r>
-        <w:rPr>
-          <w:rFonts w:ascii="Arial Narrow" w:hAnsi="Arial Narrow"/>
-        </w:rPr>
-        <w:t>View</w:t>
-      </w:r>
-      <w:proofErr w:type="spellEnd"/>
-      <w:r>
-        <w:rPr>
-          <w:rFonts w:ascii="Arial Narrow" w:hAnsi="Arial Narrow"/>
-        </w:rPr>
-        <w:t xml:space="preserve"> </w:t>
-      </w:r>
-      <w:proofErr w:type="spellStart"/>
-      <w:r>
-        <w:rPr>
-          <w:rFonts w:ascii="Arial Narrow" w:hAnsi="Arial Narrow"/>
-        </w:rPr>
-        <w:t>Transitions</w:t>
-      </w:r>
-      <w:proofErr w:type="spellEnd"/>
-      <w:r>
-        <w:rPr>
-          <w:rFonts w:ascii="Arial Narrow" w:hAnsi="Arial Narrow"/>
-        </w:rPr>
-        <w:t xml:space="preserve"> API, toasts e </w:t>
-      </w:r>
-      <w:proofErr w:type="spellStart"/>
-      <w:r>
-        <w:rPr>
-          <w:rFonts w:ascii="Arial Narrow" w:hAnsi="Arial Narrow"/>
-        </w:rPr>
-        <w:t>micro-interações</w:t>
-      </w:r>
-      <w:proofErr w:type="spellEnd"/>
-      <w:r>
-        <w:rPr>
-          <w:rFonts w:ascii="Arial Narrow" w:hAnsi="Arial Narrow"/>
-        </w:rPr>
-        <w:t>.</w:t>
-      </w:r>
-    </w:p>
-    <w:p>
-      <w:pPr>
-        <w:spacing w:after="0" w:line="360" w:lineRule="auto"/>
-        <w:contextualSpacing/>
-        <w:jc w:val="both"/>
-        <w:rPr>
-          <w:rFonts w:ascii="Arial Narrow" w:hAnsi="Arial Narrow"/>
-        </w:rPr>
-      </w:pPr>
-      <w:r>
-        <w:rPr>
-          <w:rFonts w:ascii="Arial Narrow" w:hAnsi="Arial Narrow"/>
-        </w:rPr>
-        <w:t>Produzir documentação técnica que explique decisões, ferramentas, arquitetura e evolução do sistema.</w:t>
-      </w:r>
-    </w:p>
-    <w:p>
-      <w:pPr>
-        <w:spacing w:after="0" w:line="360" w:lineRule="auto"/>
-        <w:contextualSpacing/>
-        <w:jc w:val="both"/>
-        <w:rPr>
-          <w:rFonts w:ascii="Arial Narrow" w:hAnsi="Arial Narrow"/>
-        </w:rPr>
-      </w:pPr>
-    </w:p>
+        <w:lastRenderedPageBreak/>
+        <w:t>Este capítulo demonstra, por isso, não apenas o resultado final, mas também o percurso feito para chegar até ele: planeamento, pesquisa, implementação, testes, correções e decisões técnicas. Esse percurso é uma parte fundamental da PAP, porque mostra a capacidade de transformar uma ideia inicial num produto digital completo.</w:t>
+      </w:r>
+    </w:p>
+    <w:p/>
+    <w:p/>
+    <w:p/>
+    <w:p/>
+    <w:p/>
+    <w:p/>
+    <w:p/>
+    <w:p/>
+    <w:p/>
+    <w:p/>
+    <w:p/>
+    <w:p/>
+    <w:p/>
+    <w:p/>
+    <w:p/>
+    <w:p/>
+    <w:p/>
+    <w:p/>
     <w:p/>
     <w:sectPr>
       <w:pgSz w:w="12240" w:h="15840"/>
@@ -1381,6 +4269,1985 @@
     </w:sectPr>
   </w:body>
 </w:document>
+</file>
+
+<file path=word/numbering.xml><?xml version="1.0" encoding="utf-8"?>
+<w:numbering xmlns:wpc="http://schemas.microsoft.com/office/word/2010/wordprocessingCanvas" xmlns:cx="http://schemas.microsoft.com/office/drawing/2014/chartex" xmlns:cx1="http://schemas.microsoft.com/office/drawing/2015/9/8/chartex" xmlns:cx2="http://schemas.microsoft.com/office/drawing/2015/10/21/chartex" xmlns:cx3="http://schemas.microsoft.com/office/drawing/2016/5/9/chartex" xmlns:cx4="http://schemas.microsoft.com/office/drawing/2016/5/10/chartex" xmlns:cx5="http://schemas.microsoft.com/office/drawing/2016/5/11/chartex" xmlns:cx6="http://schemas.microsoft.com/office/drawing/2016/5/12/chartex" xmlns:cx7="http://schemas.microsoft.com/office/drawing/2016/5/13/chartex" xmlns:cx8="http://schemas.microsoft.com/office/drawing/2016/5/14/chartex" xmlns:mc="http://schemas.openxmlformats.org/markup-compatibility/2006" xmlns:aink="http://schemas.microsoft.com/office/drawing/2016/ink" xmlns:am3d="http://schemas.microsoft.com/office/drawing/2017/model3d" xmlns:o="urn:schemas-microsoft-com:office:office" xmlns:oel="http://schemas.microsoft.com/office/2019/extlst" xmlns:r="http://schemas.openxmlformats.org/officeDocument/2006/relationships" xmlns:m="http://schemas.openxmlformats.org/officeDocument/2006/math" xmlns:v="urn:schemas-microsoft-com:vml" xmlns:wp14="http://schemas.microsoft.com/office/word/2010/wordprocessingDrawing" xmlns:wp="http://schemas.openxmlformats.org/drawingml/2006/wordprocessingDrawing" xmlns:w10="urn:schemas-microsoft-com:office:word" xmlns:w="http://schemas.openxmlformats.org/wordprocessingml/2006/main" xmlns:w14="http://schemas.microsoft.com/office/word/2010/wordml" xmlns:w15="http://schemas.microsoft.com/office/word/2012/wordml" xmlns:w16cex="http://schemas.microsoft.com/office/word/2018/wordml/cex" xmlns:w16cid="http://schemas.microsoft.com/office/word/2016/wordml/cid" xmlns:w16="http://schemas.microsoft.com/office/word/2018/wordml" xmlns:w16du="http://schemas.microsoft.com/office/word/2023/wordml/word16du" xmlns:w16sdtdh="http://schemas.microsoft.com/office/word/2020/wordml/sdtdatahash" xmlns:w16sdtfl="http://schemas.microsoft.com/office/word/2024/wordml/sdtformatlock" xmlns:w16se="http://schemas.microsoft.com/office/word/2015/wordml/symex" xmlns:wpg="http://schemas.microsoft.com/office/word/2010/wordprocessingGroup" xmlns:wpi="http://schemas.microsoft.com/office/word/2010/wordprocessingInk" xmlns:wne="http://schemas.microsoft.com/office/word/2006/wordml" xmlns:wps="http://schemas.microsoft.com/office/word/2010/wordprocessingShape" mc:Ignorable="w14 w15 w16se w16cid w16 w16cex w16sdtdh w16sdtfl w16du wp14">
+  <w:abstractNum w:abstractNumId="0" w15:restartNumberingAfterBreak="0">
+    <w:nsid w:val="FFFFFF89"/>
+    <w:multiLevelType w:val="singleLevel"/>
+    <w:tmpl w:val="29761A62"/>
+    <w:lvl w:ilvl="0">
+      <w:start w:val="1"/>
+      <w:numFmt w:val="bullet"/>
+      <w:pStyle w:val="Listacommarcas"/>
+      <w:lvlText w:val=""/>
+      <w:lvlJc w:val="left"/>
+      <w:pPr>
+        <w:tabs>
+          <w:tab w:val="num" w:pos="360"/>
+        </w:tabs>
+        <w:ind w:left="360" w:hanging="360"/>
+      </w:pPr>
+      <w:rPr>
+        <w:rFonts w:ascii="Symbol" w:hAnsi="Symbol" w:hint="default"/>
+      </w:rPr>
+    </w:lvl>
+  </w:abstractNum>
+  <w:abstractNum w:abstractNumId="1" w15:restartNumberingAfterBreak="0">
+    <w:nsid w:val="08EF6919"/>
+    <w:multiLevelType w:val="hybridMultilevel"/>
+    <w:tmpl w:val="59021084"/>
+    <w:lvl w:ilvl="0" w:tplc="370EA692">
+      <w:start w:val="1"/>
+      <w:numFmt w:val="bullet"/>
+      <w:lvlText w:val=""/>
+      <w:lvlJc w:val="left"/>
+      <w:pPr>
+        <w:ind w:left="1080" w:hanging="360"/>
+      </w:pPr>
+      <w:rPr>
+        <w:rFonts w:ascii="Symbol" w:hAnsi="Symbol" w:hint="default"/>
+        <w:sz w:val="20"/>
+        <w:szCs w:val="20"/>
+      </w:rPr>
+    </w:lvl>
+    <w:lvl w:ilvl="1" w:tplc="08160003" w:tentative="1">
+      <w:start w:val="1"/>
+      <w:numFmt w:val="bullet"/>
+      <w:lvlText w:val="o"/>
+      <w:lvlJc w:val="left"/>
+      <w:pPr>
+        <w:ind w:left="1800" w:hanging="360"/>
+      </w:pPr>
+      <w:rPr>
+        <w:rFonts w:ascii="Courier New" w:hAnsi="Courier New" w:cs="Courier New" w:hint="default"/>
+      </w:rPr>
+    </w:lvl>
+    <w:lvl w:ilvl="2" w:tplc="08160005" w:tentative="1">
+      <w:start w:val="1"/>
+      <w:numFmt w:val="bullet"/>
+      <w:lvlText w:val=""/>
+      <w:lvlJc w:val="left"/>
+      <w:pPr>
+        <w:ind w:left="2520" w:hanging="360"/>
+      </w:pPr>
+      <w:rPr>
+        <w:rFonts w:ascii="Wingdings" w:hAnsi="Wingdings" w:hint="default"/>
+      </w:rPr>
+    </w:lvl>
+    <w:lvl w:ilvl="3" w:tplc="08160001" w:tentative="1">
+      <w:start w:val="1"/>
+      <w:numFmt w:val="bullet"/>
+      <w:lvlText w:val=""/>
+      <w:lvlJc w:val="left"/>
+      <w:pPr>
+        <w:ind w:left="3240" w:hanging="360"/>
+      </w:pPr>
+      <w:rPr>
+        <w:rFonts w:ascii="Symbol" w:hAnsi="Symbol" w:hint="default"/>
+      </w:rPr>
+    </w:lvl>
+    <w:lvl w:ilvl="4" w:tplc="08160003" w:tentative="1">
+      <w:start w:val="1"/>
+      <w:numFmt w:val="bullet"/>
+      <w:lvlText w:val="o"/>
+      <w:lvlJc w:val="left"/>
+      <w:pPr>
+        <w:ind w:left="3960" w:hanging="360"/>
+      </w:pPr>
+      <w:rPr>
+        <w:rFonts w:ascii="Courier New" w:hAnsi="Courier New" w:cs="Courier New" w:hint="default"/>
+      </w:rPr>
+    </w:lvl>
+    <w:lvl w:ilvl="5" w:tplc="08160005" w:tentative="1">
+      <w:start w:val="1"/>
+      <w:numFmt w:val="bullet"/>
+      <w:lvlText w:val=""/>
+      <w:lvlJc w:val="left"/>
+      <w:pPr>
+        <w:ind w:left="4680" w:hanging="360"/>
+      </w:pPr>
+      <w:rPr>
+        <w:rFonts w:ascii="Wingdings" w:hAnsi="Wingdings" w:hint="default"/>
+      </w:rPr>
+    </w:lvl>
+    <w:lvl w:ilvl="6" w:tplc="08160001" w:tentative="1">
+      <w:start w:val="1"/>
+      <w:numFmt w:val="bullet"/>
+      <w:lvlText w:val=""/>
+      <w:lvlJc w:val="left"/>
+      <w:pPr>
+        <w:ind w:left="5400" w:hanging="360"/>
+      </w:pPr>
+      <w:rPr>
+        <w:rFonts w:ascii="Symbol" w:hAnsi="Symbol" w:hint="default"/>
+      </w:rPr>
+    </w:lvl>
+    <w:lvl w:ilvl="7" w:tplc="08160003" w:tentative="1">
+      <w:start w:val="1"/>
+      <w:numFmt w:val="bullet"/>
+      <w:lvlText w:val="o"/>
+      <w:lvlJc w:val="left"/>
+      <w:pPr>
+        <w:ind w:left="6120" w:hanging="360"/>
+      </w:pPr>
+      <w:rPr>
+        <w:rFonts w:ascii="Courier New" w:hAnsi="Courier New" w:cs="Courier New" w:hint="default"/>
+      </w:rPr>
+    </w:lvl>
+    <w:lvl w:ilvl="8" w:tplc="08160005" w:tentative="1">
+      <w:start w:val="1"/>
+      <w:numFmt w:val="bullet"/>
+      <w:lvlText w:val=""/>
+      <w:lvlJc w:val="left"/>
+      <w:pPr>
+        <w:ind w:left="6840" w:hanging="360"/>
+      </w:pPr>
+      <w:rPr>
+        <w:rFonts w:ascii="Wingdings" w:hAnsi="Wingdings" w:hint="default"/>
+      </w:rPr>
+    </w:lvl>
+  </w:abstractNum>
+  <w:abstractNum w:abstractNumId="2" w15:restartNumberingAfterBreak="0">
+    <w:nsid w:val="1AD935DD"/>
+    <w:multiLevelType w:val="hybridMultilevel"/>
+    <w:tmpl w:val="5E02EA10"/>
+    <w:lvl w:ilvl="0" w:tplc="E4E83DFE">
+      <w:start w:val="1"/>
+      <w:numFmt w:val="bullet"/>
+      <w:lvlText w:val="●"/>
+      <w:lvlJc w:val="left"/>
+      <w:pPr>
+        <w:ind w:left="720" w:hanging="360"/>
+      </w:pPr>
+    </w:lvl>
+    <w:lvl w:ilvl="1" w:tplc="C464BD3C">
+      <w:start w:val="1"/>
+      <w:numFmt w:val="bullet"/>
+      <w:lvlText w:val="○"/>
+      <w:lvlJc w:val="left"/>
+      <w:pPr>
+        <w:ind w:left="1440" w:hanging="360"/>
+      </w:pPr>
+    </w:lvl>
+    <w:lvl w:ilvl="2" w:tplc="2056EE06">
+      <w:start w:val="1"/>
+      <w:numFmt w:val="bullet"/>
+      <w:lvlText w:val="■"/>
+      <w:lvlJc w:val="left"/>
+      <w:pPr>
+        <w:ind w:left="2160" w:hanging="360"/>
+      </w:pPr>
+    </w:lvl>
+    <w:lvl w:ilvl="3" w:tplc="22FA47DA">
+      <w:start w:val="1"/>
+      <w:numFmt w:val="bullet"/>
+      <w:lvlText w:val="●"/>
+      <w:lvlJc w:val="left"/>
+      <w:pPr>
+        <w:ind w:left="2880" w:hanging="360"/>
+      </w:pPr>
+    </w:lvl>
+    <w:lvl w:ilvl="4" w:tplc="F87C61DE">
+      <w:start w:val="1"/>
+      <w:numFmt w:val="bullet"/>
+      <w:lvlText w:val="○"/>
+      <w:lvlJc w:val="left"/>
+      <w:pPr>
+        <w:ind w:left="3600" w:hanging="360"/>
+      </w:pPr>
+    </w:lvl>
+    <w:lvl w:ilvl="5" w:tplc="0300757A">
+      <w:start w:val="1"/>
+      <w:numFmt w:val="bullet"/>
+      <w:lvlText w:val="■"/>
+      <w:lvlJc w:val="left"/>
+      <w:pPr>
+        <w:ind w:left="4320" w:hanging="360"/>
+      </w:pPr>
+    </w:lvl>
+    <w:lvl w:ilvl="6" w:tplc="32A43818">
+      <w:start w:val="1"/>
+      <w:numFmt w:val="bullet"/>
+      <w:lvlText w:val="●"/>
+      <w:lvlJc w:val="left"/>
+      <w:pPr>
+        <w:ind w:left="5040" w:hanging="360"/>
+      </w:pPr>
+    </w:lvl>
+    <w:lvl w:ilvl="7" w:tplc="7304FEB6">
+      <w:start w:val="1"/>
+      <w:numFmt w:val="bullet"/>
+      <w:lvlText w:val="●"/>
+      <w:lvlJc w:val="left"/>
+      <w:pPr>
+        <w:ind w:left="5760" w:hanging="360"/>
+      </w:pPr>
+    </w:lvl>
+    <w:lvl w:ilvl="8" w:tplc="2312B018">
+      <w:start w:val="1"/>
+      <w:numFmt w:val="bullet"/>
+      <w:lvlText w:val="●"/>
+      <w:lvlJc w:val="left"/>
+      <w:pPr>
+        <w:ind w:left="6480" w:hanging="360"/>
+      </w:pPr>
+    </w:lvl>
+  </w:abstractNum>
+  <w:abstractNum w:abstractNumId="3" w15:restartNumberingAfterBreak="0">
+    <w:nsid w:val="1E6005B1"/>
+    <w:multiLevelType w:val="hybridMultilevel"/>
+    <w:tmpl w:val="204EB7CE"/>
+    <w:lvl w:ilvl="0" w:tplc="370EA692">
+      <w:start w:val="1"/>
+      <w:numFmt w:val="bullet"/>
+      <w:lvlText w:val=""/>
+      <w:lvlJc w:val="left"/>
+      <w:pPr>
+        <w:ind w:left="720" w:hanging="360"/>
+      </w:pPr>
+      <w:rPr>
+        <w:rFonts w:ascii="Symbol" w:hAnsi="Symbol" w:hint="default"/>
+        <w:sz w:val="20"/>
+        <w:szCs w:val="20"/>
+      </w:rPr>
+    </w:lvl>
+    <w:lvl w:ilvl="1" w:tplc="08160003" w:tentative="1">
+      <w:start w:val="1"/>
+      <w:numFmt w:val="bullet"/>
+      <w:lvlText w:val="o"/>
+      <w:lvlJc w:val="left"/>
+      <w:pPr>
+        <w:ind w:left="1440" w:hanging="360"/>
+      </w:pPr>
+      <w:rPr>
+        <w:rFonts w:ascii="Courier New" w:hAnsi="Courier New" w:cs="Courier New" w:hint="default"/>
+      </w:rPr>
+    </w:lvl>
+    <w:lvl w:ilvl="2" w:tplc="08160005" w:tentative="1">
+      <w:start w:val="1"/>
+      <w:numFmt w:val="bullet"/>
+      <w:lvlText w:val=""/>
+      <w:lvlJc w:val="left"/>
+      <w:pPr>
+        <w:ind w:left="2160" w:hanging="360"/>
+      </w:pPr>
+      <w:rPr>
+        <w:rFonts w:ascii="Wingdings" w:hAnsi="Wingdings" w:hint="default"/>
+      </w:rPr>
+    </w:lvl>
+    <w:lvl w:ilvl="3" w:tplc="08160001" w:tentative="1">
+      <w:start w:val="1"/>
+      <w:numFmt w:val="bullet"/>
+      <w:lvlText w:val=""/>
+      <w:lvlJc w:val="left"/>
+      <w:pPr>
+        <w:ind w:left="2880" w:hanging="360"/>
+      </w:pPr>
+      <w:rPr>
+        <w:rFonts w:ascii="Symbol" w:hAnsi="Symbol" w:hint="default"/>
+      </w:rPr>
+    </w:lvl>
+    <w:lvl w:ilvl="4" w:tplc="08160003" w:tentative="1">
+      <w:start w:val="1"/>
+      <w:numFmt w:val="bullet"/>
+      <w:lvlText w:val="o"/>
+      <w:lvlJc w:val="left"/>
+      <w:pPr>
+        <w:ind w:left="3600" w:hanging="360"/>
+      </w:pPr>
+      <w:rPr>
+        <w:rFonts w:ascii="Courier New" w:hAnsi="Courier New" w:cs="Courier New" w:hint="default"/>
+      </w:rPr>
+    </w:lvl>
+    <w:lvl w:ilvl="5" w:tplc="08160005" w:tentative="1">
+      <w:start w:val="1"/>
+      <w:numFmt w:val="bullet"/>
+      <w:lvlText w:val=""/>
+      <w:lvlJc w:val="left"/>
+      <w:pPr>
+        <w:ind w:left="4320" w:hanging="360"/>
+      </w:pPr>
+      <w:rPr>
+        <w:rFonts w:ascii="Wingdings" w:hAnsi="Wingdings" w:hint="default"/>
+      </w:rPr>
+    </w:lvl>
+    <w:lvl w:ilvl="6" w:tplc="08160001" w:tentative="1">
+      <w:start w:val="1"/>
+      <w:numFmt w:val="bullet"/>
+      <w:lvlText w:val=""/>
+      <w:lvlJc w:val="left"/>
+      <w:pPr>
+        <w:ind w:left="5040" w:hanging="360"/>
+      </w:pPr>
+      <w:rPr>
+        <w:rFonts w:ascii="Symbol" w:hAnsi="Symbol" w:hint="default"/>
+      </w:rPr>
+    </w:lvl>
+    <w:lvl w:ilvl="7" w:tplc="08160003" w:tentative="1">
+      <w:start w:val="1"/>
+      <w:numFmt w:val="bullet"/>
+      <w:lvlText w:val="o"/>
+      <w:lvlJc w:val="left"/>
+      <w:pPr>
+        <w:ind w:left="5760" w:hanging="360"/>
+      </w:pPr>
+      <w:rPr>
+        <w:rFonts w:ascii="Courier New" w:hAnsi="Courier New" w:cs="Courier New" w:hint="default"/>
+      </w:rPr>
+    </w:lvl>
+    <w:lvl w:ilvl="8" w:tplc="08160005" w:tentative="1">
+      <w:start w:val="1"/>
+      <w:numFmt w:val="bullet"/>
+      <w:lvlText w:val=""/>
+      <w:lvlJc w:val="left"/>
+      <w:pPr>
+        <w:ind w:left="6480" w:hanging="360"/>
+      </w:pPr>
+      <w:rPr>
+        <w:rFonts w:ascii="Wingdings" w:hAnsi="Wingdings" w:hint="default"/>
+      </w:rPr>
+    </w:lvl>
+  </w:abstractNum>
+  <w:abstractNum w:abstractNumId="4" w15:restartNumberingAfterBreak="0">
+    <w:nsid w:val="1F471649"/>
+    <w:multiLevelType w:val="hybridMultilevel"/>
+    <w:tmpl w:val="5B8EF446"/>
+    <w:lvl w:ilvl="0" w:tplc="04090001">
+      <w:start w:val="1"/>
+      <w:numFmt w:val="bullet"/>
+      <w:lvlText w:val=""/>
+      <w:lvlJc w:val="left"/>
+      <w:pPr>
+        <w:ind w:left="720" w:hanging="360"/>
+      </w:pPr>
+      <w:rPr>
+        <w:rFonts w:ascii="Symbol" w:hAnsi="Symbol" w:hint="default"/>
+      </w:rPr>
+    </w:lvl>
+    <w:lvl w:ilvl="1" w:tplc="04090003" w:tentative="1">
+      <w:start w:val="1"/>
+      <w:numFmt w:val="bullet"/>
+      <w:lvlText w:val="o"/>
+      <w:lvlJc w:val="left"/>
+      <w:pPr>
+        <w:ind w:left="1440" w:hanging="360"/>
+      </w:pPr>
+      <w:rPr>
+        <w:rFonts w:ascii="Courier New" w:hAnsi="Courier New" w:cs="Courier New" w:hint="default"/>
+      </w:rPr>
+    </w:lvl>
+    <w:lvl w:ilvl="2" w:tplc="04090005" w:tentative="1">
+      <w:start w:val="1"/>
+      <w:numFmt w:val="bullet"/>
+      <w:lvlText w:val=""/>
+      <w:lvlJc w:val="left"/>
+      <w:pPr>
+        <w:ind w:left="2160" w:hanging="360"/>
+      </w:pPr>
+      <w:rPr>
+        <w:rFonts w:ascii="Wingdings" w:hAnsi="Wingdings" w:hint="default"/>
+      </w:rPr>
+    </w:lvl>
+    <w:lvl w:ilvl="3" w:tplc="04090001" w:tentative="1">
+      <w:start w:val="1"/>
+      <w:numFmt w:val="bullet"/>
+      <w:lvlText w:val=""/>
+      <w:lvlJc w:val="left"/>
+      <w:pPr>
+        <w:ind w:left="2880" w:hanging="360"/>
+      </w:pPr>
+      <w:rPr>
+        <w:rFonts w:ascii="Symbol" w:hAnsi="Symbol" w:hint="default"/>
+      </w:rPr>
+    </w:lvl>
+    <w:lvl w:ilvl="4" w:tplc="04090003" w:tentative="1">
+      <w:start w:val="1"/>
+      <w:numFmt w:val="bullet"/>
+      <w:lvlText w:val="o"/>
+      <w:lvlJc w:val="left"/>
+      <w:pPr>
+        <w:ind w:left="3600" w:hanging="360"/>
+      </w:pPr>
+      <w:rPr>
+        <w:rFonts w:ascii="Courier New" w:hAnsi="Courier New" w:cs="Courier New" w:hint="default"/>
+      </w:rPr>
+    </w:lvl>
+    <w:lvl w:ilvl="5" w:tplc="04090005" w:tentative="1">
+      <w:start w:val="1"/>
+      <w:numFmt w:val="bullet"/>
+      <w:lvlText w:val=""/>
+      <w:lvlJc w:val="left"/>
+      <w:pPr>
+        <w:ind w:left="4320" w:hanging="360"/>
+      </w:pPr>
+      <w:rPr>
+        <w:rFonts w:ascii="Wingdings" w:hAnsi="Wingdings" w:hint="default"/>
+      </w:rPr>
+    </w:lvl>
+    <w:lvl w:ilvl="6" w:tplc="04090001" w:tentative="1">
+      <w:start w:val="1"/>
+      <w:numFmt w:val="bullet"/>
+      <w:lvlText w:val=""/>
+      <w:lvlJc w:val="left"/>
+      <w:pPr>
+        <w:ind w:left="5040" w:hanging="360"/>
+      </w:pPr>
+      <w:rPr>
+        <w:rFonts w:ascii="Symbol" w:hAnsi="Symbol" w:hint="default"/>
+      </w:rPr>
+    </w:lvl>
+    <w:lvl w:ilvl="7" w:tplc="04090003" w:tentative="1">
+      <w:start w:val="1"/>
+      <w:numFmt w:val="bullet"/>
+      <w:lvlText w:val="o"/>
+      <w:lvlJc w:val="left"/>
+      <w:pPr>
+        <w:ind w:left="5760" w:hanging="360"/>
+      </w:pPr>
+      <w:rPr>
+        <w:rFonts w:ascii="Courier New" w:hAnsi="Courier New" w:cs="Courier New" w:hint="default"/>
+      </w:rPr>
+    </w:lvl>
+    <w:lvl w:ilvl="8" w:tplc="04090005" w:tentative="1">
+      <w:start w:val="1"/>
+      <w:numFmt w:val="bullet"/>
+      <w:lvlText w:val=""/>
+      <w:lvlJc w:val="left"/>
+      <w:pPr>
+        <w:ind w:left="6480" w:hanging="360"/>
+      </w:pPr>
+      <w:rPr>
+        <w:rFonts w:ascii="Wingdings" w:hAnsi="Wingdings" w:hint="default"/>
+      </w:rPr>
+    </w:lvl>
+  </w:abstractNum>
+  <w:abstractNum w:abstractNumId="5" w15:restartNumberingAfterBreak="0">
+    <w:nsid w:val="37741B62"/>
+    <w:multiLevelType w:val="hybridMultilevel"/>
+    <w:tmpl w:val="D0806ECA"/>
+    <w:lvl w:ilvl="0" w:tplc="370EA692">
+      <w:start w:val="1"/>
+      <w:numFmt w:val="bullet"/>
+      <w:lvlText w:val=""/>
+      <w:lvlJc w:val="left"/>
+      <w:pPr>
+        <w:ind w:left="1065" w:hanging="705"/>
+      </w:pPr>
+      <w:rPr>
+        <w:rFonts w:ascii="Symbol" w:hAnsi="Symbol" w:hint="default"/>
+        <w:sz w:val="20"/>
+        <w:szCs w:val="20"/>
+      </w:rPr>
+    </w:lvl>
+    <w:lvl w:ilvl="1" w:tplc="FFFFFFFF" w:tentative="1">
+      <w:start w:val="1"/>
+      <w:numFmt w:val="bullet"/>
+      <w:lvlText w:val="o"/>
+      <w:lvlJc w:val="left"/>
+      <w:pPr>
+        <w:ind w:left="1440" w:hanging="360"/>
+      </w:pPr>
+      <w:rPr>
+        <w:rFonts w:ascii="Courier New" w:hAnsi="Courier New" w:cs="Courier New" w:hint="default"/>
+      </w:rPr>
+    </w:lvl>
+    <w:lvl w:ilvl="2" w:tplc="FFFFFFFF" w:tentative="1">
+      <w:start w:val="1"/>
+      <w:numFmt w:val="bullet"/>
+      <w:lvlText w:val=""/>
+      <w:lvlJc w:val="left"/>
+      <w:pPr>
+        <w:ind w:left="2160" w:hanging="360"/>
+      </w:pPr>
+      <w:rPr>
+        <w:rFonts w:ascii="Wingdings" w:hAnsi="Wingdings" w:hint="default"/>
+      </w:rPr>
+    </w:lvl>
+    <w:lvl w:ilvl="3" w:tplc="FFFFFFFF" w:tentative="1">
+      <w:start w:val="1"/>
+      <w:numFmt w:val="bullet"/>
+      <w:lvlText w:val=""/>
+      <w:lvlJc w:val="left"/>
+      <w:pPr>
+        <w:ind w:left="2880" w:hanging="360"/>
+      </w:pPr>
+      <w:rPr>
+        <w:rFonts w:ascii="Symbol" w:hAnsi="Symbol" w:hint="default"/>
+      </w:rPr>
+    </w:lvl>
+    <w:lvl w:ilvl="4" w:tplc="FFFFFFFF" w:tentative="1">
+      <w:start w:val="1"/>
+      <w:numFmt w:val="bullet"/>
+      <w:lvlText w:val="o"/>
+      <w:lvlJc w:val="left"/>
+      <w:pPr>
+        <w:ind w:left="3600" w:hanging="360"/>
+      </w:pPr>
+      <w:rPr>
+        <w:rFonts w:ascii="Courier New" w:hAnsi="Courier New" w:cs="Courier New" w:hint="default"/>
+      </w:rPr>
+    </w:lvl>
+    <w:lvl w:ilvl="5" w:tplc="FFFFFFFF" w:tentative="1">
+      <w:start w:val="1"/>
+      <w:numFmt w:val="bullet"/>
+      <w:lvlText w:val=""/>
+      <w:lvlJc w:val="left"/>
+      <w:pPr>
+        <w:ind w:left="4320" w:hanging="360"/>
+      </w:pPr>
+      <w:rPr>
+        <w:rFonts w:ascii="Wingdings" w:hAnsi="Wingdings" w:hint="default"/>
+      </w:rPr>
+    </w:lvl>
+    <w:lvl w:ilvl="6" w:tplc="FFFFFFFF" w:tentative="1">
+      <w:start w:val="1"/>
+      <w:numFmt w:val="bullet"/>
+      <w:lvlText w:val=""/>
+      <w:lvlJc w:val="left"/>
+      <w:pPr>
+        <w:ind w:left="5040" w:hanging="360"/>
+      </w:pPr>
+      <w:rPr>
+        <w:rFonts w:ascii="Symbol" w:hAnsi="Symbol" w:hint="default"/>
+      </w:rPr>
+    </w:lvl>
+    <w:lvl w:ilvl="7" w:tplc="FFFFFFFF" w:tentative="1">
+      <w:start w:val="1"/>
+      <w:numFmt w:val="bullet"/>
+      <w:lvlText w:val="o"/>
+      <w:lvlJc w:val="left"/>
+      <w:pPr>
+        <w:ind w:left="5760" w:hanging="360"/>
+      </w:pPr>
+      <w:rPr>
+        <w:rFonts w:ascii="Courier New" w:hAnsi="Courier New" w:cs="Courier New" w:hint="default"/>
+      </w:rPr>
+    </w:lvl>
+    <w:lvl w:ilvl="8" w:tplc="FFFFFFFF" w:tentative="1">
+      <w:start w:val="1"/>
+      <w:numFmt w:val="bullet"/>
+      <w:lvlText w:val=""/>
+      <w:lvlJc w:val="left"/>
+      <w:pPr>
+        <w:ind w:left="6480" w:hanging="360"/>
+      </w:pPr>
+      <w:rPr>
+        <w:rFonts w:ascii="Wingdings" w:hAnsi="Wingdings" w:hint="default"/>
+      </w:rPr>
+    </w:lvl>
+  </w:abstractNum>
+  <w:abstractNum w:abstractNumId="6" w15:restartNumberingAfterBreak="0">
+    <w:nsid w:val="38512F94"/>
+    <w:multiLevelType w:val="hybridMultilevel"/>
+    <w:tmpl w:val="744A9578"/>
+    <w:lvl w:ilvl="0" w:tplc="08160001">
+      <w:start w:val="1"/>
+      <w:numFmt w:val="bullet"/>
+      <w:lvlText w:val=""/>
+      <w:lvlJc w:val="left"/>
+      <w:pPr>
+        <w:ind w:left="720" w:hanging="360"/>
+      </w:pPr>
+      <w:rPr>
+        <w:rFonts w:ascii="Symbol" w:hAnsi="Symbol" w:hint="default"/>
+      </w:rPr>
+    </w:lvl>
+    <w:lvl w:ilvl="1" w:tplc="08160003" w:tentative="1">
+      <w:start w:val="1"/>
+      <w:numFmt w:val="bullet"/>
+      <w:lvlText w:val="o"/>
+      <w:lvlJc w:val="left"/>
+      <w:pPr>
+        <w:ind w:left="1440" w:hanging="360"/>
+      </w:pPr>
+      <w:rPr>
+        <w:rFonts w:ascii="Courier New" w:hAnsi="Courier New" w:cs="Courier New" w:hint="default"/>
+      </w:rPr>
+    </w:lvl>
+    <w:lvl w:ilvl="2" w:tplc="08160005" w:tentative="1">
+      <w:start w:val="1"/>
+      <w:numFmt w:val="bullet"/>
+      <w:lvlText w:val=""/>
+      <w:lvlJc w:val="left"/>
+      <w:pPr>
+        <w:ind w:left="2160" w:hanging="360"/>
+      </w:pPr>
+      <w:rPr>
+        <w:rFonts w:ascii="Wingdings" w:hAnsi="Wingdings" w:hint="default"/>
+      </w:rPr>
+    </w:lvl>
+    <w:lvl w:ilvl="3" w:tplc="08160001" w:tentative="1">
+      <w:start w:val="1"/>
+      <w:numFmt w:val="bullet"/>
+      <w:lvlText w:val=""/>
+      <w:lvlJc w:val="left"/>
+      <w:pPr>
+        <w:ind w:left="2880" w:hanging="360"/>
+      </w:pPr>
+      <w:rPr>
+        <w:rFonts w:ascii="Symbol" w:hAnsi="Symbol" w:hint="default"/>
+      </w:rPr>
+    </w:lvl>
+    <w:lvl w:ilvl="4" w:tplc="08160003" w:tentative="1">
+      <w:start w:val="1"/>
+      <w:numFmt w:val="bullet"/>
+      <w:lvlText w:val="o"/>
+      <w:lvlJc w:val="left"/>
+      <w:pPr>
+        <w:ind w:left="3600" w:hanging="360"/>
+      </w:pPr>
+      <w:rPr>
+        <w:rFonts w:ascii="Courier New" w:hAnsi="Courier New" w:cs="Courier New" w:hint="default"/>
+      </w:rPr>
+    </w:lvl>
+    <w:lvl w:ilvl="5" w:tplc="08160005" w:tentative="1">
+      <w:start w:val="1"/>
+      <w:numFmt w:val="bullet"/>
+      <w:lvlText w:val=""/>
+      <w:lvlJc w:val="left"/>
+      <w:pPr>
+        <w:ind w:left="4320" w:hanging="360"/>
+      </w:pPr>
+      <w:rPr>
+        <w:rFonts w:ascii="Wingdings" w:hAnsi="Wingdings" w:hint="default"/>
+      </w:rPr>
+    </w:lvl>
+    <w:lvl w:ilvl="6" w:tplc="08160001" w:tentative="1">
+      <w:start w:val="1"/>
+      <w:numFmt w:val="bullet"/>
+      <w:lvlText w:val=""/>
+      <w:lvlJc w:val="left"/>
+      <w:pPr>
+        <w:ind w:left="5040" w:hanging="360"/>
+      </w:pPr>
+      <w:rPr>
+        <w:rFonts w:ascii="Symbol" w:hAnsi="Symbol" w:hint="default"/>
+      </w:rPr>
+    </w:lvl>
+    <w:lvl w:ilvl="7" w:tplc="08160003" w:tentative="1">
+      <w:start w:val="1"/>
+      <w:numFmt w:val="bullet"/>
+      <w:lvlText w:val="o"/>
+      <w:lvlJc w:val="left"/>
+      <w:pPr>
+        <w:ind w:left="5760" w:hanging="360"/>
+      </w:pPr>
+      <w:rPr>
+        <w:rFonts w:ascii="Courier New" w:hAnsi="Courier New" w:cs="Courier New" w:hint="default"/>
+      </w:rPr>
+    </w:lvl>
+    <w:lvl w:ilvl="8" w:tplc="08160005" w:tentative="1">
+      <w:start w:val="1"/>
+      <w:numFmt w:val="bullet"/>
+      <w:lvlText w:val=""/>
+      <w:lvlJc w:val="left"/>
+      <w:pPr>
+        <w:ind w:left="6480" w:hanging="360"/>
+      </w:pPr>
+      <w:rPr>
+        <w:rFonts w:ascii="Wingdings" w:hAnsi="Wingdings" w:hint="default"/>
+      </w:rPr>
+    </w:lvl>
+  </w:abstractNum>
+  <w:abstractNum w:abstractNumId="7" w15:restartNumberingAfterBreak="0">
+    <w:nsid w:val="443B4952"/>
+    <w:multiLevelType w:val="hybridMultilevel"/>
+    <w:tmpl w:val="366E6EBE"/>
+    <w:lvl w:ilvl="0" w:tplc="370EA692">
+      <w:start w:val="1"/>
+      <w:numFmt w:val="bullet"/>
+      <w:lvlText w:val=""/>
+      <w:lvlJc w:val="left"/>
+      <w:pPr>
+        <w:ind w:left="1065" w:hanging="705"/>
+      </w:pPr>
+      <w:rPr>
+        <w:rFonts w:ascii="Symbol" w:hAnsi="Symbol" w:hint="default"/>
+        <w:sz w:val="20"/>
+        <w:szCs w:val="20"/>
+      </w:rPr>
+    </w:lvl>
+    <w:lvl w:ilvl="1" w:tplc="FFFFFFFF" w:tentative="1">
+      <w:start w:val="1"/>
+      <w:numFmt w:val="bullet"/>
+      <w:lvlText w:val="o"/>
+      <w:lvlJc w:val="left"/>
+      <w:pPr>
+        <w:ind w:left="1440" w:hanging="360"/>
+      </w:pPr>
+      <w:rPr>
+        <w:rFonts w:ascii="Courier New" w:hAnsi="Courier New" w:cs="Courier New" w:hint="default"/>
+      </w:rPr>
+    </w:lvl>
+    <w:lvl w:ilvl="2" w:tplc="FFFFFFFF" w:tentative="1">
+      <w:start w:val="1"/>
+      <w:numFmt w:val="bullet"/>
+      <w:lvlText w:val=""/>
+      <w:lvlJc w:val="left"/>
+      <w:pPr>
+        <w:ind w:left="2160" w:hanging="360"/>
+      </w:pPr>
+      <w:rPr>
+        <w:rFonts w:ascii="Wingdings" w:hAnsi="Wingdings" w:hint="default"/>
+      </w:rPr>
+    </w:lvl>
+    <w:lvl w:ilvl="3" w:tplc="FFFFFFFF" w:tentative="1">
+      <w:start w:val="1"/>
+      <w:numFmt w:val="bullet"/>
+      <w:lvlText w:val=""/>
+      <w:lvlJc w:val="left"/>
+      <w:pPr>
+        <w:ind w:left="2880" w:hanging="360"/>
+      </w:pPr>
+      <w:rPr>
+        <w:rFonts w:ascii="Symbol" w:hAnsi="Symbol" w:hint="default"/>
+      </w:rPr>
+    </w:lvl>
+    <w:lvl w:ilvl="4" w:tplc="FFFFFFFF" w:tentative="1">
+      <w:start w:val="1"/>
+      <w:numFmt w:val="bullet"/>
+      <w:lvlText w:val="o"/>
+      <w:lvlJc w:val="left"/>
+      <w:pPr>
+        <w:ind w:left="3600" w:hanging="360"/>
+      </w:pPr>
+      <w:rPr>
+        <w:rFonts w:ascii="Courier New" w:hAnsi="Courier New" w:cs="Courier New" w:hint="default"/>
+      </w:rPr>
+    </w:lvl>
+    <w:lvl w:ilvl="5" w:tplc="FFFFFFFF" w:tentative="1">
+      <w:start w:val="1"/>
+      <w:numFmt w:val="bullet"/>
+      <w:lvlText w:val=""/>
+      <w:lvlJc w:val="left"/>
+      <w:pPr>
+        <w:ind w:left="4320" w:hanging="360"/>
+      </w:pPr>
+      <w:rPr>
+        <w:rFonts w:ascii="Wingdings" w:hAnsi="Wingdings" w:hint="default"/>
+      </w:rPr>
+    </w:lvl>
+    <w:lvl w:ilvl="6" w:tplc="FFFFFFFF" w:tentative="1">
+      <w:start w:val="1"/>
+      <w:numFmt w:val="bullet"/>
+      <w:lvlText w:val=""/>
+      <w:lvlJc w:val="left"/>
+      <w:pPr>
+        <w:ind w:left="5040" w:hanging="360"/>
+      </w:pPr>
+      <w:rPr>
+        <w:rFonts w:ascii="Symbol" w:hAnsi="Symbol" w:hint="default"/>
+      </w:rPr>
+    </w:lvl>
+    <w:lvl w:ilvl="7" w:tplc="FFFFFFFF" w:tentative="1">
+      <w:start w:val="1"/>
+      <w:numFmt w:val="bullet"/>
+      <w:lvlText w:val="o"/>
+      <w:lvlJc w:val="left"/>
+      <w:pPr>
+        <w:ind w:left="5760" w:hanging="360"/>
+      </w:pPr>
+      <w:rPr>
+        <w:rFonts w:ascii="Courier New" w:hAnsi="Courier New" w:cs="Courier New" w:hint="default"/>
+      </w:rPr>
+    </w:lvl>
+    <w:lvl w:ilvl="8" w:tplc="FFFFFFFF" w:tentative="1">
+      <w:start w:val="1"/>
+      <w:numFmt w:val="bullet"/>
+      <w:lvlText w:val=""/>
+      <w:lvlJc w:val="left"/>
+      <w:pPr>
+        <w:ind w:left="6480" w:hanging="360"/>
+      </w:pPr>
+      <w:rPr>
+        <w:rFonts w:ascii="Wingdings" w:hAnsi="Wingdings" w:hint="default"/>
+      </w:rPr>
+    </w:lvl>
+  </w:abstractNum>
+  <w:abstractNum w:abstractNumId="8" w15:restartNumberingAfterBreak="0">
+    <w:nsid w:val="475670CA"/>
+    <w:multiLevelType w:val="multilevel"/>
+    <w:tmpl w:val="7C2E883E"/>
+    <w:lvl w:ilvl="0">
+      <w:start w:val="1"/>
+      <w:numFmt w:val="bullet"/>
+      <w:lvlText w:val=""/>
+      <w:lvlJc w:val="left"/>
+      <w:pPr>
+        <w:tabs>
+          <w:tab w:val="num" w:pos="720"/>
+        </w:tabs>
+        <w:ind w:left="720" w:hanging="360"/>
+      </w:pPr>
+      <w:rPr>
+        <w:rFonts w:ascii="Symbol" w:hAnsi="Symbol" w:hint="default"/>
+        <w:sz w:val="20"/>
+      </w:rPr>
+    </w:lvl>
+    <w:lvl w:ilvl="1" w:tentative="1">
+      <w:start w:val="1"/>
+      <w:numFmt w:val="bullet"/>
+      <w:lvlText w:val="o"/>
+      <w:lvlJc w:val="left"/>
+      <w:pPr>
+        <w:tabs>
+          <w:tab w:val="num" w:pos="1440"/>
+        </w:tabs>
+        <w:ind w:left="1440" w:hanging="360"/>
+      </w:pPr>
+      <w:rPr>
+        <w:rFonts w:ascii="Courier New" w:hAnsi="Courier New" w:hint="default"/>
+        <w:sz w:val="20"/>
+      </w:rPr>
+    </w:lvl>
+    <w:lvl w:ilvl="2" w:tentative="1">
+      <w:start w:val="1"/>
+      <w:numFmt w:val="bullet"/>
+      <w:lvlText w:val=""/>
+      <w:lvlJc w:val="left"/>
+      <w:pPr>
+        <w:tabs>
+          <w:tab w:val="num" w:pos="2160"/>
+        </w:tabs>
+        <w:ind w:left="2160" w:hanging="360"/>
+      </w:pPr>
+      <w:rPr>
+        <w:rFonts w:ascii="Wingdings" w:hAnsi="Wingdings" w:hint="default"/>
+        <w:sz w:val="20"/>
+      </w:rPr>
+    </w:lvl>
+    <w:lvl w:ilvl="3" w:tentative="1">
+      <w:start w:val="1"/>
+      <w:numFmt w:val="bullet"/>
+      <w:lvlText w:val=""/>
+      <w:lvlJc w:val="left"/>
+      <w:pPr>
+        <w:tabs>
+          <w:tab w:val="num" w:pos="2880"/>
+        </w:tabs>
+        <w:ind w:left="2880" w:hanging="360"/>
+      </w:pPr>
+      <w:rPr>
+        <w:rFonts w:ascii="Wingdings" w:hAnsi="Wingdings" w:hint="default"/>
+        <w:sz w:val="20"/>
+      </w:rPr>
+    </w:lvl>
+    <w:lvl w:ilvl="4" w:tentative="1">
+      <w:start w:val="1"/>
+      <w:numFmt w:val="bullet"/>
+      <w:lvlText w:val=""/>
+      <w:lvlJc w:val="left"/>
+      <w:pPr>
+        <w:tabs>
+          <w:tab w:val="num" w:pos="3600"/>
+        </w:tabs>
+        <w:ind w:left="3600" w:hanging="360"/>
+      </w:pPr>
+      <w:rPr>
+        <w:rFonts w:ascii="Wingdings" w:hAnsi="Wingdings" w:hint="default"/>
+        <w:sz w:val="20"/>
+      </w:rPr>
+    </w:lvl>
+    <w:lvl w:ilvl="5" w:tentative="1">
+      <w:start w:val="1"/>
+      <w:numFmt w:val="bullet"/>
+      <w:lvlText w:val=""/>
+      <w:lvlJc w:val="left"/>
+      <w:pPr>
+        <w:tabs>
+          <w:tab w:val="num" w:pos="4320"/>
+        </w:tabs>
+        <w:ind w:left="4320" w:hanging="360"/>
+      </w:pPr>
+      <w:rPr>
+        <w:rFonts w:ascii="Wingdings" w:hAnsi="Wingdings" w:hint="default"/>
+        <w:sz w:val="20"/>
+      </w:rPr>
+    </w:lvl>
+    <w:lvl w:ilvl="6" w:tentative="1">
+      <w:start w:val="1"/>
+      <w:numFmt w:val="bullet"/>
+      <w:lvlText w:val=""/>
+      <w:lvlJc w:val="left"/>
+      <w:pPr>
+        <w:tabs>
+          <w:tab w:val="num" w:pos="5040"/>
+        </w:tabs>
+        <w:ind w:left="5040" w:hanging="360"/>
+      </w:pPr>
+      <w:rPr>
+        <w:rFonts w:ascii="Wingdings" w:hAnsi="Wingdings" w:hint="default"/>
+        <w:sz w:val="20"/>
+      </w:rPr>
+    </w:lvl>
+    <w:lvl w:ilvl="7" w:tentative="1">
+      <w:start w:val="1"/>
+      <w:numFmt w:val="bullet"/>
+      <w:lvlText w:val=""/>
+      <w:lvlJc w:val="left"/>
+      <w:pPr>
+        <w:tabs>
+          <w:tab w:val="num" w:pos="5760"/>
+        </w:tabs>
+        <w:ind w:left="5760" w:hanging="360"/>
+      </w:pPr>
+      <w:rPr>
+        <w:rFonts w:ascii="Wingdings" w:hAnsi="Wingdings" w:hint="default"/>
+        <w:sz w:val="20"/>
+      </w:rPr>
+    </w:lvl>
+    <w:lvl w:ilvl="8" w:tentative="1">
+      <w:start w:val="1"/>
+      <w:numFmt w:val="bullet"/>
+      <w:lvlText w:val=""/>
+      <w:lvlJc w:val="left"/>
+      <w:pPr>
+        <w:tabs>
+          <w:tab w:val="num" w:pos="6480"/>
+        </w:tabs>
+        <w:ind w:left="6480" w:hanging="360"/>
+      </w:pPr>
+      <w:rPr>
+        <w:rFonts w:ascii="Wingdings" w:hAnsi="Wingdings" w:hint="default"/>
+        <w:sz w:val="20"/>
+      </w:rPr>
+    </w:lvl>
+  </w:abstractNum>
+  <w:abstractNum w:abstractNumId="9" w15:restartNumberingAfterBreak="0">
+    <w:nsid w:val="57B03E74"/>
+    <w:multiLevelType w:val="hybridMultilevel"/>
+    <w:tmpl w:val="5D529B18"/>
+    <w:lvl w:ilvl="0" w:tplc="04090001">
+      <w:start w:val="1"/>
+      <w:numFmt w:val="bullet"/>
+      <w:lvlText w:val=""/>
+      <w:lvlJc w:val="left"/>
+      <w:pPr>
+        <w:ind w:left="720" w:hanging="360"/>
+      </w:pPr>
+      <w:rPr>
+        <w:rFonts w:ascii="Symbol" w:hAnsi="Symbol" w:hint="default"/>
+      </w:rPr>
+    </w:lvl>
+    <w:lvl w:ilvl="1" w:tplc="04090003" w:tentative="1">
+      <w:start w:val="1"/>
+      <w:numFmt w:val="bullet"/>
+      <w:lvlText w:val="o"/>
+      <w:lvlJc w:val="left"/>
+      <w:pPr>
+        <w:ind w:left="1440" w:hanging="360"/>
+      </w:pPr>
+      <w:rPr>
+        <w:rFonts w:ascii="Courier New" w:hAnsi="Courier New" w:cs="Courier New" w:hint="default"/>
+      </w:rPr>
+    </w:lvl>
+    <w:lvl w:ilvl="2" w:tplc="04090005" w:tentative="1">
+      <w:start w:val="1"/>
+      <w:numFmt w:val="bullet"/>
+      <w:lvlText w:val=""/>
+      <w:lvlJc w:val="left"/>
+      <w:pPr>
+        <w:ind w:left="2160" w:hanging="360"/>
+      </w:pPr>
+      <w:rPr>
+        <w:rFonts w:ascii="Wingdings" w:hAnsi="Wingdings" w:hint="default"/>
+      </w:rPr>
+    </w:lvl>
+    <w:lvl w:ilvl="3" w:tplc="04090001" w:tentative="1">
+      <w:start w:val="1"/>
+      <w:numFmt w:val="bullet"/>
+      <w:lvlText w:val=""/>
+      <w:lvlJc w:val="left"/>
+      <w:pPr>
+        <w:ind w:left="2880" w:hanging="360"/>
+      </w:pPr>
+      <w:rPr>
+        <w:rFonts w:ascii="Symbol" w:hAnsi="Symbol" w:hint="default"/>
+      </w:rPr>
+    </w:lvl>
+    <w:lvl w:ilvl="4" w:tplc="04090003" w:tentative="1">
+      <w:start w:val="1"/>
+      <w:numFmt w:val="bullet"/>
+      <w:lvlText w:val="o"/>
+      <w:lvlJc w:val="left"/>
+      <w:pPr>
+        <w:ind w:left="3600" w:hanging="360"/>
+      </w:pPr>
+      <w:rPr>
+        <w:rFonts w:ascii="Courier New" w:hAnsi="Courier New" w:cs="Courier New" w:hint="default"/>
+      </w:rPr>
+    </w:lvl>
+    <w:lvl w:ilvl="5" w:tplc="04090005" w:tentative="1">
+      <w:start w:val="1"/>
+      <w:numFmt w:val="bullet"/>
+      <w:lvlText w:val=""/>
+      <w:lvlJc w:val="left"/>
+      <w:pPr>
+        <w:ind w:left="4320" w:hanging="360"/>
+      </w:pPr>
+      <w:rPr>
+        <w:rFonts w:ascii="Wingdings" w:hAnsi="Wingdings" w:hint="default"/>
+      </w:rPr>
+    </w:lvl>
+    <w:lvl w:ilvl="6" w:tplc="04090001" w:tentative="1">
+      <w:start w:val="1"/>
+      <w:numFmt w:val="bullet"/>
+      <w:lvlText w:val=""/>
+      <w:lvlJc w:val="left"/>
+      <w:pPr>
+        <w:ind w:left="5040" w:hanging="360"/>
+      </w:pPr>
+      <w:rPr>
+        <w:rFonts w:ascii="Symbol" w:hAnsi="Symbol" w:hint="default"/>
+      </w:rPr>
+    </w:lvl>
+    <w:lvl w:ilvl="7" w:tplc="04090003" w:tentative="1">
+      <w:start w:val="1"/>
+      <w:numFmt w:val="bullet"/>
+      <w:lvlText w:val="o"/>
+      <w:lvlJc w:val="left"/>
+      <w:pPr>
+        <w:ind w:left="5760" w:hanging="360"/>
+      </w:pPr>
+      <w:rPr>
+        <w:rFonts w:ascii="Courier New" w:hAnsi="Courier New" w:cs="Courier New" w:hint="default"/>
+      </w:rPr>
+    </w:lvl>
+    <w:lvl w:ilvl="8" w:tplc="04090005" w:tentative="1">
+      <w:start w:val="1"/>
+      <w:numFmt w:val="bullet"/>
+      <w:lvlText w:val=""/>
+      <w:lvlJc w:val="left"/>
+      <w:pPr>
+        <w:ind w:left="6480" w:hanging="360"/>
+      </w:pPr>
+      <w:rPr>
+        <w:rFonts w:ascii="Wingdings" w:hAnsi="Wingdings" w:hint="default"/>
+      </w:rPr>
+    </w:lvl>
+  </w:abstractNum>
+  <w:abstractNum w:abstractNumId="10" w15:restartNumberingAfterBreak="0">
+    <w:nsid w:val="63851FE5"/>
+    <w:multiLevelType w:val="multilevel"/>
+    <w:tmpl w:val="9BB88942"/>
+    <w:lvl w:ilvl="0">
+      <w:start w:val="1"/>
+      <w:numFmt w:val="bullet"/>
+      <w:lvlText w:val=""/>
+      <w:lvlJc w:val="left"/>
+      <w:pPr>
+        <w:tabs>
+          <w:tab w:val="num" w:pos="720"/>
+        </w:tabs>
+        <w:ind w:left="720" w:hanging="360"/>
+      </w:pPr>
+      <w:rPr>
+        <w:rFonts w:ascii="Symbol" w:hAnsi="Symbol" w:hint="default"/>
+        <w:sz w:val="20"/>
+      </w:rPr>
+    </w:lvl>
+    <w:lvl w:ilvl="1" w:tentative="1">
+      <w:start w:val="1"/>
+      <w:numFmt w:val="bullet"/>
+      <w:lvlText w:val=""/>
+      <w:lvlJc w:val="left"/>
+      <w:pPr>
+        <w:tabs>
+          <w:tab w:val="num" w:pos="1440"/>
+        </w:tabs>
+        <w:ind w:left="1440" w:hanging="360"/>
+      </w:pPr>
+      <w:rPr>
+        <w:rFonts w:ascii="Symbol" w:hAnsi="Symbol" w:hint="default"/>
+        <w:sz w:val="20"/>
+      </w:rPr>
+    </w:lvl>
+    <w:lvl w:ilvl="2" w:tentative="1">
+      <w:start w:val="1"/>
+      <w:numFmt w:val="bullet"/>
+      <w:lvlText w:val=""/>
+      <w:lvlJc w:val="left"/>
+      <w:pPr>
+        <w:tabs>
+          <w:tab w:val="num" w:pos="2160"/>
+        </w:tabs>
+        <w:ind w:left="2160" w:hanging="360"/>
+      </w:pPr>
+      <w:rPr>
+        <w:rFonts w:ascii="Symbol" w:hAnsi="Symbol" w:hint="default"/>
+        <w:sz w:val="20"/>
+      </w:rPr>
+    </w:lvl>
+    <w:lvl w:ilvl="3" w:tentative="1">
+      <w:start w:val="1"/>
+      <w:numFmt w:val="bullet"/>
+      <w:lvlText w:val=""/>
+      <w:lvlJc w:val="left"/>
+      <w:pPr>
+        <w:tabs>
+          <w:tab w:val="num" w:pos="2880"/>
+        </w:tabs>
+        <w:ind w:left="2880" w:hanging="360"/>
+      </w:pPr>
+      <w:rPr>
+        <w:rFonts w:ascii="Symbol" w:hAnsi="Symbol" w:hint="default"/>
+        <w:sz w:val="20"/>
+      </w:rPr>
+    </w:lvl>
+    <w:lvl w:ilvl="4" w:tentative="1">
+      <w:start w:val="1"/>
+      <w:numFmt w:val="bullet"/>
+      <w:lvlText w:val=""/>
+      <w:lvlJc w:val="left"/>
+      <w:pPr>
+        <w:tabs>
+          <w:tab w:val="num" w:pos="3600"/>
+        </w:tabs>
+        <w:ind w:left="3600" w:hanging="360"/>
+      </w:pPr>
+      <w:rPr>
+        <w:rFonts w:ascii="Symbol" w:hAnsi="Symbol" w:hint="default"/>
+        <w:sz w:val="20"/>
+      </w:rPr>
+    </w:lvl>
+    <w:lvl w:ilvl="5" w:tentative="1">
+      <w:start w:val="1"/>
+      <w:numFmt w:val="bullet"/>
+      <w:lvlText w:val=""/>
+      <w:lvlJc w:val="left"/>
+      <w:pPr>
+        <w:tabs>
+          <w:tab w:val="num" w:pos="4320"/>
+        </w:tabs>
+        <w:ind w:left="4320" w:hanging="360"/>
+      </w:pPr>
+      <w:rPr>
+        <w:rFonts w:ascii="Symbol" w:hAnsi="Symbol" w:hint="default"/>
+        <w:sz w:val="20"/>
+      </w:rPr>
+    </w:lvl>
+    <w:lvl w:ilvl="6" w:tentative="1">
+      <w:start w:val="1"/>
+      <w:numFmt w:val="bullet"/>
+      <w:lvlText w:val=""/>
+      <w:lvlJc w:val="left"/>
+      <w:pPr>
+        <w:tabs>
+          <w:tab w:val="num" w:pos="5040"/>
+        </w:tabs>
+        <w:ind w:left="5040" w:hanging="360"/>
+      </w:pPr>
+      <w:rPr>
+        <w:rFonts w:ascii="Symbol" w:hAnsi="Symbol" w:hint="default"/>
+        <w:sz w:val="20"/>
+      </w:rPr>
+    </w:lvl>
+    <w:lvl w:ilvl="7" w:tentative="1">
+      <w:start w:val="1"/>
+      <w:numFmt w:val="bullet"/>
+      <w:lvlText w:val=""/>
+      <w:lvlJc w:val="left"/>
+      <w:pPr>
+        <w:tabs>
+          <w:tab w:val="num" w:pos="5760"/>
+        </w:tabs>
+        <w:ind w:left="5760" w:hanging="360"/>
+      </w:pPr>
+      <w:rPr>
+        <w:rFonts w:ascii="Symbol" w:hAnsi="Symbol" w:hint="default"/>
+        <w:sz w:val="20"/>
+      </w:rPr>
+    </w:lvl>
+    <w:lvl w:ilvl="8" w:tentative="1">
+      <w:start w:val="1"/>
+      <w:numFmt w:val="bullet"/>
+      <w:lvlText w:val=""/>
+      <w:lvlJc w:val="left"/>
+      <w:pPr>
+        <w:tabs>
+          <w:tab w:val="num" w:pos="6480"/>
+        </w:tabs>
+        <w:ind w:left="6480" w:hanging="360"/>
+      </w:pPr>
+      <w:rPr>
+        <w:rFonts w:ascii="Symbol" w:hAnsi="Symbol" w:hint="default"/>
+        <w:sz w:val="20"/>
+      </w:rPr>
+    </w:lvl>
+  </w:abstractNum>
+  <w:abstractNum w:abstractNumId="11" w15:restartNumberingAfterBreak="0">
+    <w:nsid w:val="63E50997"/>
+    <w:multiLevelType w:val="hybridMultilevel"/>
+    <w:tmpl w:val="4C80626A"/>
+    <w:lvl w:ilvl="0" w:tplc="08160001">
+      <w:start w:val="1"/>
+      <w:numFmt w:val="bullet"/>
+      <w:lvlText w:val=""/>
+      <w:lvlJc w:val="left"/>
+      <w:pPr>
+        <w:ind w:left="720" w:hanging="360"/>
+      </w:pPr>
+      <w:rPr>
+        <w:rFonts w:ascii="Symbol" w:hAnsi="Symbol" w:hint="default"/>
+      </w:rPr>
+    </w:lvl>
+    <w:lvl w:ilvl="1" w:tplc="08160003" w:tentative="1">
+      <w:start w:val="1"/>
+      <w:numFmt w:val="bullet"/>
+      <w:lvlText w:val="o"/>
+      <w:lvlJc w:val="left"/>
+      <w:pPr>
+        <w:ind w:left="1440" w:hanging="360"/>
+      </w:pPr>
+      <w:rPr>
+        <w:rFonts w:ascii="Courier New" w:hAnsi="Courier New" w:cs="Courier New" w:hint="default"/>
+      </w:rPr>
+    </w:lvl>
+    <w:lvl w:ilvl="2" w:tplc="08160005" w:tentative="1">
+      <w:start w:val="1"/>
+      <w:numFmt w:val="bullet"/>
+      <w:lvlText w:val=""/>
+      <w:lvlJc w:val="left"/>
+      <w:pPr>
+        <w:ind w:left="2160" w:hanging="360"/>
+      </w:pPr>
+      <w:rPr>
+        <w:rFonts w:ascii="Wingdings" w:hAnsi="Wingdings" w:hint="default"/>
+      </w:rPr>
+    </w:lvl>
+    <w:lvl w:ilvl="3" w:tplc="08160001" w:tentative="1">
+      <w:start w:val="1"/>
+      <w:numFmt w:val="bullet"/>
+      <w:lvlText w:val=""/>
+      <w:lvlJc w:val="left"/>
+      <w:pPr>
+        <w:ind w:left="2880" w:hanging="360"/>
+      </w:pPr>
+      <w:rPr>
+        <w:rFonts w:ascii="Symbol" w:hAnsi="Symbol" w:hint="default"/>
+      </w:rPr>
+    </w:lvl>
+    <w:lvl w:ilvl="4" w:tplc="08160003" w:tentative="1">
+      <w:start w:val="1"/>
+      <w:numFmt w:val="bullet"/>
+      <w:lvlText w:val="o"/>
+      <w:lvlJc w:val="left"/>
+      <w:pPr>
+        <w:ind w:left="3600" w:hanging="360"/>
+      </w:pPr>
+      <w:rPr>
+        <w:rFonts w:ascii="Courier New" w:hAnsi="Courier New" w:cs="Courier New" w:hint="default"/>
+      </w:rPr>
+    </w:lvl>
+    <w:lvl w:ilvl="5" w:tplc="08160005" w:tentative="1">
+      <w:start w:val="1"/>
+      <w:numFmt w:val="bullet"/>
+      <w:lvlText w:val=""/>
+      <w:lvlJc w:val="left"/>
+      <w:pPr>
+        <w:ind w:left="4320" w:hanging="360"/>
+      </w:pPr>
+      <w:rPr>
+        <w:rFonts w:ascii="Wingdings" w:hAnsi="Wingdings" w:hint="default"/>
+      </w:rPr>
+    </w:lvl>
+    <w:lvl w:ilvl="6" w:tplc="08160001" w:tentative="1">
+      <w:start w:val="1"/>
+      <w:numFmt w:val="bullet"/>
+      <w:lvlText w:val=""/>
+      <w:lvlJc w:val="left"/>
+      <w:pPr>
+        <w:ind w:left="5040" w:hanging="360"/>
+      </w:pPr>
+      <w:rPr>
+        <w:rFonts w:ascii="Symbol" w:hAnsi="Symbol" w:hint="default"/>
+      </w:rPr>
+    </w:lvl>
+    <w:lvl w:ilvl="7" w:tplc="08160003" w:tentative="1">
+      <w:start w:val="1"/>
+      <w:numFmt w:val="bullet"/>
+      <w:lvlText w:val="o"/>
+      <w:lvlJc w:val="left"/>
+      <w:pPr>
+        <w:ind w:left="5760" w:hanging="360"/>
+      </w:pPr>
+      <w:rPr>
+        <w:rFonts w:ascii="Courier New" w:hAnsi="Courier New" w:cs="Courier New" w:hint="default"/>
+      </w:rPr>
+    </w:lvl>
+    <w:lvl w:ilvl="8" w:tplc="08160005" w:tentative="1">
+      <w:start w:val="1"/>
+      <w:numFmt w:val="bullet"/>
+      <w:lvlText w:val=""/>
+      <w:lvlJc w:val="left"/>
+      <w:pPr>
+        <w:ind w:left="6480" w:hanging="360"/>
+      </w:pPr>
+      <w:rPr>
+        <w:rFonts w:ascii="Wingdings" w:hAnsi="Wingdings" w:hint="default"/>
+      </w:rPr>
+    </w:lvl>
+  </w:abstractNum>
+  <w:abstractNum w:abstractNumId="12" w15:restartNumberingAfterBreak="0">
+    <w:nsid w:val="6D681010"/>
+    <w:multiLevelType w:val="hybridMultilevel"/>
+    <w:tmpl w:val="AD7C0832"/>
+    <w:lvl w:ilvl="0" w:tplc="370EA692">
+      <w:start w:val="1"/>
+      <w:numFmt w:val="bullet"/>
+      <w:lvlText w:val=""/>
+      <w:lvlJc w:val="left"/>
+      <w:pPr>
+        <w:ind w:left="1004" w:hanging="360"/>
+      </w:pPr>
+      <w:rPr>
+        <w:rFonts w:ascii="Symbol" w:hAnsi="Symbol" w:hint="default"/>
+        <w:sz w:val="20"/>
+        <w:szCs w:val="20"/>
+      </w:rPr>
+    </w:lvl>
+    <w:lvl w:ilvl="1" w:tplc="08160003" w:tentative="1">
+      <w:start w:val="1"/>
+      <w:numFmt w:val="bullet"/>
+      <w:lvlText w:val="o"/>
+      <w:lvlJc w:val="left"/>
+      <w:pPr>
+        <w:ind w:left="1724" w:hanging="360"/>
+      </w:pPr>
+      <w:rPr>
+        <w:rFonts w:ascii="Courier New" w:hAnsi="Courier New" w:cs="Courier New" w:hint="default"/>
+      </w:rPr>
+    </w:lvl>
+    <w:lvl w:ilvl="2" w:tplc="08160005" w:tentative="1">
+      <w:start w:val="1"/>
+      <w:numFmt w:val="bullet"/>
+      <w:lvlText w:val=""/>
+      <w:lvlJc w:val="left"/>
+      <w:pPr>
+        <w:ind w:left="2444" w:hanging="360"/>
+      </w:pPr>
+      <w:rPr>
+        <w:rFonts w:ascii="Wingdings" w:hAnsi="Wingdings" w:hint="default"/>
+      </w:rPr>
+    </w:lvl>
+    <w:lvl w:ilvl="3" w:tplc="08160001" w:tentative="1">
+      <w:start w:val="1"/>
+      <w:numFmt w:val="bullet"/>
+      <w:lvlText w:val=""/>
+      <w:lvlJc w:val="left"/>
+      <w:pPr>
+        <w:ind w:left="3164" w:hanging="360"/>
+      </w:pPr>
+      <w:rPr>
+        <w:rFonts w:ascii="Symbol" w:hAnsi="Symbol" w:hint="default"/>
+      </w:rPr>
+    </w:lvl>
+    <w:lvl w:ilvl="4" w:tplc="08160003" w:tentative="1">
+      <w:start w:val="1"/>
+      <w:numFmt w:val="bullet"/>
+      <w:lvlText w:val="o"/>
+      <w:lvlJc w:val="left"/>
+      <w:pPr>
+        <w:ind w:left="3884" w:hanging="360"/>
+      </w:pPr>
+      <w:rPr>
+        <w:rFonts w:ascii="Courier New" w:hAnsi="Courier New" w:cs="Courier New" w:hint="default"/>
+      </w:rPr>
+    </w:lvl>
+    <w:lvl w:ilvl="5" w:tplc="08160005" w:tentative="1">
+      <w:start w:val="1"/>
+      <w:numFmt w:val="bullet"/>
+      <w:lvlText w:val=""/>
+      <w:lvlJc w:val="left"/>
+      <w:pPr>
+        <w:ind w:left="4604" w:hanging="360"/>
+      </w:pPr>
+      <w:rPr>
+        <w:rFonts w:ascii="Wingdings" w:hAnsi="Wingdings" w:hint="default"/>
+      </w:rPr>
+    </w:lvl>
+    <w:lvl w:ilvl="6" w:tplc="08160001" w:tentative="1">
+      <w:start w:val="1"/>
+      <w:numFmt w:val="bullet"/>
+      <w:lvlText w:val=""/>
+      <w:lvlJc w:val="left"/>
+      <w:pPr>
+        <w:ind w:left="5324" w:hanging="360"/>
+      </w:pPr>
+      <w:rPr>
+        <w:rFonts w:ascii="Symbol" w:hAnsi="Symbol" w:hint="default"/>
+      </w:rPr>
+    </w:lvl>
+    <w:lvl w:ilvl="7" w:tplc="08160003" w:tentative="1">
+      <w:start w:val="1"/>
+      <w:numFmt w:val="bullet"/>
+      <w:lvlText w:val="o"/>
+      <w:lvlJc w:val="left"/>
+      <w:pPr>
+        <w:ind w:left="6044" w:hanging="360"/>
+      </w:pPr>
+      <w:rPr>
+        <w:rFonts w:ascii="Courier New" w:hAnsi="Courier New" w:cs="Courier New" w:hint="default"/>
+      </w:rPr>
+    </w:lvl>
+    <w:lvl w:ilvl="8" w:tplc="08160005" w:tentative="1">
+      <w:start w:val="1"/>
+      <w:numFmt w:val="bullet"/>
+      <w:lvlText w:val=""/>
+      <w:lvlJc w:val="left"/>
+      <w:pPr>
+        <w:ind w:left="6764" w:hanging="360"/>
+      </w:pPr>
+      <w:rPr>
+        <w:rFonts w:ascii="Wingdings" w:hAnsi="Wingdings" w:hint="default"/>
+      </w:rPr>
+    </w:lvl>
+  </w:abstractNum>
+  <w:abstractNum w:abstractNumId="13" w15:restartNumberingAfterBreak="0">
+    <w:nsid w:val="71E34EED"/>
+    <w:multiLevelType w:val="hybridMultilevel"/>
+    <w:tmpl w:val="1F1E1552"/>
+    <w:lvl w:ilvl="0" w:tplc="04090001">
+      <w:start w:val="1"/>
+      <w:numFmt w:val="bullet"/>
+      <w:lvlText w:val=""/>
+      <w:lvlJc w:val="left"/>
+      <w:pPr>
+        <w:ind w:left="720" w:hanging="360"/>
+      </w:pPr>
+      <w:rPr>
+        <w:rFonts w:ascii="Symbol" w:hAnsi="Symbol" w:hint="default"/>
+      </w:rPr>
+    </w:lvl>
+    <w:lvl w:ilvl="1" w:tplc="04090003" w:tentative="1">
+      <w:start w:val="1"/>
+      <w:numFmt w:val="bullet"/>
+      <w:lvlText w:val="o"/>
+      <w:lvlJc w:val="left"/>
+      <w:pPr>
+        <w:ind w:left="1440" w:hanging="360"/>
+      </w:pPr>
+      <w:rPr>
+        <w:rFonts w:ascii="Courier New" w:hAnsi="Courier New" w:cs="Courier New" w:hint="default"/>
+      </w:rPr>
+    </w:lvl>
+    <w:lvl w:ilvl="2" w:tplc="04090005" w:tentative="1">
+      <w:start w:val="1"/>
+      <w:numFmt w:val="bullet"/>
+      <w:lvlText w:val=""/>
+      <w:lvlJc w:val="left"/>
+      <w:pPr>
+        <w:ind w:left="2160" w:hanging="360"/>
+      </w:pPr>
+      <w:rPr>
+        <w:rFonts w:ascii="Wingdings" w:hAnsi="Wingdings" w:hint="default"/>
+      </w:rPr>
+    </w:lvl>
+    <w:lvl w:ilvl="3" w:tplc="04090001" w:tentative="1">
+      <w:start w:val="1"/>
+      <w:numFmt w:val="bullet"/>
+      <w:lvlText w:val=""/>
+      <w:lvlJc w:val="left"/>
+      <w:pPr>
+        <w:ind w:left="2880" w:hanging="360"/>
+      </w:pPr>
+      <w:rPr>
+        <w:rFonts w:ascii="Symbol" w:hAnsi="Symbol" w:hint="default"/>
+      </w:rPr>
+    </w:lvl>
+    <w:lvl w:ilvl="4" w:tplc="04090003" w:tentative="1">
+      <w:start w:val="1"/>
+      <w:numFmt w:val="bullet"/>
+      <w:lvlText w:val="o"/>
+      <w:lvlJc w:val="left"/>
+      <w:pPr>
+        <w:ind w:left="3600" w:hanging="360"/>
+      </w:pPr>
+      <w:rPr>
+        <w:rFonts w:ascii="Courier New" w:hAnsi="Courier New" w:cs="Courier New" w:hint="default"/>
+      </w:rPr>
+    </w:lvl>
+    <w:lvl w:ilvl="5" w:tplc="04090005" w:tentative="1">
+      <w:start w:val="1"/>
+      <w:numFmt w:val="bullet"/>
+      <w:lvlText w:val=""/>
+      <w:lvlJc w:val="left"/>
+      <w:pPr>
+        <w:ind w:left="4320" w:hanging="360"/>
+      </w:pPr>
+      <w:rPr>
+        <w:rFonts w:ascii="Wingdings" w:hAnsi="Wingdings" w:hint="default"/>
+      </w:rPr>
+    </w:lvl>
+    <w:lvl w:ilvl="6" w:tplc="04090001" w:tentative="1">
+      <w:start w:val="1"/>
+      <w:numFmt w:val="bullet"/>
+      <w:lvlText w:val=""/>
+      <w:lvlJc w:val="left"/>
+      <w:pPr>
+        <w:ind w:left="5040" w:hanging="360"/>
+      </w:pPr>
+      <w:rPr>
+        <w:rFonts w:ascii="Symbol" w:hAnsi="Symbol" w:hint="default"/>
+      </w:rPr>
+    </w:lvl>
+    <w:lvl w:ilvl="7" w:tplc="04090003" w:tentative="1">
+      <w:start w:val="1"/>
+      <w:numFmt w:val="bullet"/>
+      <w:lvlText w:val="o"/>
+      <w:lvlJc w:val="left"/>
+      <w:pPr>
+        <w:ind w:left="5760" w:hanging="360"/>
+      </w:pPr>
+      <w:rPr>
+        <w:rFonts w:ascii="Courier New" w:hAnsi="Courier New" w:cs="Courier New" w:hint="default"/>
+      </w:rPr>
+    </w:lvl>
+    <w:lvl w:ilvl="8" w:tplc="04090005" w:tentative="1">
+      <w:start w:val="1"/>
+      <w:numFmt w:val="bullet"/>
+      <w:lvlText w:val=""/>
+      <w:lvlJc w:val="left"/>
+      <w:pPr>
+        <w:ind w:left="6480" w:hanging="360"/>
+      </w:pPr>
+      <w:rPr>
+        <w:rFonts w:ascii="Wingdings" w:hAnsi="Wingdings" w:hint="default"/>
+      </w:rPr>
+    </w:lvl>
+  </w:abstractNum>
+  <w:abstractNum w:abstractNumId="14" w15:restartNumberingAfterBreak="0">
+    <w:nsid w:val="73A9730F"/>
+    <w:multiLevelType w:val="hybridMultilevel"/>
+    <w:tmpl w:val="A5B24846"/>
+    <w:lvl w:ilvl="0" w:tplc="08160005">
+      <w:start w:val="1"/>
+      <w:numFmt w:val="bullet"/>
+      <w:lvlText w:val=""/>
+      <w:lvlJc w:val="left"/>
+      <w:pPr>
+        <w:ind w:left="1440" w:hanging="360"/>
+      </w:pPr>
+      <w:rPr>
+        <w:rFonts w:ascii="Wingdings" w:hAnsi="Wingdings" w:hint="default"/>
+      </w:rPr>
+    </w:lvl>
+    <w:lvl w:ilvl="1" w:tplc="08160003" w:tentative="1">
+      <w:start w:val="1"/>
+      <w:numFmt w:val="bullet"/>
+      <w:lvlText w:val="o"/>
+      <w:lvlJc w:val="left"/>
+      <w:pPr>
+        <w:ind w:left="2160" w:hanging="360"/>
+      </w:pPr>
+      <w:rPr>
+        <w:rFonts w:ascii="Courier New" w:hAnsi="Courier New" w:cs="Courier New" w:hint="default"/>
+      </w:rPr>
+    </w:lvl>
+    <w:lvl w:ilvl="2" w:tplc="08160005" w:tentative="1">
+      <w:start w:val="1"/>
+      <w:numFmt w:val="bullet"/>
+      <w:lvlText w:val=""/>
+      <w:lvlJc w:val="left"/>
+      <w:pPr>
+        <w:ind w:left="2880" w:hanging="360"/>
+      </w:pPr>
+      <w:rPr>
+        <w:rFonts w:ascii="Wingdings" w:hAnsi="Wingdings" w:hint="default"/>
+      </w:rPr>
+    </w:lvl>
+    <w:lvl w:ilvl="3" w:tplc="08160001" w:tentative="1">
+      <w:start w:val="1"/>
+      <w:numFmt w:val="bullet"/>
+      <w:lvlText w:val=""/>
+      <w:lvlJc w:val="left"/>
+      <w:pPr>
+        <w:ind w:left="3600" w:hanging="360"/>
+      </w:pPr>
+      <w:rPr>
+        <w:rFonts w:ascii="Symbol" w:hAnsi="Symbol" w:hint="default"/>
+      </w:rPr>
+    </w:lvl>
+    <w:lvl w:ilvl="4" w:tplc="08160003" w:tentative="1">
+      <w:start w:val="1"/>
+      <w:numFmt w:val="bullet"/>
+      <w:lvlText w:val="o"/>
+      <w:lvlJc w:val="left"/>
+      <w:pPr>
+        <w:ind w:left="4320" w:hanging="360"/>
+      </w:pPr>
+      <w:rPr>
+        <w:rFonts w:ascii="Courier New" w:hAnsi="Courier New" w:cs="Courier New" w:hint="default"/>
+      </w:rPr>
+    </w:lvl>
+    <w:lvl w:ilvl="5" w:tplc="08160005" w:tentative="1">
+      <w:start w:val="1"/>
+      <w:numFmt w:val="bullet"/>
+      <w:lvlText w:val=""/>
+      <w:lvlJc w:val="left"/>
+      <w:pPr>
+        <w:ind w:left="5040" w:hanging="360"/>
+      </w:pPr>
+      <w:rPr>
+        <w:rFonts w:ascii="Wingdings" w:hAnsi="Wingdings" w:hint="default"/>
+      </w:rPr>
+    </w:lvl>
+    <w:lvl w:ilvl="6" w:tplc="08160001" w:tentative="1">
+      <w:start w:val="1"/>
+      <w:numFmt w:val="bullet"/>
+      <w:lvlText w:val=""/>
+      <w:lvlJc w:val="left"/>
+      <w:pPr>
+        <w:ind w:left="5760" w:hanging="360"/>
+      </w:pPr>
+      <w:rPr>
+        <w:rFonts w:ascii="Symbol" w:hAnsi="Symbol" w:hint="default"/>
+      </w:rPr>
+    </w:lvl>
+    <w:lvl w:ilvl="7" w:tplc="08160003" w:tentative="1">
+      <w:start w:val="1"/>
+      <w:numFmt w:val="bullet"/>
+      <w:lvlText w:val="o"/>
+      <w:lvlJc w:val="left"/>
+      <w:pPr>
+        <w:ind w:left="6480" w:hanging="360"/>
+      </w:pPr>
+      <w:rPr>
+        <w:rFonts w:ascii="Courier New" w:hAnsi="Courier New" w:cs="Courier New" w:hint="default"/>
+      </w:rPr>
+    </w:lvl>
+    <w:lvl w:ilvl="8" w:tplc="08160005" w:tentative="1">
+      <w:start w:val="1"/>
+      <w:numFmt w:val="bullet"/>
+      <w:lvlText w:val=""/>
+      <w:lvlJc w:val="left"/>
+      <w:pPr>
+        <w:ind w:left="7200" w:hanging="360"/>
+      </w:pPr>
+      <w:rPr>
+        <w:rFonts w:ascii="Wingdings" w:hAnsi="Wingdings" w:hint="default"/>
+      </w:rPr>
+    </w:lvl>
+  </w:abstractNum>
+  <w:abstractNum w:abstractNumId="15" w15:restartNumberingAfterBreak="0">
+    <w:nsid w:val="740C34D8"/>
+    <w:multiLevelType w:val="hybridMultilevel"/>
+    <w:tmpl w:val="9B408E48"/>
+    <w:lvl w:ilvl="0" w:tplc="08160001">
+      <w:start w:val="1"/>
+      <w:numFmt w:val="bullet"/>
+      <w:lvlText w:val=""/>
+      <w:lvlJc w:val="left"/>
+      <w:pPr>
+        <w:ind w:left="720" w:hanging="360"/>
+      </w:pPr>
+      <w:rPr>
+        <w:rFonts w:ascii="Symbol" w:hAnsi="Symbol" w:hint="default"/>
+      </w:rPr>
+    </w:lvl>
+    <w:lvl w:ilvl="1" w:tplc="08160003" w:tentative="1">
+      <w:start w:val="1"/>
+      <w:numFmt w:val="bullet"/>
+      <w:lvlText w:val="o"/>
+      <w:lvlJc w:val="left"/>
+      <w:pPr>
+        <w:ind w:left="1440" w:hanging="360"/>
+      </w:pPr>
+      <w:rPr>
+        <w:rFonts w:ascii="Courier New" w:hAnsi="Courier New" w:cs="Courier New" w:hint="default"/>
+      </w:rPr>
+    </w:lvl>
+    <w:lvl w:ilvl="2" w:tplc="08160005" w:tentative="1">
+      <w:start w:val="1"/>
+      <w:numFmt w:val="bullet"/>
+      <w:lvlText w:val=""/>
+      <w:lvlJc w:val="left"/>
+      <w:pPr>
+        <w:ind w:left="2160" w:hanging="360"/>
+      </w:pPr>
+      <w:rPr>
+        <w:rFonts w:ascii="Wingdings" w:hAnsi="Wingdings" w:hint="default"/>
+      </w:rPr>
+    </w:lvl>
+    <w:lvl w:ilvl="3" w:tplc="08160001" w:tentative="1">
+      <w:start w:val="1"/>
+      <w:numFmt w:val="bullet"/>
+      <w:lvlText w:val=""/>
+      <w:lvlJc w:val="left"/>
+      <w:pPr>
+        <w:ind w:left="2880" w:hanging="360"/>
+      </w:pPr>
+      <w:rPr>
+        <w:rFonts w:ascii="Symbol" w:hAnsi="Symbol" w:hint="default"/>
+      </w:rPr>
+    </w:lvl>
+    <w:lvl w:ilvl="4" w:tplc="08160003" w:tentative="1">
+      <w:start w:val="1"/>
+      <w:numFmt w:val="bullet"/>
+      <w:lvlText w:val="o"/>
+      <w:lvlJc w:val="left"/>
+      <w:pPr>
+        <w:ind w:left="3600" w:hanging="360"/>
+      </w:pPr>
+      <w:rPr>
+        <w:rFonts w:ascii="Courier New" w:hAnsi="Courier New" w:cs="Courier New" w:hint="default"/>
+      </w:rPr>
+    </w:lvl>
+    <w:lvl w:ilvl="5" w:tplc="08160005" w:tentative="1">
+      <w:start w:val="1"/>
+      <w:numFmt w:val="bullet"/>
+      <w:lvlText w:val=""/>
+      <w:lvlJc w:val="left"/>
+      <w:pPr>
+        <w:ind w:left="4320" w:hanging="360"/>
+      </w:pPr>
+      <w:rPr>
+        <w:rFonts w:ascii="Wingdings" w:hAnsi="Wingdings" w:hint="default"/>
+      </w:rPr>
+    </w:lvl>
+    <w:lvl w:ilvl="6" w:tplc="08160001" w:tentative="1">
+      <w:start w:val="1"/>
+      <w:numFmt w:val="bullet"/>
+      <w:lvlText w:val=""/>
+      <w:lvlJc w:val="left"/>
+      <w:pPr>
+        <w:ind w:left="5040" w:hanging="360"/>
+      </w:pPr>
+      <w:rPr>
+        <w:rFonts w:ascii="Symbol" w:hAnsi="Symbol" w:hint="default"/>
+      </w:rPr>
+    </w:lvl>
+    <w:lvl w:ilvl="7" w:tplc="08160003" w:tentative="1">
+      <w:start w:val="1"/>
+      <w:numFmt w:val="bullet"/>
+      <w:lvlText w:val="o"/>
+      <w:lvlJc w:val="left"/>
+      <w:pPr>
+        <w:ind w:left="5760" w:hanging="360"/>
+      </w:pPr>
+      <w:rPr>
+        <w:rFonts w:ascii="Courier New" w:hAnsi="Courier New" w:cs="Courier New" w:hint="default"/>
+      </w:rPr>
+    </w:lvl>
+    <w:lvl w:ilvl="8" w:tplc="08160005" w:tentative="1">
+      <w:start w:val="1"/>
+      <w:numFmt w:val="bullet"/>
+      <w:lvlText w:val=""/>
+      <w:lvlJc w:val="left"/>
+      <w:pPr>
+        <w:ind w:left="6480" w:hanging="360"/>
+      </w:pPr>
+      <w:rPr>
+        <w:rFonts w:ascii="Wingdings" w:hAnsi="Wingdings" w:hint="default"/>
+      </w:rPr>
+    </w:lvl>
+  </w:abstractNum>
+  <w:abstractNum w:abstractNumId="16" w15:restartNumberingAfterBreak="0">
+    <w:nsid w:val="79587F7D"/>
+    <w:multiLevelType w:val="multilevel"/>
+    <w:tmpl w:val="6756D9A6"/>
+    <w:lvl w:ilvl="0">
+      <w:start w:val="1"/>
+      <w:numFmt w:val="bullet"/>
+      <w:lvlText w:val=""/>
+      <w:lvlJc w:val="left"/>
+      <w:pPr>
+        <w:tabs>
+          <w:tab w:val="num" w:pos="720"/>
+        </w:tabs>
+        <w:ind w:left="720" w:hanging="360"/>
+      </w:pPr>
+      <w:rPr>
+        <w:rFonts w:ascii="Symbol" w:hAnsi="Symbol" w:hint="default"/>
+        <w:sz w:val="20"/>
+      </w:rPr>
+    </w:lvl>
+    <w:lvl w:ilvl="1" w:tentative="1">
+      <w:start w:val="1"/>
+      <w:numFmt w:val="bullet"/>
+      <w:lvlText w:val="o"/>
+      <w:lvlJc w:val="left"/>
+      <w:pPr>
+        <w:tabs>
+          <w:tab w:val="num" w:pos="1440"/>
+        </w:tabs>
+        <w:ind w:left="1440" w:hanging="360"/>
+      </w:pPr>
+      <w:rPr>
+        <w:rFonts w:ascii="Courier New" w:hAnsi="Courier New" w:hint="default"/>
+        <w:sz w:val="20"/>
+      </w:rPr>
+    </w:lvl>
+    <w:lvl w:ilvl="2" w:tentative="1">
+      <w:start w:val="1"/>
+      <w:numFmt w:val="bullet"/>
+      <w:lvlText w:val=""/>
+      <w:lvlJc w:val="left"/>
+      <w:pPr>
+        <w:tabs>
+          <w:tab w:val="num" w:pos="2160"/>
+        </w:tabs>
+        <w:ind w:left="2160" w:hanging="360"/>
+      </w:pPr>
+      <w:rPr>
+        <w:rFonts w:ascii="Wingdings" w:hAnsi="Wingdings" w:hint="default"/>
+        <w:sz w:val="20"/>
+      </w:rPr>
+    </w:lvl>
+    <w:lvl w:ilvl="3" w:tentative="1">
+      <w:start w:val="1"/>
+      <w:numFmt w:val="bullet"/>
+      <w:lvlText w:val=""/>
+      <w:lvlJc w:val="left"/>
+      <w:pPr>
+        <w:tabs>
+          <w:tab w:val="num" w:pos="2880"/>
+        </w:tabs>
+        <w:ind w:left="2880" w:hanging="360"/>
+      </w:pPr>
+      <w:rPr>
+        <w:rFonts w:ascii="Wingdings" w:hAnsi="Wingdings" w:hint="default"/>
+        <w:sz w:val="20"/>
+      </w:rPr>
+    </w:lvl>
+    <w:lvl w:ilvl="4" w:tentative="1">
+      <w:start w:val="1"/>
+      <w:numFmt w:val="bullet"/>
+      <w:lvlText w:val=""/>
+      <w:lvlJc w:val="left"/>
+      <w:pPr>
+        <w:tabs>
+          <w:tab w:val="num" w:pos="3600"/>
+        </w:tabs>
+        <w:ind w:left="3600" w:hanging="360"/>
+      </w:pPr>
+      <w:rPr>
+        <w:rFonts w:ascii="Wingdings" w:hAnsi="Wingdings" w:hint="default"/>
+        <w:sz w:val="20"/>
+      </w:rPr>
+    </w:lvl>
+    <w:lvl w:ilvl="5" w:tentative="1">
+      <w:start w:val="1"/>
+      <w:numFmt w:val="bullet"/>
+      <w:lvlText w:val=""/>
+      <w:lvlJc w:val="left"/>
+      <w:pPr>
+        <w:tabs>
+          <w:tab w:val="num" w:pos="4320"/>
+        </w:tabs>
+        <w:ind w:left="4320" w:hanging="360"/>
+      </w:pPr>
+      <w:rPr>
+        <w:rFonts w:ascii="Wingdings" w:hAnsi="Wingdings" w:hint="default"/>
+        <w:sz w:val="20"/>
+      </w:rPr>
+    </w:lvl>
+    <w:lvl w:ilvl="6" w:tentative="1">
+      <w:start w:val="1"/>
+      <w:numFmt w:val="bullet"/>
+      <w:lvlText w:val=""/>
+      <w:lvlJc w:val="left"/>
+      <w:pPr>
+        <w:tabs>
+          <w:tab w:val="num" w:pos="5040"/>
+        </w:tabs>
+        <w:ind w:left="5040" w:hanging="360"/>
+      </w:pPr>
+      <w:rPr>
+        <w:rFonts w:ascii="Wingdings" w:hAnsi="Wingdings" w:hint="default"/>
+        <w:sz w:val="20"/>
+      </w:rPr>
+    </w:lvl>
+    <w:lvl w:ilvl="7" w:tentative="1">
+      <w:start w:val="1"/>
+      <w:numFmt w:val="bullet"/>
+      <w:lvlText w:val=""/>
+      <w:lvlJc w:val="left"/>
+      <w:pPr>
+        <w:tabs>
+          <w:tab w:val="num" w:pos="5760"/>
+        </w:tabs>
+        <w:ind w:left="5760" w:hanging="360"/>
+      </w:pPr>
+      <w:rPr>
+        <w:rFonts w:ascii="Wingdings" w:hAnsi="Wingdings" w:hint="default"/>
+        <w:sz w:val="20"/>
+      </w:rPr>
+    </w:lvl>
+    <w:lvl w:ilvl="8" w:tentative="1">
+      <w:start w:val="1"/>
+      <w:numFmt w:val="bullet"/>
+      <w:lvlText w:val=""/>
+      <w:lvlJc w:val="left"/>
+      <w:pPr>
+        <w:tabs>
+          <w:tab w:val="num" w:pos="6480"/>
+        </w:tabs>
+        <w:ind w:left="6480" w:hanging="360"/>
+      </w:pPr>
+      <w:rPr>
+        <w:rFonts w:ascii="Wingdings" w:hAnsi="Wingdings" w:hint="default"/>
+        <w:sz w:val="20"/>
+      </w:rPr>
+    </w:lvl>
+  </w:abstractNum>
+  <w:num w:numId="1" w16cid:durableId="423722241">
+    <w:abstractNumId w:val="10"/>
+  </w:num>
+  <w:num w:numId="2" w16cid:durableId="1706251302">
+    <w:abstractNumId w:val="12"/>
+  </w:num>
+  <w:num w:numId="3" w16cid:durableId="1023364817">
+    <w:abstractNumId w:val="5"/>
+  </w:num>
+  <w:num w:numId="4" w16cid:durableId="370765314">
+    <w:abstractNumId w:val="7"/>
+  </w:num>
+  <w:num w:numId="5" w16cid:durableId="610817122">
+    <w:abstractNumId w:val="1"/>
+  </w:num>
+  <w:num w:numId="6" w16cid:durableId="1628127563">
+    <w:abstractNumId w:val="3"/>
+  </w:num>
+  <w:num w:numId="7" w16cid:durableId="142621797">
+    <w:abstractNumId w:val="6"/>
+  </w:num>
+  <w:num w:numId="8" w16cid:durableId="876283049">
+    <w:abstractNumId w:val="15"/>
+  </w:num>
+  <w:num w:numId="9" w16cid:durableId="639775182">
+    <w:abstractNumId w:val="11"/>
+  </w:num>
+  <w:num w:numId="10" w16cid:durableId="1340159729">
+    <w:abstractNumId w:val="14"/>
+  </w:num>
+  <w:num w:numId="11" w16cid:durableId="359203137">
+    <w:abstractNumId w:val="8"/>
+  </w:num>
+  <w:num w:numId="12" w16cid:durableId="398674244">
+    <w:abstractNumId w:val="16"/>
+  </w:num>
+  <w:num w:numId="13" w16cid:durableId="1144470032">
+    <w:abstractNumId w:val="2"/>
+    <w:lvlOverride w:ilvl="0">
+      <w:startOverride w:val="1"/>
+    </w:lvlOverride>
+  </w:num>
+  <w:num w:numId="14" w16cid:durableId="300964520">
+    <w:abstractNumId w:val="0"/>
+  </w:num>
+  <w:num w:numId="15" w16cid:durableId="1460413139">
+    <w:abstractNumId w:val="4"/>
+  </w:num>
+  <w:num w:numId="16" w16cid:durableId="970014980">
+    <w:abstractNumId w:val="13"/>
+  </w:num>
+  <w:num w:numId="17" w16cid:durableId="1340810103">
+    <w:abstractNumId w:val="9"/>
+  </w:num>
+</w:numbering>
 </file>
 
 <file path=word/styles.xml><?xml version="1.0" encoding="utf-8"?>
@@ -1557,7 +6424,7 @@
     <w:lsdException w:name="Table Web 2" w:semiHidden="1" w:unhideWhenUsed="1"/>
     <w:lsdException w:name="Table Web 3" w:semiHidden="1" w:unhideWhenUsed="1"/>
     <w:lsdException w:name="Balloon Text" w:semiHidden="1" w:unhideWhenUsed="1"/>
-    <w:lsdException w:name="Table Grid" w:uiPriority="39"/>
+    <w:lsdException w:name="Table Grid" w:uiPriority="59"/>
     <w:lsdException w:name="Table Theme" w:semiHidden="1" w:unhideWhenUsed="1"/>
     <w:lsdException w:name="Placeholder Text" w:semiHidden="1"/>
     <w:lsdException w:name="No Spacing" w:uiPriority="1" w:qFormat="1"/>
@@ -1582,7 +6449,7 @@
     <w:lsdException w:name="Medium Shading 2 Accent 1" w:uiPriority="64"/>
     <w:lsdException w:name="Medium List 1 Accent 1" w:uiPriority="65"/>
     <w:lsdException w:name="Revision" w:semiHidden="1"/>
-    <w:lsdException w:name="List Paragraph" w:uiPriority="34" w:qFormat="1"/>
+    <w:lsdException w:name="List Paragraph" w:uiPriority="0" w:qFormat="1"/>
     <w:lsdException w:name="Quote" w:uiPriority="29" w:qFormat="1"/>
     <w:lsdException w:name="Intense Quote" w:uiPriority="30" w:qFormat="1"/>
     <w:lsdException w:name="Medium List 2 Accent 1" w:uiPriority="66"/>
@@ -1844,7 +6711,6 @@
     <w:next w:val="Normal"/>
     <w:link w:val="Ttulo3Carter"/>
     <w:uiPriority w:val="9"/>
-    <w:semiHidden/>
     <w:unhideWhenUsed/>
     <w:qFormat/>
     <w:rsid w:val="006501A5"/>
@@ -1867,7 +6733,6 @@
     <w:next w:val="Normal"/>
     <w:link w:val="Ttulo4Carter"/>
     <w:uiPriority w:val="9"/>
-    <w:semiHidden/>
     <w:unhideWhenUsed/>
     <w:qFormat/>
     <w:rsid w:val="006501A5"/>
@@ -2051,7 +6916,6 @@
     <w:basedOn w:val="Tipodeletrapredefinidodopargrafo"/>
     <w:link w:val="Ttulo3"/>
     <w:uiPriority w:val="9"/>
-    <w:semiHidden/>
     <w:rsid w:val="006501A5"/>
     <w:rPr>
       <w:rFonts w:eastAsiaTheme="majorEastAsia" w:cstheme="majorBidi"/>
@@ -2065,7 +6929,6 @@
     <w:basedOn w:val="Tipodeletrapredefinidodopargrafo"/>
     <w:link w:val="Ttulo4"/>
     <w:uiPriority w:val="9"/>
-    <w:semiHidden/>
     <w:rsid w:val="006501A5"/>
     <w:rPr>
       <w:rFonts w:eastAsiaTheme="majorEastAsia" w:cstheme="majorBidi"/>
@@ -2240,7 +7103,6 @@
   <w:style w:type="paragraph" w:styleId="PargrafodaLista">
     <w:name w:val="List Paragraph"/>
     <w:basedOn w:val="Normal"/>
-    <w:uiPriority w:val="34"/>
     <w:qFormat/>
     <w:rsid w:val="006501A5"/>
     <w:pPr>
@@ -2326,6 +7188,430 @@
       <w:color w:val="44546A" w:themeColor="text2"/>
       <w:sz w:val="18"/>
       <w:szCs w:val="18"/>
+    </w:rPr>
+  </w:style>
+  <w:style w:type="paragraph" w:customStyle="1" w:styleId="Titulo3">
+    <w:name w:val="Titulo 3"/>
+    <w:basedOn w:val="Ttulo3"/>
+    <w:link w:val="Titulo3Carter"/>
+    <w:qFormat/>
+    <w:rsid w:val="007B613A"/>
+    <w:pPr>
+      <w:keepNext w:val="0"/>
+      <w:keepLines w:val="0"/>
+      <w:spacing w:before="0" w:after="120" w:line="360" w:lineRule="auto"/>
+      <w:contextualSpacing/>
+      <w:jc w:val="both"/>
+    </w:pPr>
+    <w:rPr>
+      <w:rFonts w:ascii="Arial Narrow" w:hAnsi="Arial Narrow"/>
+      <w:b/>
+      <w:bCs/>
+      <w:sz w:val="32"/>
+      <w:szCs w:val="32"/>
+    </w:rPr>
+  </w:style>
+  <w:style w:type="character" w:customStyle="1" w:styleId="Titulo3Carter">
+    <w:name w:val="Titulo 3 Caráter"/>
+    <w:basedOn w:val="Ttulo2Carter"/>
+    <w:link w:val="Titulo3"/>
+    <w:rsid w:val="007B613A"/>
+    <w:rPr>
+      <w:rFonts w:ascii="Arial Narrow" w:eastAsiaTheme="majorEastAsia" w:hAnsi="Arial Narrow" w:cstheme="majorBidi"/>
+      <w:b/>
+      <w:bCs/>
+      <w:color w:val="2F5496" w:themeColor="accent1" w:themeShade="BF"/>
+      <w:kern w:val="0"/>
+      <w:sz w:val="32"/>
+      <w:szCs w:val="32"/>
+      <w:lang w:val="pt-PT"/>
+      <w14:ligatures w14:val="none"/>
+    </w:rPr>
+  </w:style>
+  <w:style w:type="paragraph" w:styleId="Cabealho">
+    <w:name w:val="header"/>
+    <w:basedOn w:val="Normal"/>
+    <w:link w:val="CabealhoCarter"/>
+    <w:uiPriority w:val="99"/>
+    <w:unhideWhenUsed/>
+    <w:rsid w:val="00DD607A"/>
+    <w:pPr>
+      <w:tabs>
+        <w:tab w:val="center" w:pos="4252"/>
+        <w:tab w:val="right" w:pos="8504"/>
+      </w:tabs>
+      <w:spacing w:after="0" w:line="240" w:lineRule="auto"/>
+    </w:pPr>
+  </w:style>
+  <w:style w:type="character" w:customStyle="1" w:styleId="CabealhoCarter">
+    <w:name w:val="Cabeçalho Caráter"/>
+    <w:basedOn w:val="Tipodeletrapredefinidodopargrafo"/>
+    <w:link w:val="Cabealho"/>
+    <w:uiPriority w:val="99"/>
+    <w:rsid w:val="00DD607A"/>
+    <w:rPr>
+      <w:kern w:val="0"/>
+      <w:sz w:val="22"/>
+      <w:szCs w:val="22"/>
+      <w:lang w:val="pt-PT"/>
+      <w14:ligatures w14:val="none"/>
+    </w:rPr>
+  </w:style>
+  <w:style w:type="paragraph" w:styleId="Rodap">
+    <w:name w:val="footer"/>
+    <w:basedOn w:val="Normal"/>
+    <w:link w:val="RodapCarter"/>
+    <w:uiPriority w:val="99"/>
+    <w:unhideWhenUsed/>
+    <w:rsid w:val="00DD607A"/>
+    <w:pPr>
+      <w:tabs>
+        <w:tab w:val="center" w:pos="4252"/>
+        <w:tab w:val="right" w:pos="8504"/>
+      </w:tabs>
+      <w:spacing w:after="0" w:line="240" w:lineRule="auto"/>
+    </w:pPr>
+  </w:style>
+  <w:style w:type="character" w:customStyle="1" w:styleId="RodapCarter">
+    <w:name w:val="Rodapé Caráter"/>
+    <w:basedOn w:val="Tipodeletrapredefinidodopargrafo"/>
+    <w:link w:val="Rodap"/>
+    <w:uiPriority w:val="99"/>
+    <w:rsid w:val="00DD607A"/>
+    <w:rPr>
+      <w:kern w:val="0"/>
+      <w:sz w:val="22"/>
+      <w:szCs w:val="22"/>
+      <w:lang w:val="pt-PT"/>
+      <w14:ligatures w14:val="none"/>
+    </w:rPr>
+  </w:style>
+  <w:style w:type="character" w:styleId="TextodoMarcadordePosio">
+    <w:name w:val="Placeholder Text"/>
+    <w:basedOn w:val="Tipodeletrapredefinidodopargrafo"/>
+    <w:uiPriority w:val="99"/>
+    <w:semiHidden/>
+    <w:rsid w:val="00DD607A"/>
+    <w:rPr>
+      <w:color w:val="808080"/>
+    </w:rPr>
+  </w:style>
+  <w:style w:type="table" w:styleId="TabelacomGrelha">
+    <w:name w:val="Table Grid"/>
+    <w:basedOn w:val="Tabelanormal"/>
+    <w:uiPriority w:val="59"/>
+    <w:rsid w:val="00DD607A"/>
+    <w:pPr>
+      <w:spacing w:after="0" w:line="240" w:lineRule="auto"/>
+    </w:pPr>
+    <w:rPr>
+      <w:kern w:val="0"/>
+      <w:sz w:val="22"/>
+      <w:szCs w:val="22"/>
+      <w:lang w:val="pt-PT"/>
+      <w14:ligatures w14:val="none"/>
+    </w:rPr>
+    <w:tblPr>
+      <w:tblBorders>
+        <w:top w:val="single" w:sz="4" w:space="0" w:color="auto"/>
+        <w:left w:val="single" w:sz="4" w:space="0" w:color="auto"/>
+        <w:bottom w:val="single" w:sz="4" w:space="0" w:color="auto"/>
+        <w:right w:val="single" w:sz="4" w:space="0" w:color="auto"/>
+        <w:insideH w:val="single" w:sz="4" w:space="0" w:color="auto"/>
+        <w:insideV w:val="single" w:sz="4" w:space="0" w:color="auto"/>
+      </w:tblBorders>
+    </w:tblPr>
+  </w:style>
+  <w:style w:type="paragraph" w:styleId="ndice1">
+    <w:name w:val="toc 1"/>
+    <w:basedOn w:val="Normal"/>
+    <w:next w:val="Normal"/>
+    <w:autoRedefine/>
+    <w:uiPriority w:val="39"/>
+    <w:unhideWhenUsed/>
+    <w:rsid w:val="00DD607A"/>
+    <w:pPr>
+      <w:tabs>
+        <w:tab w:val="left" w:pos="284"/>
+        <w:tab w:val="right" w:leader="dot" w:pos="9072"/>
+      </w:tabs>
+      <w:spacing w:after="0" w:line="360" w:lineRule="auto"/>
+    </w:pPr>
+    <w:rPr>
+      <w:rFonts w:ascii="Arial Narrow" w:hAnsi="Arial Narrow"/>
+    </w:rPr>
+  </w:style>
+  <w:style w:type="paragraph" w:styleId="ndice2">
+    <w:name w:val="toc 2"/>
+    <w:basedOn w:val="Normal"/>
+    <w:next w:val="Normal"/>
+    <w:autoRedefine/>
+    <w:uiPriority w:val="39"/>
+    <w:unhideWhenUsed/>
+    <w:rsid w:val="00DD607A"/>
+    <w:pPr>
+      <w:tabs>
+        <w:tab w:val="right" w:leader="dot" w:pos="9060"/>
+      </w:tabs>
+      <w:spacing w:after="0" w:line="360" w:lineRule="auto"/>
+      <w:ind w:left="709" w:hanging="425"/>
+    </w:pPr>
+    <w:rPr>
+      <w:rFonts w:ascii="Arial Narrow" w:hAnsi="Arial Narrow"/>
+    </w:rPr>
+  </w:style>
+  <w:style w:type="paragraph" w:styleId="ndice3">
+    <w:name w:val="toc 3"/>
+    <w:basedOn w:val="Normal"/>
+    <w:next w:val="Normal"/>
+    <w:autoRedefine/>
+    <w:uiPriority w:val="39"/>
+    <w:unhideWhenUsed/>
+    <w:rsid w:val="00DD607A"/>
+    <w:pPr>
+      <w:spacing w:after="0" w:line="276" w:lineRule="auto"/>
+      <w:ind w:left="851" w:hanging="284"/>
+    </w:pPr>
+    <w:rPr>
+      <w:rFonts w:ascii="Arial Narrow" w:hAnsi="Arial Narrow"/>
+    </w:rPr>
+  </w:style>
+  <w:style w:type="paragraph" w:styleId="ndice4">
+    <w:name w:val="toc 4"/>
+    <w:basedOn w:val="Normal"/>
+    <w:next w:val="Normal"/>
+    <w:autoRedefine/>
+    <w:uiPriority w:val="39"/>
+    <w:unhideWhenUsed/>
+    <w:rsid w:val="00DD607A"/>
+    <w:pPr>
+      <w:spacing w:after="100"/>
+      <w:ind w:left="660"/>
+    </w:pPr>
+  </w:style>
+  <w:style w:type="paragraph" w:styleId="Textodebalo">
+    <w:name w:val="Balloon Text"/>
+    <w:basedOn w:val="Normal"/>
+    <w:link w:val="TextodebaloCarter"/>
+    <w:uiPriority w:val="99"/>
+    <w:semiHidden/>
+    <w:unhideWhenUsed/>
+    <w:rsid w:val="00DD607A"/>
+    <w:pPr>
+      <w:spacing w:after="0" w:line="240" w:lineRule="auto"/>
+    </w:pPr>
+    <w:rPr>
+      <w:rFonts w:ascii="Segoe UI" w:hAnsi="Segoe UI" w:cs="Segoe UI"/>
+      <w:sz w:val="18"/>
+      <w:szCs w:val="18"/>
+    </w:rPr>
+  </w:style>
+  <w:style w:type="character" w:customStyle="1" w:styleId="TextodebaloCarter">
+    <w:name w:val="Texto de balão Caráter"/>
+    <w:basedOn w:val="Tipodeletrapredefinidodopargrafo"/>
+    <w:link w:val="Textodebalo"/>
+    <w:uiPriority w:val="99"/>
+    <w:semiHidden/>
+    <w:rsid w:val="00DD607A"/>
+    <w:rPr>
+      <w:rFonts w:ascii="Segoe UI" w:hAnsi="Segoe UI" w:cs="Segoe UI"/>
+      <w:kern w:val="0"/>
+      <w:sz w:val="18"/>
+      <w:szCs w:val="18"/>
+      <w:lang w:val="pt-PT"/>
+      <w14:ligatures w14:val="none"/>
+    </w:rPr>
+  </w:style>
+  <w:style w:type="paragraph" w:styleId="Reviso">
+    <w:name w:val="Revision"/>
+    <w:hidden/>
+    <w:uiPriority w:val="99"/>
+    <w:semiHidden/>
+    <w:rsid w:val="00DD607A"/>
+    <w:pPr>
+      <w:spacing w:after="0" w:line="240" w:lineRule="auto"/>
+    </w:pPr>
+    <w:rPr>
+      <w:kern w:val="0"/>
+      <w:sz w:val="22"/>
+      <w:szCs w:val="22"/>
+      <w:lang w:val="pt-PT"/>
+      <w14:ligatures w14:val="none"/>
+    </w:rPr>
+  </w:style>
+  <w:style w:type="character" w:styleId="Hiperligao">
+    <w:name w:val="Hyperlink"/>
+    <w:basedOn w:val="Tipodeletrapredefinidodopargrafo"/>
+    <w:uiPriority w:val="99"/>
+    <w:unhideWhenUsed/>
+    <w:rsid w:val="00DD607A"/>
+    <w:rPr>
+      <w:color w:val="0563C1" w:themeColor="hyperlink"/>
+      <w:u w:val="single"/>
+    </w:rPr>
+  </w:style>
+  <w:style w:type="paragraph" w:styleId="ndice5">
+    <w:name w:val="toc 5"/>
+    <w:basedOn w:val="Normal"/>
+    <w:next w:val="Normal"/>
+    <w:autoRedefine/>
+    <w:uiPriority w:val="39"/>
+    <w:unhideWhenUsed/>
+    <w:rsid w:val="00DD607A"/>
+    <w:pPr>
+      <w:spacing w:after="100"/>
+      <w:ind w:left="880"/>
+    </w:pPr>
+    <w:rPr>
+      <w:rFonts w:eastAsiaTheme="minorEastAsia"/>
+      <w:lang w:eastAsia="pt-PT"/>
+    </w:rPr>
+  </w:style>
+  <w:style w:type="paragraph" w:styleId="ndice6">
+    <w:name w:val="toc 6"/>
+    <w:basedOn w:val="Normal"/>
+    <w:next w:val="Normal"/>
+    <w:autoRedefine/>
+    <w:uiPriority w:val="39"/>
+    <w:unhideWhenUsed/>
+    <w:rsid w:val="00DD607A"/>
+    <w:pPr>
+      <w:spacing w:after="100"/>
+      <w:ind w:left="1100"/>
+    </w:pPr>
+    <w:rPr>
+      <w:rFonts w:eastAsiaTheme="minorEastAsia"/>
+      <w:lang w:eastAsia="pt-PT"/>
+    </w:rPr>
+  </w:style>
+  <w:style w:type="paragraph" w:styleId="ndice7">
+    <w:name w:val="toc 7"/>
+    <w:basedOn w:val="Normal"/>
+    <w:next w:val="Normal"/>
+    <w:autoRedefine/>
+    <w:uiPriority w:val="39"/>
+    <w:unhideWhenUsed/>
+    <w:rsid w:val="00DD607A"/>
+    <w:pPr>
+      <w:spacing w:after="100"/>
+      <w:ind w:left="1320"/>
+    </w:pPr>
+    <w:rPr>
+      <w:rFonts w:eastAsiaTheme="minorEastAsia"/>
+      <w:lang w:eastAsia="pt-PT"/>
+    </w:rPr>
+  </w:style>
+  <w:style w:type="paragraph" w:styleId="ndice8">
+    <w:name w:val="toc 8"/>
+    <w:basedOn w:val="Normal"/>
+    <w:next w:val="Normal"/>
+    <w:autoRedefine/>
+    <w:uiPriority w:val="39"/>
+    <w:unhideWhenUsed/>
+    <w:rsid w:val="00DD607A"/>
+    <w:pPr>
+      <w:spacing w:after="100"/>
+      <w:ind w:left="1540"/>
+    </w:pPr>
+    <w:rPr>
+      <w:rFonts w:eastAsiaTheme="minorEastAsia"/>
+      <w:lang w:eastAsia="pt-PT"/>
+    </w:rPr>
+  </w:style>
+  <w:style w:type="paragraph" w:styleId="ndice9">
+    <w:name w:val="toc 9"/>
+    <w:basedOn w:val="Normal"/>
+    <w:next w:val="Normal"/>
+    <w:autoRedefine/>
+    <w:uiPriority w:val="39"/>
+    <w:unhideWhenUsed/>
+    <w:rsid w:val="00DD607A"/>
+    <w:pPr>
+      <w:spacing w:after="100"/>
+      <w:ind w:left="1760"/>
+    </w:pPr>
+    <w:rPr>
+      <w:rFonts w:eastAsiaTheme="minorEastAsia"/>
+      <w:lang w:eastAsia="pt-PT"/>
+    </w:rPr>
+  </w:style>
+  <w:style w:type="paragraph" w:styleId="ndicedeilustraes">
+    <w:name w:val="table of figures"/>
+    <w:basedOn w:val="Normal"/>
+    <w:next w:val="Normal"/>
+    <w:uiPriority w:val="99"/>
+    <w:unhideWhenUsed/>
+    <w:rsid w:val="00DD607A"/>
+    <w:pPr>
+      <w:spacing w:after="0" w:line="360" w:lineRule="auto"/>
+    </w:pPr>
+    <w:rPr>
+      <w:rFonts w:ascii="Arial Narrow" w:hAnsi="Arial Narrow"/>
+      <w:color w:val="000000" w:themeColor="text1"/>
+    </w:rPr>
+  </w:style>
+  <w:style w:type="paragraph" w:styleId="Cabealhodondice">
+    <w:name w:val="TOC Heading"/>
+    <w:basedOn w:val="Ttulo1"/>
+    <w:next w:val="Normal"/>
+    <w:uiPriority w:val="39"/>
+    <w:unhideWhenUsed/>
+    <w:qFormat/>
+    <w:rsid w:val="00DD607A"/>
+    <w:pPr>
+      <w:spacing w:before="240" w:after="0"/>
+      <w:outlineLvl w:val="9"/>
+    </w:pPr>
+    <w:rPr>
+      <w:sz w:val="32"/>
+      <w:szCs w:val="32"/>
+      <w:lang w:eastAsia="pt-PT"/>
+    </w:rPr>
+  </w:style>
+  <w:style w:type="character" w:styleId="MenoNoResolvida">
+    <w:name w:val="Unresolved Mention"/>
+    <w:basedOn w:val="Tipodeletrapredefinidodopargrafo"/>
+    <w:uiPriority w:val="99"/>
+    <w:semiHidden/>
+    <w:unhideWhenUsed/>
+    <w:rsid w:val="00DD607A"/>
+    <w:rPr>
+      <w:color w:val="605E5C"/>
+      <w:shd w:val="clear" w:color="auto" w:fill="E1DFDD"/>
+    </w:rPr>
+  </w:style>
+  <w:style w:type="character" w:styleId="Hiperligaovisitada">
+    <w:name w:val="FollowedHyperlink"/>
+    <w:basedOn w:val="Tipodeletrapredefinidodopargrafo"/>
+    <w:uiPriority w:val="99"/>
+    <w:semiHidden/>
+    <w:unhideWhenUsed/>
+    <w:rsid w:val="00DD607A"/>
+    <w:rPr>
+      <w:color w:val="954F72" w:themeColor="followedHyperlink"/>
+      <w:u w:val="single"/>
+    </w:rPr>
+  </w:style>
+  <w:style w:type="paragraph" w:styleId="Listacommarcas">
+    <w:name w:val="List Bullet"/>
+    <w:basedOn w:val="Normal"/>
+    <w:uiPriority w:val="99"/>
+    <w:unhideWhenUsed/>
+    <w:rsid w:val="00DD607A"/>
+    <w:pPr>
+      <w:numPr>
+        <w:numId w:val="14"/>
+      </w:numPr>
+      <w:tabs>
+        <w:tab w:val="clear" w:pos="360"/>
+      </w:tabs>
+      <w:spacing w:after="120" w:line="264" w:lineRule="auto"/>
+      <w:ind w:left="0" w:firstLine="0"/>
+      <w:contextualSpacing/>
+    </w:pPr>
+    <w:rPr>
+      <w:rFonts w:ascii="Calibri" w:eastAsia="Calibri" w:hAnsi="Calibri"/>
+      <w:lang w:val="en-US"/>
     </w:rPr>
   </w:style>
 </w:styles>
